--- a/result/cnn_finance_rapor.docx
+++ b/result/cnn_finance_rapor.docx
@@ -1,6 +1,6 @@
 
 <file path=word/document.xml><?xml version="1.0" encoding="utf-8"?>
-<w:document xmlns:wpc="http://schemas.microsoft.com/office/word/2010/wordprocessingCanvas" xmlns:mc="http://schemas.openxmlformats.org/markup-compatibility/2006" xmlns:o="urn:schemas-microsoft-com:office:office" xmlns:r="http://schemas.openxmlformats.org/officeDocument/2006/relationships" xmlns:m="http://schemas.openxmlformats.org/officeDocument/2006/math" xmlns:v="urn:schemas-microsoft-com:vml" xmlns:wp14="http://schemas.microsoft.com/office/word/2010/wordprocessingDrawing" xmlns:wp="http://schemas.openxmlformats.org/drawingml/2006/wordprocessingDrawing" xmlns:w10="urn:schemas-microsoft-com:office:word" xmlns:w="http://schemas.openxmlformats.org/wordprocessingml/2006/main" xmlns:w14="http://schemas.microsoft.com/office/word/2010/wordml" xmlns:w15="http://schemas.microsoft.com/office/word/2012/wordml" xmlns:wpg="http://schemas.microsoft.com/office/word/2010/wordprocessingGroup" xmlns:wpi="http://schemas.microsoft.com/office/word/2010/wordprocessingInk" xmlns:wne="http://schemas.microsoft.com/office/word/2006/wordml" xmlns:wps="http://schemas.microsoft.com/office/word/2010/wordprocessingShape" mc:Ignorable="w14 w15 wp14">
+<w:document xmlns:wpc="http://schemas.microsoft.com/office/word/2010/wordprocessingCanvas" xmlns:cx="http://schemas.microsoft.com/office/drawing/2014/chartex" xmlns:cx1="http://schemas.microsoft.com/office/drawing/2015/9/8/chartex" xmlns:cx2="http://schemas.microsoft.com/office/drawing/2015/10/21/chartex" xmlns:cx3="http://schemas.microsoft.com/office/drawing/2016/5/9/chartex" xmlns:cx4="http://schemas.microsoft.com/office/drawing/2016/5/10/chartex" xmlns:cx5="http://schemas.microsoft.com/office/drawing/2016/5/11/chartex" xmlns:cx6="http://schemas.microsoft.com/office/drawing/2016/5/12/chartex" xmlns:cx7="http://schemas.microsoft.com/office/drawing/2016/5/13/chartex" xmlns:cx8="http://schemas.microsoft.com/office/drawing/2016/5/14/chartex" xmlns:mc="http://schemas.openxmlformats.org/markup-compatibility/2006" xmlns:aink="http://schemas.microsoft.com/office/drawing/2016/ink" xmlns:am3d="http://schemas.microsoft.com/office/drawing/2017/model3d" xmlns:o="urn:schemas-microsoft-com:office:office" xmlns:r="http://schemas.openxmlformats.org/officeDocument/2006/relationships" xmlns:m="http://schemas.openxmlformats.org/officeDocument/2006/math" xmlns:v="urn:schemas-microsoft-com:vml" xmlns:wp14="http://schemas.microsoft.com/office/word/2010/wordprocessingDrawing" xmlns:wp="http://schemas.openxmlformats.org/drawingml/2006/wordprocessingDrawing" xmlns:w10="urn:schemas-microsoft-com:office:word" xmlns:w="http://schemas.openxmlformats.org/wordprocessingml/2006/main" xmlns:w14="http://schemas.microsoft.com/office/word/2010/wordml" xmlns:w15="http://schemas.microsoft.com/office/word/2012/wordml" xmlns:w16se="http://schemas.microsoft.com/office/word/2015/wordml/symex" xmlns:wpg="http://schemas.microsoft.com/office/word/2010/wordprocessingGroup" xmlns:wpi="http://schemas.microsoft.com/office/word/2010/wordprocessingInk" xmlns:wne="http://schemas.microsoft.com/office/word/2006/wordml" xmlns:wps="http://schemas.microsoft.com/office/word/2010/wordprocessingShape" mc:Ignorable="w14 w15 w16se wp14">
   <w:body>
     <w:p>
       <w:pPr>
@@ -33,6 +33,158 @@
     </w:p>
     <w:p>
       <w:pPr>
+        <w:jc w:val="both"/>
+        <w:rPr>
+          <w:lang w:val="tr-TR"/>
+        </w:rPr>
+      </w:pPr>
+      <w:r>
+        <w:rPr>
+          <w:lang w:val="tr-TR"/>
+        </w:rPr>
+        <w:t xml:space="preserve">Günümüzde finans alanında </w:t>
+      </w:r>
+      <w:r>
+        <w:rPr>
+          <w:lang w:val="tr-TR"/>
+        </w:rPr>
+        <w:t>birçok</w:t>
+      </w:r>
+      <w:r>
+        <w:rPr>
+          <w:lang w:val="tr-TR"/>
+        </w:rPr>
+        <w:t xml:space="preserve"> çalışma yapılmakta </w:t>
+      </w:r>
+      <w:r>
+        <w:rPr>
+          <w:lang w:val="tr-TR"/>
+        </w:rPr>
+        <w:t xml:space="preserve">ve bunların başında hisse senedinin gelecek bir zamandaki fiyatının ne olacağı gelmektedir. Fiyatın miktarının yanı sıra, artış ya da azalış olacağının tahmini </w:t>
+      </w:r>
+      <w:r>
+        <w:rPr>
+          <w:lang w:val="tr-TR"/>
+        </w:rPr>
+        <w:t>yani kısaca trendin</w:t>
+      </w:r>
+      <w:r>
+        <w:rPr>
+          <w:lang w:val="tr-TR"/>
+        </w:rPr>
+        <w:t xml:space="preserve"> tahmini de oldukça önem arz etmektedir</w:t>
+      </w:r>
+      <w:r>
+        <w:rPr>
+          <w:lang w:val="tr-TR"/>
+        </w:rPr>
+        <w:t xml:space="preserve">. Bu </w:t>
+      </w:r>
+      <w:r>
+        <w:rPr>
+          <w:lang w:val="tr-TR"/>
+        </w:rPr>
+        <w:t>projede evrişimsel</w:t>
+      </w:r>
+      <w:r>
+        <w:rPr>
+          <w:lang w:val="tr-TR"/>
+        </w:rPr>
+        <w:t xml:space="preserve"> sinir ağı kullanarak trend tespiti yapılmaya çalışıldı.</w:t>
+      </w:r>
+    </w:p>
+    <w:p>
+      <w:pPr>
+        <w:pStyle w:val="Heading2"/>
+        <w:rPr>
+          <w:lang w:val="tr-TR"/>
+        </w:rPr>
+      </w:pPr>
+      <w:r>
+        <w:rPr>
+          <w:lang w:val="tr-TR"/>
+        </w:rPr>
+        <w:t>Giriş</w:t>
+      </w:r>
+    </w:p>
+    <w:p>
+      <w:pPr>
+        <w:rPr>
+          <w:lang w:val="tr-TR"/>
+        </w:rPr>
+      </w:pPr>
+      <w:r>
+        <w:rPr>
+          <w:lang w:val="tr-TR"/>
+        </w:rPr>
+        <w:t xml:space="preserve">Market üzerinde tahmin yapmak oldukça zor bir problem olarak görülür. Bunun sebebi marketteki belirsizliklerin oldukça çok olmasıdır. Market fiyatlarını, politika, insanların </w:t>
+      </w:r>
+      <w:r>
+        <w:rPr>
+          <w:lang w:val="tr-TR"/>
+        </w:rPr>
+        <w:t>şirket üzerindeki görüşleri, ülkenin genel durumu gibi faktörler etkilemektedir. Bilimsel araştırmalara göre, market fiyatları rastgeleden daha çok çok fazla değişkeni olan linear olmayan bir model olarak ele alınabilir.</w:t>
+      </w:r>
+    </w:p>
+    <w:p>
+      <w:pPr>
+        <w:pStyle w:val="Heading2"/>
+        <w:rPr>
+          <w:lang w:val="tr-TR"/>
+        </w:rPr>
+      </w:pPr>
+      <w:r>
+        <w:rPr>
+          <w:lang w:val="tr-TR"/>
+        </w:rPr>
+        <w:t>Araştırmalar</w:t>
+      </w:r>
+    </w:p>
+    <w:p>
+      <w:pPr>
+        <w:jc w:val="both"/>
+        <w:rPr>
+          <w:lang w:val="tr-TR"/>
+        </w:rPr>
+      </w:pPr>
+    </w:p>
+    <w:p>
+      <w:pPr>
+        <w:pStyle w:val="Heading2"/>
+        <w:rPr>
+          <w:lang w:val="tr-TR"/>
+        </w:rPr>
+      </w:pPr>
+      <w:r>
+        <w:rPr>
+          <w:lang w:val="tr-TR"/>
+        </w:rPr>
+        <w:t>Teknik Analiz</w:t>
+      </w:r>
+    </w:p>
+    <w:p>
+      <w:pPr>
+        <w:pStyle w:val="Heading3"/>
+        <w:ind w:firstLine="360"/>
+        <w:rPr>
+          <w:lang w:val="tr-TR"/>
+        </w:rPr>
+      </w:pPr>
+      <w:r>
+        <w:rPr>
+          <w:lang w:val="tr-TR"/>
+        </w:rPr>
+        <w:t>Ver</w:t>
+      </w:r>
+      <w:r>
+        <w:rPr>
+          <w:lang w:val="tr-TR"/>
+        </w:rPr>
+        <w:t>i</w:t>
+      </w:r>
+    </w:p>
+    <w:p>
+      <w:pPr>
         <w:ind w:left="360"/>
         <w:jc w:val="both"/>
         <w:rPr>
@@ -43,77 +195,64 @@
         <w:rPr>
           <w:lang w:val="tr-TR"/>
         </w:rPr>
-        <w:t xml:space="preserve">Günümüzde finans alanında </w:t>
-      </w:r>
-      <w:r>
-        <w:rPr>
-          <w:lang w:val="tr-TR"/>
-        </w:rPr>
-        <w:t>birçok</w:t>
-      </w:r>
-      <w:r>
-        <w:rPr>
-          <w:lang w:val="tr-TR"/>
-        </w:rPr>
-        <w:t xml:space="preserve"> çalışma yapılmakta ve bunların başında gelecekteki hisse senedi fiyatının artacağı mı yoksa azalacağımı yani kısaca trendin ne olacağı gelmektedir. </w:t>
-      </w:r>
-      <w:r>
-        <w:rPr>
-          <w:lang w:val="tr-TR"/>
-        </w:rPr>
-        <w:t>Birçok</w:t>
-      </w:r>
-      <w:r>
-        <w:rPr>
-          <w:lang w:val="tr-TR"/>
-        </w:rPr>
-        <w:t xml:space="preserve"> yöntem bu tespit için kullanılmaktadır. Bu </w:t>
-      </w:r>
-      <w:r>
-        <w:rPr>
-          <w:lang w:val="tr-TR"/>
-        </w:rPr>
-        <w:t>projede evrişimsel</w:t>
-      </w:r>
-      <w:r>
-        <w:rPr>
-          <w:lang w:val="tr-TR"/>
-        </w:rPr>
-        <w:t xml:space="preserve"> sinir ağı kullanarak </w:t>
-      </w:r>
-      <w:proofErr w:type="gramStart"/>
-      <w:r>
-        <w:rPr>
-          <w:lang w:val="tr-TR"/>
-        </w:rPr>
-        <w:t>trend</w:t>
-      </w:r>
-      <w:proofErr w:type="gramEnd"/>
-      <w:r>
-        <w:rPr>
-          <w:lang w:val="tr-TR"/>
-        </w:rPr>
-        <w:t xml:space="preserve"> tespiti yapılmaya çalışıldı. </w:t>
-      </w:r>
-    </w:p>
-    <w:p>
-      <w:pPr>
-        <w:pStyle w:val="Heading2"/>
-        <w:rPr>
-          <w:lang w:val="tr-TR"/>
-        </w:rPr>
-      </w:pPr>
-      <w:r>
-        <w:rPr>
-          <w:lang w:val="tr-TR"/>
-        </w:rPr>
-        <w:t>Ver</w:t>
-      </w:r>
-      <w:r>
-        <w:rPr>
-          <w:lang w:val="tr-TR"/>
-        </w:rPr>
-        <w:t>i</w:t>
+        <w:t xml:space="preserve">Veri </w:t>
+      </w:r>
+      <w:r>
+        <w:rPr>
+          <w:lang w:val="tr-TR"/>
+        </w:rPr>
+        <w:t>olarak Amerikan</w:t>
+      </w:r>
+      <w:r>
+        <w:rPr>
+          <w:lang w:val="tr-TR"/>
+        </w:rPr>
+        <w:t xml:space="preserve"> borsasında işlem gören </w:t>
+      </w:r>
+      <w:r>
+        <w:rPr>
+          <w:lang w:val="tr-TR"/>
+        </w:rPr>
+        <w:t xml:space="preserve">19 adet yatırım fonunun 2000 ile 2017 arasındaki verileri kullanıldı. </w:t>
+      </w:r>
+      <w:r>
+        <w:rPr>
+          <w:lang w:val="tr-TR"/>
+        </w:rPr>
+        <w:t xml:space="preserve">Yatırım fonu kullanılmasının sebebi bu fonların çok fazla hisse senedinden oluşması ve dolayısıyla küçük etkilerden etkilenmiyor olmasıdır. </w:t>
+      </w:r>
+      <w:r>
+        <w:rPr>
+          <w:lang w:val="tr-TR"/>
+        </w:rPr>
+        <w:t>XLF, XLU, XLI, SPY, XLP, EWG, XLB, XLK, XLV, , , EWH, EWC, XLY, EWW, DIA, XLE, EWA, EWJ kullanılan 19 yatırım fonunun kısaltmasıdır.</w:t>
+      </w:r>
+    </w:p>
+    <w:p>
+      <w:pPr>
+        <w:pStyle w:val="Heading3"/>
+        <w:ind w:firstLine="360"/>
+        <w:rPr>
+          <w:lang w:val="tr-TR"/>
+        </w:rPr>
+      </w:pPr>
+      <w:r>
+        <w:rPr>
+          <w:lang w:val="tr-TR"/>
+        </w:rPr>
+        <w:t>İndikatörler</w:t>
+      </w:r>
+      <w:r>
+        <w:rPr>
+          <w:lang w:val="tr-TR"/>
+        </w:rPr>
+        <w:t xml:space="preserve"> ve </w:t>
+      </w:r>
+      <w:r>
+        <w:rPr>
+          <w:lang w:val="tr-TR"/>
+        </w:rPr>
+        <w:t>Öznitelikler</w:t>
       </w:r>
     </w:p>
     <w:p>
@@ -128,63 +267,299 @@
         <w:rPr>
           <w:lang w:val="tr-TR"/>
         </w:rPr>
-        <w:t xml:space="preserve">Veri </w:t>
-      </w:r>
-      <w:r>
-        <w:rPr>
-          <w:lang w:val="tr-TR"/>
-        </w:rPr>
-        <w:t>olarak Amerikan</w:t>
-      </w:r>
-      <w:r>
-        <w:rPr>
-          <w:lang w:val="tr-TR"/>
-        </w:rPr>
-        <w:t xml:space="preserve"> borsasında işlem gören </w:t>
-      </w:r>
-      <w:r>
-        <w:rPr>
-          <w:lang w:val="tr-TR"/>
-        </w:rPr>
-        <w:t xml:space="preserve">19 adet yatırım fonunun 2000 ile 2017 arasındaki verileri kullanıldı. </w:t>
-      </w:r>
-      <w:r>
-        <w:rPr>
-          <w:lang w:val="tr-TR"/>
-        </w:rPr>
-        <w:t xml:space="preserve">Yatırım fonu kullanılmasının sebebi bu fonların çok fazla hisse senedinden oluşması ve dolayısıyla küçük etkilerden etkilenmiyor olmasıdır. </w:t>
-      </w:r>
-      <w:r>
-        <w:rPr>
-          <w:lang w:val="tr-TR"/>
-        </w:rPr>
-        <w:t>XLF, XLU, XLI, SPY, XLP, EWG, XLB, XLK, XLV, EWU, QQQ, EWH, EWC, XLY, EWW, DIA, XLE, EWA, EWJ kullanılan 19 yatırım fonunun kısaltmasıdır.</w:t>
-      </w:r>
-    </w:p>
-    <w:p>
-      <w:pPr>
-        <w:pStyle w:val="Heading2"/>
-        <w:rPr>
-          <w:lang w:val="tr-TR"/>
-        </w:rPr>
-      </w:pPr>
-      <w:r>
-        <w:rPr>
-          <w:lang w:val="tr-TR"/>
-        </w:rPr>
-        <w:t>İndikatörler</w:t>
-      </w:r>
-      <w:r>
-        <w:rPr>
-          <w:lang w:val="tr-TR"/>
-        </w:rPr>
-        <w:t xml:space="preserve"> ve </w:t>
-      </w:r>
-      <w:r>
-        <w:rPr>
-          <w:lang w:val="tr-TR"/>
-        </w:rPr>
-        <w:t>Öznitelikler</w:t>
+        <w:t xml:space="preserve">Sistemi besleyebilmek için fonun kendi verisi dışında yardımcı elemanlar kullanıldı. Bunlar önemli </w:t>
+      </w:r>
+      <w:r>
+        <w:rPr>
+          <w:lang w:val="tr-TR"/>
+        </w:rPr>
+        <w:t>indikatörlerden</w:t>
+      </w:r>
+      <w:r>
+        <w:rPr>
+          <w:lang w:val="tr-TR"/>
+        </w:rPr>
+        <w:t xml:space="preserve"> seçildi. </w:t>
+      </w:r>
+      <w:r>
+        <w:rPr>
+          <w:lang w:val="tr-TR"/>
+        </w:rPr>
+        <w:t xml:space="preserve">RSI, SMA, MACD, Williams R, Stochastic Osilatör, Ultimate Osilatör ve MFI </w:t>
+      </w:r>
+      <w:r>
+        <w:rPr>
+          <w:lang w:val="tr-TR"/>
+        </w:rPr>
+        <w:t xml:space="preserve">gibi </w:t>
+      </w:r>
+      <w:r>
+        <w:rPr>
+          <w:lang w:val="tr-TR"/>
+        </w:rPr>
+        <w:t>indikatörler</w:t>
+      </w:r>
+      <w:r>
+        <w:rPr>
+          <w:lang w:val="tr-TR"/>
+        </w:rPr>
+        <w:t xml:space="preserve"> sisteme </w:t>
+      </w:r>
+      <w:r>
+        <w:rPr>
+          <w:lang w:val="tr-TR"/>
+        </w:rPr>
+        <w:t>dâhil</w:t>
+      </w:r>
+      <w:r>
+        <w:rPr>
+          <w:lang w:val="tr-TR"/>
+        </w:rPr>
+        <w:t xml:space="preserve"> edildi</w:t>
+      </w:r>
+      <w:r>
+        <w:rPr>
+          <w:lang w:val="tr-TR"/>
+        </w:rPr>
+        <w:t xml:space="preserve">. </w:t>
+      </w:r>
+      <w:r>
+        <w:rPr>
+          <w:lang w:val="tr-TR"/>
+        </w:rPr>
+        <w:t xml:space="preserve">Verinin kendisi ve bu </w:t>
+      </w:r>
+      <w:r>
+        <w:rPr>
+          <w:lang w:val="tr-TR"/>
+        </w:rPr>
+        <w:t>indikatörlerin</w:t>
+      </w:r>
+      <w:r>
+        <w:rPr>
+          <w:lang w:val="tr-TR"/>
+        </w:rPr>
+        <w:t xml:space="preserve"> belirli bir kısmı</w:t>
+      </w:r>
+      <w:r>
+        <w:rPr>
+          <w:lang w:val="tr-TR"/>
+        </w:rPr>
+        <w:t>,</w:t>
+      </w:r>
+      <w:r>
+        <w:rPr>
+          <w:lang w:val="tr-TR"/>
+        </w:rPr>
+        <w:t xml:space="preserve"> modelin öznitelikleri olarak seçildi. Öznitelik sayısını </w:t>
+      </w:r>
+      <w:r>
+        <w:rPr>
+          <w:lang w:val="tr-TR"/>
+        </w:rPr>
+        <w:t>indikatörlerin</w:t>
+      </w:r>
+      <w:r>
+        <w:rPr>
+          <w:lang w:val="tr-TR"/>
+        </w:rPr>
+        <w:t xml:space="preserve"> pe</w:t>
+      </w:r>
+      <w:r>
+        <w:rPr>
+          <w:lang w:val="tr-TR"/>
+        </w:rPr>
+        <w:t>riyotları ayarlanarak arttırıldı</w:t>
+      </w:r>
+      <w:r>
+        <w:rPr>
+          <w:lang w:val="tr-TR"/>
+        </w:rPr>
+        <w:t>. Bu şekilde 28 adet öznitelik kurulacak model için seçildi.</w:t>
+      </w:r>
+      <w:r>
+        <w:rPr>
+          <w:lang w:val="tr-TR"/>
+        </w:rPr>
+        <w:t xml:space="preserve"> Örneğin, ünlü RSI’ı ele alacak olursak; RSI belirli periyottaki kazanç ve kaybın birbirine oranlanması ile elde edilen bilginin 0 ile 100 arasına yayılarak normalize edilen güçlü bir indikatördür. Denklem 1. de RSI görülebilir. Bu denklemde t değeri periyodu ifade etmekte olup RSI değerlenin belirlenmesinde fiyatın yanında kullanılan ikinci değişkendir.</w:t>
+      </w:r>
+    </w:p>
+    <w:p>
+      <w:pPr>
+        <w:ind w:left="3960" w:firstLine="360"/>
+        <w:rPr>
+          <w:rFonts w:eastAsiaTheme="minorEastAsia"/>
+          <w:lang w:val="tr-TR"/>
+        </w:rPr>
+      </w:pPr>
+      <m:oMath>
+        <m:r>
+          <w:rPr>
+            <w:rFonts w:ascii="Cambria Math" w:hAnsi="Cambria Math"/>
+            <w:lang w:val="tr-TR"/>
+          </w:rPr>
+          <m:t xml:space="preserve">RSI=100- </m:t>
+        </m:r>
+        <m:f>
+          <m:fPr>
+            <m:ctrlPr>
+              <w:rPr>
+                <w:rFonts w:ascii="Cambria Math" w:hAnsi="Cambria Math"/>
+                <w:i/>
+                <w:lang w:val="tr-TR"/>
+              </w:rPr>
+            </m:ctrlPr>
+          </m:fPr>
+          <m:num>
+            <m:r>
+              <w:rPr>
+                <w:rFonts w:ascii="Cambria Math" w:hAnsi="Cambria Math"/>
+                <w:lang w:val="tr-TR"/>
+              </w:rPr>
+              <m:t>100</m:t>
+            </m:r>
+          </m:num>
+          <m:den>
+            <m:r>
+              <w:rPr>
+                <w:rFonts w:ascii="Cambria Math" w:hAnsi="Cambria Math"/>
+                <w:lang w:val="tr-TR"/>
+              </w:rPr>
+              <m:t>1+R</m:t>
+            </m:r>
+            <m:r>
+              <w:rPr>
+                <w:rFonts w:ascii="Cambria Math" w:hAnsi="Cambria Math"/>
+                <w:lang w:val="tr-TR"/>
+              </w:rPr>
+              <m:t>S</m:t>
+            </m:r>
+          </m:den>
+        </m:f>
+      </m:oMath>
+      <w:r>
+        <w:rPr>
+          <w:rFonts w:eastAsiaTheme="minorEastAsia"/>
+          <w:lang w:val="tr-TR"/>
+        </w:rPr>
+        <w:tab/>
+      </w:r>
+      <w:r>
+        <w:rPr>
+          <w:rFonts w:eastAsiaTheme="minorEastAsia"/>
+          <w:lang w:val="tr-TR"/>
+        </w:rPr>
+        <w:tab/>
+        <w:t>(1)</w:t>
+      </w:r>
+    </w:p>
+    <w:p>
+      <w:pPr>
+        <w:ind w:left="4320"/>
+        <w:rPr>
+          <w:rFonts w:ascii="Courier New" w:eastAsia="Times New Roman" w:hAnsi="Courier New" w:cs="Courier New"/>
+          <w:color w:val="333333"/>
+          <w:sz w:val="20"/>
+          <w:szCs w:val="20"/>
+          <w:lang w:val="tr-TR" w:eastAsia="tr-TR"/>
+        </w:rPr>
+      </w:pPr>
+      <m:oMath>
+        <m:r>
+          <w:rPr>
+            <w:rFonts w:ascii="Cambria Math" w:hAnsi="Cambria Math"/>
+            <w:lang w:val="tr-TR"/>
+          </w:rPr>
+          <m:t xml:space="preserve">RS= </m:t>
+        </m:r>
+        <m:f>
+          <m:fPr>
+            <m:ctrlPr>
+              <w:rPr>
+                <w:rFonts w:ascii="Cambria Math" w:hAnsi="Cambria Math"/>
+                <w:i/>
+                <w:lang w:val="tr-TR"/>
+              </w:rPr>
+            </m:ctrlPr>
+          </m:fPr>
+          <m:num>
+            <m:nary>
+              <m:naryPr>
+                <m:chr m:val="∑"/>
+                <m:limLoc m:val="undOvr"/>
+                <m:supHide m:val="1"/>
+                <m:ctrlPr>
+                  <w:rPr>
+                    <w:rFonts w:ascii="Cambria Math" w:hAnsi="Cambria Math"/>
+                    <w:i/>
+                    <w:lang w:val="tr-TR"/>
+                  </w:rPr>
+                </m:ctrlPr>
+              </m:naryPr>
+              <m:sub>
+                <m:r>
+                  <w:rPr>
+                    <w:rFonts w:ascii="Cambria Math" w:hAnsi="Cambria Math"/>
+                    <w:lang w:val="tr-TR"/>
+                  </w:rPr>
+                  <m:t>t</m:t>
+                </m:r>
+              </m:sub>
+              <m:sup/>
+              <m:e>
+                <m:r>
+                  <w:rPr>
+                    <w:rFonts w:ascii="Cambria Math" w:hAnsi="Cambria Math"/>
+                    <w:lang w:val="tr-TR"/>
+                  </w:rPr>
+                  <m:t>Kazanç</m:t>
+                </m:r>
+              </m:e>
+            </m:nary>
+          </m:num>
+          <m:den>
+            <m:nary>
+              <m:naryPr>
+                <m:chr m:val="∑"/>
+                <m:limLoc m:val="undOvr"/>
+                <m:supHide m:val="1"/>
+                <m:ctrlPr>
+                  <w:rPr>
+                    <w:rFonts w:ascii="Cambria Math" w:hAnsi="Cambria Math"/>
+                    <w:i/>
+                    <w:lang w:val="tr-TR"/>
+                  </w:rPr>
+                </m:ctrlPr>
+              </m:naryPr>
+              <m:sub>
+                <m:r>
+                  <w:rPr>
+                    <w:rFonts w:ascii="Cambria Math" w:hAnsi="Cambria Math"/>
+                    <w:lang w:val="tr-TR"/>
+                  </w:rPr>
+                  <m:t>t</m:t>
+                </m:r>
+              </m:sub>
+              <m:sup/>
+              <m:e>
+                <m:r>
+                  <w:rPr>
+                    <w:rFonts w:ascii="Cambria Math" w:hAnsi="Cambria Math"/>
+                    <w:lang w:val="tr-TR"/>
+                  </w:rPr>
+                  <m:t>Kayıp</m:t>
+                </m:r>
+              </m:e>
+            </m:nary>
+          </m:den>
+        </m:f>
+      </m:oMath>
+      <w:r>
+        <w:rPr>
+          <w:rFonts w:ascii="Courier New" w:eastAsia="Times New Roman" w:hAnsi="Courier New" w:cs="Courier New"/>
+          <w:lang w:val="tr-TR"/>
+        </w:rPr>
+        <w:tab/>
       </w:r>
     </w:p>
     <w:p>
@@ -195,158 +570,6 @@
           <w:lang w:val="tr-TR"/>
         </w:rPr>
       </w:pPr>
-      <w:r>
-        <w:rPr>
-          <w:lang w:val="tr-TR"/>
-        </w:rPr>
-        <w:t xml:space="preserve">Sistemi besleyebilmek için fonun kendi verisi dışında yardımcı elemanlar kullanıldı. Bunlar önemli </w:t>
-      </w:r>
-      <w:proofErr w:type="gramStart"/>
-      <w:r>
-        <w:rPr>
-          <w:lang w:val="tr-TR"/>
-        </w:rPr>
-        <w:t>indikatörlerden</w:t>
-      </w:r>
-      <w:proofErr w:type="gramEnd"/>
-      <w:r>
-        <w:rPr>
-          <w:lang w:val="tr-TR"/>
-        </w:rPr>
-        <w:t xml:space="preserve"> seçildi. </w:t>
-      </w:r>
-      <w:r>
-        <w:rPr>
-          <w:lang w:val="tr-TR"/>
-        </w:rPr>
-        <w:t xml:space="preserve">RSI, SMA, MACD, Williams R, </w:t>
-      </w:r>
-      <w:proofErr w:type="spellStart"/>
-      <w:r>
-        <w:rPr>
-          <w:lang w:val="tr-TR"/>
-        </w:rPr>
-        <w:t>Stochastic</w:t>
-      </w:r>
-      <w:proofErr w:type="spellEnd"/>
-      <w:r>
-        <w:rPr>
-          <w:lang w:val="tr-TR"/>
-        </w:rPr>
-        <w:t xml:space="preserve"> </w:t>
-      </w:r>
-      <w:proofErr w:type="spellStart"/>
-      <w:r>
-        <w:rPr>
-          <w:lang w:val="tr-TR"/>
-        </w:rPr>
-        <w:t>Osilatör</w:t>
-      </w:r>
-      <w:proofErr w:type="spellEnd"/>
-      <w:r>
-        <w:rPr>
-          <w:lang w:val="tr-TR"/>
-        </w:rPr>
-        <w:t xml:space="preserve">, Ultimate </w:t>
-      </w:r>
-      <w:proofErr w:type="spellStart"/>
-      <w:r>
-        <w:rPr>
-          <w:lang w:val="tr-TR"/>
-        </w:rPr>
-        <w:t>Osilatör</w:t>
-      </w:r>
-      <w:proofErr w:type="spellEnd"/>
-      <w:r>
-        <w:rPr>
-          <w:lang w:val="tr-TR"/>
-        </w:rPr>
-        <w:t xml:space="preserve"> ve MFI </w:t>
-      </w:r>
-      <w:r>
-        <w:rPr>
-          <w:lang w:val="tr-TR"/>
-        </w:rPr>
-        <w:t xml:space="preserve">gibi </w:t>
-      </w:r>
-      <w:proofErr w:type="gramStart"/>
-      <w:r>
-        <w:rPr>
-          <w:lang w:val="tr-TR"/>
-        </w:rPr>
-        <w:t>indikatörler</w:t>
-      </w:r>
-      <w:proofErr w:type="gramEnd"/>
-      <w:r>
-        <w:rPr>
-          <w:lang w:val="tr-TR"/>
-        </w:rPr>
-        <w:t xml:space="preserve"> sisteme </w:t>
-      </w:r>
-      <w:r>
-        <w:rPr>
-          <w:lang w:val="tr-TR"/>
-        </w:rPr>
-        <w:t>dâhil</w:t>
-      </w:r>
-      <w:r>
-        <w:rPr>
-          <w:lang w:val="tr-TR"/>
-        </w:rPr>
-        <w:t xml:space="preserve"> edildi</w:t>
-      </w:r>
-      <w:r>
-        <w:rPr>
-          <w:lang w:val="tr-TR"/>
-        </w:rPr>
-        <w:t xml:space="preserve">. </w:t>
-      </w:r>
-      <w:r>
-        <w:rPr>
-          <w:lang w:val="tr-TR"/>
-        </w:rPr>
-        <w:t xml:space="preserve">Verinin kendisi ve bu </w:t>
-      </w:r>
-      <w:proofErr w:type="gramStart"/>
-      <w:r>
-        <w:rPr>
-          <w:lang w:val="tr-TR"/>
-        </w:rPr>
-        <w:t>indikatörlerin</w:t>
-      </w:r>
-      <w:proofErr w:type="gramEnd"/>
-      <w:r>
-        <w:rPr>
-          <w:lang w:val="tr-TR"/>
-        </w:rPr>
-        <w:t xml:space="preserve"> belirli bir kısmı modelin öznitelikleri olarak seçildi. Öznitelik sayısını </w:t>
-      </w:r>
-      <w:proofErr w:type="gramStart"/>
-      <w:r>
-        <w:rPr>
-          <w:lang w:val="tr-TR"/>
-        </w:rPr>
-        <w:t>indikatörlerin</w:t>
-      </w:r>
-      <w:proofErr w:type="gramEnd"/>
-      <w:r>
-        <w:rPr>
-          <w:lang w:val="tr-TR"/>
-        </w:rPr>
-        <w:t xml:space="preserve"> periyotları ayarlanarak arttırılıp </w:t>
-      </w:r>
-      <w:r>
-        <w:rPr>
-          <w:lang w:val="tr-TR"/>
-        </w:rPr>
-        <w:t>azaltıla biliniyor</w:t>
-      </w:r>
-      <w:r>
-        <w:rPr>
-          <w:lang w:val="tr-TR"/>
-        </w:rPr>
-        <w:t>. Bu şekilde 28 adet öznitelik kurulacak model için seçildi.</w:t>
-      </w:r>
     </w:p>
     <w:p>
       <w:pPr>
@@ -355,6 +578,45 @@
           <w:lang w:val="tr-TR"/>
         </w:rPr>
       </w:pPr>
+    </w:p>
+    <w:p>
+      <w:pPr>
+        <w:pStyle w:val="Heading2"/>
+        <w:rPr>
+          <w:lang w:val="tr-TR"/>
+        </w:rPr>
+      </w:pPr>
+    </w:p>
+    <w:p>
+      <w:pPr>
+        <w:pStyle w:val="Heading2"/>
+        <w:rPr>
+          <w:lang w:val="tr-TR"/>
+        </w:rPr>
+      </w:pPr>
+    </w:p>
+    <w:p>
+      <w:pPr>
+        <w:pStyle w:val="Heading2"/>
+        <w:rPr>
+          <w:lang w:val="tr-TR"/>
+        </w:rPr>
+      </w:pPr>
+      <w:r>
+        <w:rPr>
+          <w:lang w:val="tr-TR"/>
+        </w:rPr>
+        <w:t>Evrişimsel sinir ağı</w:t>
+      </w:r>
+    </w:p>
+    <w:p>
+      <w:pPr>
+        <w:pStyle w:val="Heading3"/>
+        <w:ind w:firstLine="360"/>
+        <w:rPr>
+          <w:lang w:val="tr-TR"/>
+        </w:rPr>
+      </w:pPr>
       <w:r>
         <w:rPr>
           <w:lang w:val="tr-TR"/>
@@ -364,38 +626,895 @@
     </w:p>
     <w:p>
       <w:pPr>
+        <w:keepNext/>
         <w:ind w:left="360"/>
         <w:jc w:val="both"/>
-        <w:rPr>
-          <w:lang w:val="tr-TR"/>
-        </w:rPr>
-      </w:pPr>
-      <w:r>
-        <w:rPr>
-          <w:lang w:val="tr-TR"/>
-        </w:rPr>
-        <w:t>Evrişimsel sinir ağı resimler için geliştirilen bir yapay sinir ağıdır. Bu sinir ağı resimlerin pikselleri arasındaki bağları kullanır. Yani kısaca verilecek olan veride yatayda ve dikeyde bir bağlantı olmalıdır. Bu sebeple hiyerarşik kümeleme yöntemi kullanılarak seçilen öznitelikler kendi aralarında sıralandılar.</w:t>
-      </w:r>
-      <w:r>
-        <w:rPr>
-          <w:lang w:val="tr-TR"/>
-        </w:rPr>
-        <w:t xml:space="preserve"> Böylelikle dikey bağlantı sağlanmış oldu. Zaman serisi kullanıldığı için yatay uyum için herhangi bir işlem yapılması gerekmedi.</w:t>
-      </w:r>
-    </w:p>
-    <w:p>
-      <w:pPr>
-        <w:pStyle w:val="Heading2"/>
-        <w:rPr>
-          <w:lang w:val="tr-TR"/>
-        </w:rPr>
-      </w:pPr>
-      <w:r>
-        <w:rPr>
-          <w:lang w:val="tr-TR"/>
-        </w:rPr>
-        <w:t>Resim oluşturma</w:t>
-      </w:r>
+      </w:pPr>
+      <w:r>
+        <w:rPr>
+          <w:lang w:val="tr-TR"/>
+        </w:rPr>
+        <w:t>Evrişimsel sinir ağı resimler için geliştirilen bir yapay sinir ağıdır. Bu sinir ağı resimlerin pikselleri arasındaki</w:t>
+      </w:r>
+      <w:r>
+        <w:rPr>
+          <w:lang w:val="tr-TR"/>
+        </w:rPr>
+        <w:t xml:space="preserve"> birbirleriyle etkileşimli</w:t>
+      </w:r>
+      <w:r>
+        <w:rPr>
+          <w:lang w:val="tr-TR"/>
+        </w:rPr>
+        <w:t xml:space="preserve"> bağları kullanır. Yani kısaca verilecek olan veride yatayda ve dikeyde bir </w:t>
+      </w:r>
+      <w:r>
+        <w:rPr>
+          <w:lang w:val="tr-TR"/>
+        </w:rPr>
+        <w:t>uyumluluk</w:t>
+      </w:r>
+      <w:r>
+        <w:rPr>
+          <w:lang w:val="tr-TR"/>
+        </w:rPr>
+        <w:t xml:space="preserve"> olmalıdır. </w:t>
+      </w:r>
+      <w:r>
+        <w:rPr>
+          <w:lang w:val="tr-TR"/>
+        </w:rPr>
+        <w:t>Bu n</w:t>
+      </w:r>
+      <w:r>
+        <w:rPr>
+          <w:lang w:val="tr-TR"/>
+        </w:rPr>
+        <w:t>edenle 28x28 olarak oluşturulan, veriden ve çeşitli indikatörlerden oluşan matrisin düzenlenmesi gerekir.  Bu sebeple, h</w:t>
+      </w:r>
+      <w:r>
+        <w:rPr>
+          <w:lang w:val="tr-TR"/>
+        </w:rPr>
+        <w:t>iyerarşik kümeleme y</w:t>
+      </w:r>
+      <w:r>
+        <w:rPr>
+          <w:lang w:val="tr-TR"/>
+        </w:rPr>
+        <w:t>öntemi kullanıldu ve</w:t>
+      </w:r>
+      <w:r>
+        <w:rPr>
+          <w:lang w:val="tr-TR"/>
+        </w:rPr>
+        <w:t xml:space="preserve"> seçilen öznitelikler kendi aralarında sıralandılar. Böylelikle dikey </w:t>
+      </w:r>
+      <w:r>
+        <w:rPr>
+          <w:lang w:val="tr-TR"/>
+        </w:rPr>
+        <w:t>uyumluluk</w:t>
+      </w:r>
+      <w:r>
+        <w:rPr>
+          <w:lang w:val="tr-TR"/>
+        </w:rPr>
+        <w:t xml:space="preserve"> sağlanmış oldu.</w:t>
+      </w:r>
+      <w:r>
+        <w:rPr>
+          <w:lang w:val="tr-TR"/>
+        </w:rPr>
+        <w:t xml:space="preserve"> Yatay uyumluluk için ise, z</w:t>
+      </w:r>
+      <w:r>
+        <w:rPr>
+          <w:lang w:val="tr-TR"/>
+        </w:rPr>
+        <w:t xml:space="preserve">aman serisi kullanıldığı </w:t>
+      </w:r>
+      <w:r>
+        <w:rPr>
+          <w:lang w:val="tr-TR"/>
+        </w:rPr>
+        <w:t xml:space="preserve">için </w:t>
+      </w:r>
+      <w:r>
+        <w:rPr>
+          <w:lang w:val="tr-TR"/>
+        </w:rPr>
+        <w:t>herhangi bir işlem yapılması gerekmedi.</w:t>
+      </w:r>
+      <w:r>
+        <w:rPr>
+          <w:lang w:val="tr-TR"/>
+        </w:rPr>
+        <w:t xml:space="preserve"> Zaman serileri zamanın aktığı yönde birbirleriyle korelasyonlu bir şekilde varolmaktadırlar. Kümeleme yöntemlerinden hiyerarşik kümeleme yönteminin kullanılmasının sebebi, dendogramların çizdirilerek özniteliklerin aralarındaki bağlantılarının gözlemlenebilmesi ve istenilen yerden kesilebilmesi oldu. Şekil.1 de dendogram çıktısı görülmektedir.</w:t>
+      </w:r>
+      <w:r>
+        <w:rPr>
+          <w:noProof/>
+          <w:lang w:val="tr-TR"/>
+        </w:rPr>
+        <w:drawing>
+          <wp:inline distT="0" distB="0" distL="0" distR="0">
+            <wp:extent cx="5972175" cy="3057525"/>
+            <wp:effectExtent l="0" t="0" r="9525" b="9525"/>
+            <wp:docPr id="3" name="Picture 3" descr="C:\Users\ugurg\AppData\Local\Microsoft\Windows\INetCache\Content.Word\dendogram.png"/>
+            <wp:cNvGraphicFramePr>
+              <a:graphicFrameLocks xmlns:a="http://schemas.openxmlformats.org/drawingml/2006/main" noChangeAspect="1"/>
+            </wp:cNvGraphicFramePr>
+            <a:graphic xmlns:a="http://schemas.openxmlformats.org/drawingml/2006/main">
+              <a:graphicData uri="http://schemas.openxmlformats.org/drawingml/2006/picture">
+                <pic:pic xmlns:pic="http://schemas.openxmlformats.org/drawingml/2006/picture">
+                  <pic:nvPicPr>
+                    <pic:cNvPr id="0" name="Picture 1" descr="C:\Users\ugurg\AppData\Local\Microsoft\Windows\INetCache\Content.Word\dendogram.png"/>
+                    <pic:cNvPicPr>
+                      <a:picLocks noChangeAspect="1" noChangeArrowheads="1"/>
+                    </pic:cNvPicPr>
+                  </pic:nvPicPr>
+                  <pic:blipFill>
+                    <a:blip r:embed="rId5" cstate="print">
+                      <a:extLst>
+                        <a:ext uri="{28A0092B-C50C-407E-A947-70E740481C1C}">
+                          <a14:useLocalDpi xmlns:a14="http://schemas.microsoft.com/office/drawing/2010/main" val="0"/>
+                        </a:ext>
+                      </a:extLst>
+                    </a:blip>
+                    <a:srcRect/>
+                    <a:stretch>
+                      <a:fillRect/>
+                    </a:stretch>
+                  </pic:blipFill>
+                  <pic:spPr bwMode="auto">
+                    <a:xfrm>
+                      <a:off x="0" y="0"/>
+                      <a:ext cx="5972175" cy="3057525"/>
+                    </a:xfrm>
+                    <a:prstGeom prst="rect">
+                      <a:avLst/>
+                    </a:prstGeom>
+                    <a:noFill/>
+                    <a:ln>
+                      <a:noFill/>
+                    </a:ln>
+                  </pic:spPr>
+                </pic:pic>
+              </a:graphicData>
+            </a:graphic>
+          </wp:inline>
+        </w:drawing>
+      </w:r>
+    </w:p>
+    <w:p>
+      <w:pPr>
+        <w:pStyle w:val="Caption"/>
+        <w:jc w:val="center"/>
+      </w:pPr>
+      <w:proofErr w:type="spellStart"/>
+      <w:r>
+        <w:t>Şekil</w:t>
+      </w:r>
+      <w:proofErr w:type="spellEnd"/>
+      <w:r>
+        <w:t xml:space="preserve"> </w:t>
+      </w:r>
+      <w:fldSimple w:instr=" SEQ Şekil \* ARABIC ">
+        <w:r>
+          <w:rPr>
+            <w:noProof/>
+          </w:rPr>
+          <w:t>1</w:t>
+        </w:r>
+      </w:fldSimple>
+      <w:r>
+        <w:t xml:space="preserve">. </w:t>
+      </w:r>
+      <w:proofErr w:type="spellStart"/>
+      <w:r>
+        <w:t>Öznitelik</w:t>
+      </w:r>
+      <w:proofErr w:type="spellEnd"/>
+      <w:r>
+        <w:t xml:space="preserve"> </w:t>
+      </w:r>
+      <w:proofErr w:type="spellStart"/>
+      <w:r>
+        <w:t>dendogramı</w:t>
+      </w:r>
+      <w:proofErr w:type="spellEnd"/>
+    </w:p>
+    <w:p>
+      <w:pPr>
+        <w:pStyle w:val="Heading3"/>
+        <w:ind w:firstLine="720"/>
+      </w:pPr>
+      <w:proofErr w:type="spellStart"/>
+      <w:r>
+        <w:t>Etiketleme</w:t>
+      </w:r>
+      <w:proofErr w:type="spellEnd"/>
+    </w:p>
+    <w:p>
+      <w:proofErr w:type="spellStart"/>
+      <w:r>
+        <w:t>Öbekleme</w:t>
+      </w:r>
+      <w:proofErr w:type="spellEnd"/>
+      <w:r>
+        <w:t xml:space="preserve"> </w:t>
+      </w:r>
+      <w:proofErr w:type="spellStart"/>
+      <w:r>
+        <w:t>yapılarak</w:t>
+      </w:r>
+      <w:proofErr w:type="spellEnd"/>
+      <w:r>
+        <w:t xml:space="preserve"> </w:t>
+      </w:r>
+      <w:proofErr w:type="spellStart"/>
+      <w:r>
+        <w:t>düzenlenen</w:t>
+      </w:r>
+      <w:proofErr w:type="spellEnd"/>
+      <w:r>
+        <w:t xml:space="preserve"> her </w:t>
+      </w:r>
+      <w:proofErr w:type="spellStart"/>
+      <w:r>
+        <w:t>bir</w:t>
+      </w:r>
+      <w:proofErr w:type="spellEnd"/>
+      <w:r>
+        <w:t xml:space="preserve"> </w:t>
+      </w:r>
+      <w:proofErr w:type="spellStart"/>
+      <w:r>
+        <w:t>veriye</w:t>
+      </w:r>
+      <w:proofErr w:type="spellEnd"/>
+      <w:r>
+        <w:t xml:space="preserve"> </w:t>
+      </w:r>
+      <w:proofErr w:type="spellStart"/>
+      <w:r>
+        <w:t>tahmin</w:t>
+      </w:r>
+      <w:proofErr w:type="spellEnd"/>
+      <w:r>
+        <w:t xml:space="preserve"> </w:t>
+      </w:r>
+      <w:proofErr w:type="spellStart"/>
+      <w:r>
+        <w:t>yapabilmek</w:t>
+      </w:r>
+      <w:proofErr w:type="spellEnd"/>
+      <w:r>
+        <w:t xml:space="preserve"> </w:t>
+      </w:r>
+      <w:proofErr w:type="spellStart"/>
+      <w:r>
+        <w:t>ve</w:t>
+      </w:r>
+      <w:proofErr w:type="spellEnd"/>
+      <w:r>
+        <w:t xml:space="preserve"> </w:t>
+      </w:r>
+      <w:proofErr w:type="spellStart"/>
+      <w:r>
+        <w:t>karşılaştırma</w:t>
+      </w:r>
+      <w:proofErr w:type="spellEnd"/>
+      <w:r>
+        <w:t xml:space="preserve"> </w:t>
+      </w:r>
+      <w:proofErr w:type="spellStart"/>
+      <w:r>
+        <w:t>yapabilmek</w:t>
+      </w:r>
+      <w:proofErr w:type="spellEnd"/>
+      <w:r>
+        <w:t xml:space="preserve"> </w:t>
+      </w:r>
+      <w:proofErr w:type="spellStart"/>
+      <w:r>
+        <w:t>için</w:t>
+      </w:r>
+      <w:proofErr w:type="spellEnd"/>
+      <w:r>
+        <w:t xml:space="preserve"> </w:t>
+      </w:r>
+      <w:proofErr w:type="spellStart"/>
+      <w:r>
+        <w:t>bir</w:t>
+      </w:r>
+      <w:proofErr w:type="spellEnd"/>
+      <w:r>
+        <w:t xml:space="preserve"> </w:t>
+      </w:r>
+      <w:proofErr w:type="spellStart"/>
+      <w:r>
+        <w:t>etiket</w:t>
+      </w:r>
+      <w:proofErr w:type="spellEnd"/>
+      <w:r>
+        <w:t xml:space="preserve"> </w:t>
+      </w:r>
+      <w:proofErr w:type="spellStart"/>
+      <w:r>
+        <w:t>ataması</w:t>
+      </w:r>
+      <w:proofErr w:type="spellEnd"/>
+      <w:r>
+        <w:t xml:space="preserve"> </w:t>
+      </w:r>
+      <w:proofErr w:type="spellStart"/>
+      <w:r>
+        <w:t>yapılması</w:t>
+      </w:r>
+      <w:proofErr w:type="spellEnd"/>
+      <w:r>
+        <w:t xml:space="preserve"> </w:t>
+      </w:r>
+      <w:proofErr w:type="spellStart"/>
+      <w:r>
+        <w:t>gerekmektedir</w:t>
+      </w:r>
+      <w:proofErr w:type="spellEnd"/>
+      <w:r>
+        <w:t xml:space="preserve">. </w:t>
+      </w:r>
+      <w:proofErr w:type="spellStart"/>
+      <w:r>
+        <w:t>Etiketleme</w:t>
+      </w:r>
+      <w:proofErr w:type="spellEnd"/>
+      <w:r>
+        <w:t xml:space="preserve"> </w:t>
+      </w:r>
+      <w:proofErr w:type="spellStart"/>
+      <w:r>
+        <w:t>yapılmadan</w:t>
+      </w:r>
+      <w:proofErr w:type="spellEnd"/>
+      <w:r>
+        <w:t xml:space="preserve"> </w:t>
+      </w:r>
+      <w:proofErr w:type="spellStart"/>
+      <w:r>
+        <w:t>önce</w:t>
+      </w:r>
+      <w:proofErr w:type="spellEnd"/>
+      <w:r>
+        <w:t xml:space="preserve"> </w:t>
+      </w:r>
+      <w:proofErr w:type="spellStart"/>
+      <w:r>
+        <w:t>veri</w:t>
+      </w:r>
+      <w:proofErr w:type="spellEnd"/>
+      <w:r>
+        <w:t xml:space="preserve"> </w:t>
+      </w:r>
+      <w:proofErr w:type="spellStart"/>
+      <w:r>
+        <w:t>incelendiğinde</w:t>
+      </w:r>
+      <w:proofErr w:type="spellEnd"/>
+      <w:r>
+        <w:t xml:space="preserve">, problem market </w:t>
+      </w:r>
+      <w:proofErr w:type="spellStart"/>
+      <w:r>
+        <w:t>problemi</w:t>
+      </w:r>
+      <w:proofErr w:type="spellEnd"/>
+      <w:r>
+        <w:t xml:space="preserve"> </w:t>
+      </w:r>
+      <w:proofErr w:type="spellStart"/>
+      <w:r>
+        <w:t>olduğu</w:t>
+      </w:r>
+      <w:proofErr w:type="spellEnd"/>
+      <w:r>
+        <w:t xml:space="preserve"> </w:t>
+      </w:r>
+      <w:proofErr w:type="spellStart"/>
+      <w:r>
+        <w:t>için</w:t>
+      </w:r>
+      <w:proofErr w:type="spellEnd"/>
+      <w:r>
+        <w:t xml:space="preserve"> </w:t>
+      </w:r>
+      <w:proofErr w:type="spellStart"/>
+      <w:r>
+        <w:t>geniş</w:t>
+      </w:r>
+      <w:proofErr w:type="spellEnd"/>
+      <w:r>
+        <w:t xml:space="preserve"> </w:t>
+      </w:r>
+      <w:proofErr w:type="spellStart"/>
+      <w:r>
+        <w:t>perspektiften</w:t>
+      </w:r>
+      <w:proofErr w:type="spellEnd"/>
+      <w:r>
+        <w:t xml:space="preserve"> </w:t>
+      </w:r>
+      <w:proofErr w:type="spellStart"/>
+      <w:r>
+        <w:t>bakıldığında</w:t>
+      </w:r>
+      <w:proofErr w:type="spellEnd"/>
+      <w:r>
+        <w:t xml:space="preserve"> </w:t>
+      </w:r>
+      <w:proofErr w:type="spellStart"/>
+      <w:r>
+        <w:t>hisse</w:t>
+      </w:r>
+      <w:proofErr w:type="spellEnd"/>
+      <w:r>
+        <w:t xml:space="preserve"> </w:t>
+      </w:r>
+      <w:proofErr w:type="spellStart"/>
+      <w:r>
+        <w:t>senedi</w:t>
+      </w:r>
+      <w:proofErr w:type="spellEnd"/>
+      <w:r>
+        <w:t xml:space="preserve"> </w:t>
+      </w:r>
+      <w:proofErr w:type="spellStart"/>
+      <w:r>
+        <w:t>değerlerinde</w:t>
+      </w:r>
+      <w:proofErr w:type="spellEnd"/>
+      <w:r>
+        <w:t xml:space="preserve"> </w:t>
+      </w:r>
+      <w:proofErr w:type="spellStart"/>
+      <w:r>
+        <w:t>genel</w:t>
+      </w:r>
+      <w:proofErr w:type="spellEnd"/>
+      <w:r>
+        <w:t xml:space="preserve"> </w:t>
+      </w:r>
+      <w:proofErr w:type="spellStart"/>
+      <w:r>
+        <w:t>bir</w:t>
+      </w:r>
+      <w:proofErr w:type="spellEnd"/>
+      <w:r>
+        <w:t xml:space="preserve"> </w:t>
+      </w:r>
+      <w:proofErr w:type="spellStart"/>
+      <w:r>
+        <w:t>artış</w:t>
+      </w:r>
+      <w:proofErr w:type="spellEnd"/>
+      <w:r>
+        <w:t xml:space="preserve"> </w:t>
+      </w:r>
+      <w:proofErr w:type="spellStart"/>
+      <w:r>
+        <w:t>görüldü</w:t>
+      </w:r>
+      <w:proofErr w:type="spellEnd"/>
+      <w:r>
+        <w:t xml:space="preserve">. </w:t>
+      </w:r>
+      <w:proofErr w:type="spellStart"/>
+      <w:r>
+        <w:t>Fiyatlar</w:t>
+      </w:r>
+      <w:proofErr w:type="spellEnd"/>
+      <w:r>
+        <w:t xml:space="preserve"> %53 </w:t>
+      </w:r>
+      <w:proofErr w:type="spellStart"/>
+      <w:r>
+        <w:t>artış</w:t>
+      </w:r>
+      <w:proofErr w:type="spellEnd"/>
+      <w:r>
+        <w:t xml:space="preserve">, %47 </w:t>
+      </w:r>
+      <w:proofErr w:type="spellStart"/>
+      <w:r>
+        <w:t>azalış</w:t>
+      </w:r>
+      <w:proofErr w:type="spellEnd"/>
+      <w:r>
+        <w:t xml:space="preserve"> </w:t>
+      </w:r>
+      <w:proofErr w:type="spellStart"/>
+      <w:r>
+        <w:t>şeklinde</w:t>
+      </w:r>
+      <w:proofErr w:type="spellEnd"/>
+      <w:r>
+        <w:t xml:space="preserve"> </w:t>
+      </w:r>
+      <w:proofErr w:type="spellStart"/>
+      <w:r>
+        <w:t>görüldü</w:t>
+      </w:r>
+      <w:proofErr w:type="spellEnd"/>
+      <w:r>
+        <w:t xml:space="preserve">. Şekil.2 de </w:t>
+      </w:r>
+      <w:proofErr w:type="spellStart"/>
+      <w:r>
+        <w:t>gün</w:t>
+      </w:r>
+      <w:proofErr w:type="spellEnd"/>
+      <w:r>
+        <w:t xml:space="preserve"> </w:t>
+      </w:r>
+      <w:proofErr w:type="spellStart"/>
+      <w:r>
+        <w:t>bazında</w:t>
+      </w:r>
+      <w:proofErr w:type="spellEnd"/>
+      <w:r>
+        <w:t xml:space="preserve"> </w:t>
+      </w:r>
+      <w:proofErr w:type="spellStart"/>
+      <w:r>
+        <w:t>yüzdelik</w:t>
+      </w:r>
+      <w:proofErr w:type="spellEnd"/>
+      <w:r>
+        <w:t xml:space="preserve"> </w:t>
+      </w:r>
+      <w:proofErr w:type="spellStart"/>
+      <w:r>
+        <w:t>fiyat</w:t>
+      </w:r>
+      <w:proofErr w:type="spellEnd"/>
+      <w:r>
+        <w:t xml:space="preserve"> </w:t>
+      </w:r>
+      <w:proofErr w:type="spellStart"/>
+      <w:r>
+        <w:t>değişimlerinin</w:t>
+      </w:r>
+      <w:proofErr w:type="spellEnd"/>
+      <w:r>
+        <w:t xml:space="preserve"> </w:t>
+      </w:r>
+      <w:proofErr w:type="spellStart"/>
+      <w:r>
+        <w:t>nasıl</w:t>
+      </w:r>
+      <w:proofErr w:type="spellEnd"/>
+      <w:r>
+        <w:t xml:space="preserve"> </w:t>
+      </w:r>
+      <w:proofErr w:type="spellStart"/>
+      <w:r>
+        <w:t>olduğu</w:t>
+      </w:r>
+      <w:proofErr w:type="spellEnd"/>
+      <w:r>
+        <w:t xml:space="preserve"> </w:t>
+      </w:r>
+      <w:proofErr w:type="spellStart"/>
+      <w:r>
+        <w:t>görülmektedir</w:t>
+      </w:r>
+      <w:proofErr w:type="spellEnd"/>
+      <w:r>
+        <w:t xml:space="preserve">. </w:t>
+      </w:r>
+      <w:proofErr w:type="spellStart"/>
+      <w:r>
+        <w:t>Şekilden</w:t>
+      </w:r>
+      <w:proofErr w:type="spellEnd"/>
+      <w:r>
+        <w:t xml:space="preserve"> de </w:t>
+      </w:r>
+      <w:proofErr w:type="spellStart"/>
+      <w:r>
+        <w:t>anlaşılacağı</w:t>
+      </w:r>
+      <w:proofErr w:type="spellEnd"/>
+      <w:r>
+        <w:t xml:space="preserve"> </w:t>
+      </w:r>
+      <w:proofErr w:type="spellStart"/>
+      <w:r>
+        <w:t>üzere</w:t>
+      </w:r>
+      <w:proofErr w:type="spellEnd"/>
+      <w:r>
+        <w:t xml:space="preserve"> </w:t>
+      </w:r>
+      <w:proofErr w:type="spellStart"/>
+      <w:r>
+        <w:t>çok</w:t>
+      </w:r>
+      <w:proofErr w:type="spellEnd"/>
+      <w:r>
+        <w:t xml:space="preserve"> </w:t>
+      </w:r>
+      <w:proofErr w:type="spellStart"/>
+      <w:r>
+        <w:t>hafif</w:t>
+      </w:r>
+      <w:proofErr w:type="spellEnd"/>
+      <w:r>
+        <w:t xml:space="preserve"> </w:t>
+      </w:r>
+      <w:proofErr w:type="spellStart"/>
+      <w:r>
+        <w:t>sağa</w:t>
+      </w:r>
+      <w:proofErr w:type="spellEnd"/>
+      <w:r>
+        <w:t xml:space="preserve"> </w:t>
+      </w:r>
+      <w:proofErr w:type="spellStart"/>
+      <w:r>
+        <w:t>kaymış</w:t>
+      </w:r>
+      <w:proofErr w:type="spellEnd"/>
+      <w:r>
+        <w:t xml:space="preserve"> normal </w:t>
+      </w:r>
+      <w:proofErr w:type="spellStart"/>
+      <w:r>
+        <w:t>dağılım</w:t>
+      </w:r>
+      <w:proofErr w:type="spellEnd"/>
+      <w:r>
+        <w:t xml:space="preserve"> </w:t>
+      </w:r>
+      <w:proofErr w:type="spellStart"/>
+      <w:r>
+        <w:t>görülmektedir</w:t>
+      </w:r>
+      <w:proofErr w:type="spellEnd"/>
+      <w:r>
+        <w:t>.</w:t>
+      </w:r>
+      <w:r>
+        <w:t xml:space="preserve"> Bu </w:t>
+      </w:r>
+      <w:proofErr w:type="spellStart"/>
+      <w:r>
+        <w:t>fiyat</w:t>
+      </w:r>
+      <w:proofErr w:type="spellEnd"/>
+      <w:r>
+        <w:t xml:space="preserve"> </w:t>
+      </w:r>
+      <w:proofErr w:type="spellStart"/>
+      <w:r>
+        <w:t>değişimlerini</w:t>
+      </w:r>
+      <w:proofErr w:type="spellEnd"/>
+      <w:r>
+        <w:t xml:space="preserve"> normalize </w:t>
+      </w:r>
+      <w:proofErr w:type="spellStart"/>
+      <w:r>
+        <w:t>etmek</w:t>
+      </w:r>
+      <w:proofErr w:type="spellEnd"/>
+      <w:r>
+        <w:t xml:space="preserve"> </w:t>
+      </w:r>
+      <w:proofErr w:type="spellStart"/>
+      <w:r>
+        <w:t>ve</w:t>
+      </w:r>
+      <w:proofErr w:type="spellEnd"/>
+      <w:r>
+        <w:t xml:space="preserve"> </w:t>
+      </w:r>
+      <w:proofErr w:type="spellStart"/>
+      <w:r>
+        <w:t>etiketlemeyi</w:t>
+      </w:r>
+      <w:proofErr w:type="spellEnd"/>
+      <w:r>
+        <w:t xml:space="preserve"> </w:t>
+      </w:r>
+      <w:proofErr w:type="spellStart"/>
+      <w:r>
+        <w:t>kolaylaştırmak</w:t>
+      </w:r>
+      <w:proofErr w:type="spellEnd"/>
+      <w:r>
+        <w:t xml:space="preserve"> </w:t>
+      </w:r>
+      <w:proofErr w:type="spellStart"/>
+      <w:r>
+        <w:t>için</w:t>
+      </w:r>
+      <w:proofErr w:type="spellEnd"/>
+      <w:r>
+        <w:t xml:space="preserve"> </w:t>
+      </w:r>
+      <w:proofErr w:type="spellStart"/>
+      <w:r>
+        <w:t>tüm</w:t>
+      </w:r>
+      <w:proofErr w:type="spellEnd"/>
+      <w:r>
+        <w:t xml:space="preserve"> </w:t>
+      </w:r>
+      <w:proofErr w:type="spellStart"/>
+      <w:r>
+        <w:t>fiyat</w:t>
+      </w:r>
+      <w:proofErr w:type="spellEnd"/>
+      <w:r>
+        <w:t xml:space="preserve"> </w:t>
+      </w:r>
+      <w:proofErr w:type="spellStart"/>
+      <w:r>
+        <w:t>serisi</w:t>
+      </w:r>
+      <w:proofErr w:type="spellEnd"/>
+      <w:r>
+        <w:t xml:space="preserve"> tanh </w:t>
+      </w:r>
+      <w:proofErr w:type="spellStart"/>
+      <w:r>
+        <w:t>fonksiyonundan</w:t>
+      </w:r>
+      <w:proofErr w:type="spellEnd"/>
+      <w:r>
+        <w:t xml:space="preserve"> </w:t>
+      </w:r>
+      <w:proofErr w:type="spellStart"/>
+      <w:r>
+        <w:t>geçirildi</w:t>
+      </w:r>
+      <w:proofErr w:type="spellEnd"/>
+      <w:r>
+        <w:t xml:space="preserve">. Tanh </w:t>
+      </w:r>
+      <w:proofErr w:type="spellStart"/>
+      <w:r>
+        <w:t>denklemi</w:t>
+      </w:r>
+      <w:proofErr w:type="spellEnd"/>
+    </w:p>
+    <w:p>
+      <w:pPr>
+        <w:keepNext/>
+      </w:pPr>
+      <w:bookmarkStart w:id="0" w:name="_GoBack"/>
+      <w:bookmarkEnd w:id="0"/>
+      <w:r>
+        <w:lastRenderedPageBreak/>
+        <w:tab/>
+      </w:r>
+      <w:r>
+        <w:rPr>
+          <w:noProof/>
+        </w:rPr>
+        <w:drawing>
+          <wp:inline distT="0" distB="0" distL="0" distR="0">
+            <wp:extent cx="5973445" cy="1709420"/>
+            <wp:effectExtent l="0" t="0" r="8255" b="5080"/>
+            <wp:docPr id="4" name="Picture 4" descr="C:\Users\ugurg\AppData\Local\Microsoft\Windows\INetCache\Content.Word\pct_change.png"/>
+            <wp:cNvGraphicFramePr>
+              <a:graphicFrameLocks xmlns:a="http://schemas.openxmlformats.org/drawingml/2006/main" noChangeAspect="1"/>
+            </wp:cNvGraphicFramePr>
+            <a:graphic xmlns:a="http://schemas.openxmlformats.org/drawingml/2006/main">
+              <a:graphicData uri="http://schemas.openxmlformats.org/drawingml/2006/picture">
+                <pic:pic xmlns:pic="http://schemas.openxmlformats.org/drawingml/2006/picture">
+                  <pic:nvPicPr>
+                    <pic:cNvPr id="0" name="Picture 2" descr="C:\Users\ugurg\AppData\Local\Microsoft\Windows\INetCache\Content.Word\pct_change.png"/>
+                    <pic:cNvPicPr>
+                      <a:picLocks noChangeAspect="1" noChangeArrowheads="1"/>
+                    </pic:cNvPicPr>
+                  </pic:nvPicPr>
+                  <pic:blipFill>
+                    <a:blip r:embed="rId6">
+                      <a:extLst>
+                        <a:ext uri="{28A0092B-C50C-407E-A947-70E740481C1C}">
+                          <a14:useLocalDpi xmlns:a14="http://schemas.microsoft.com/office/drawing/2010/main" val="0"/>
+                        </a:ext>
+                      </a:extLst>
+                    </a:blip>
+                    <a:srcRect/>
+                    <a:stretch>
+                      <a:fillRect/>
+                    </a:stretch>
+                  </pic:blipFill>
+                  <pic:spPr bwMode="auto">
+                    <a:xfrm>
+                      <a:off x="0" y="0"/>
+                      <a:ext cx="5973445" cy="1709420"/>
+                    </a:xfrm>
+                    <a:prstGeom prst="rect">
+                      <a:avLst/>
+                    </a:prstGeom>
+                    <a:noFill/>
+                    <a:ln>
+                      <a:noFill/>
+                    </a:ln>
+                  </pic:spPr>
+                </pic:pic>
+              </a:graphicData>
+            </a:graphic>
+          </wp:inline>
+        </w:drawing>
+      </w:r>
+    </w:p>
+    <w:p>
+      <w:pPr>
+        <w:pStyle w:val="Caption"/>
+        <w:jc w:val="center"/>
+      </w:pPr>
+      <w:proofErr w:type="spellStart"/>
+      <w:r>
+        <w:t>Şekil</w:t>
+      </w:r>
+      <w:proofErr w:type="spellEnd"/>
+      <w:r>
+        <w:t xml:space="preserve"> </w:t>
+      </w:r>
+      <w:fldSimple w:instr=" SEQ Şekil \* ARABIC ">
+        <w:r>
+          <w:rPr>
+            <w:noProof/>
+          </w:rPr>
+          <w:t>2</w:t>
+        </w:r>
+      </w:fldSimple>
+      <w:r>
+        <w:t xml:space="preserve">. </w:t>
+      </w:r>
+      <w:proofErr w:type="spellStart"/>
+      <w:r>
+        <w:t>Günlük</w:t>
+      </w:r>
+      <w:proofErr w:type="spellEnd"/>
+      <w:r>
+        <w:t xml:space="preserve"> </w:t>
+      </w:r>
+      <w:proofErr w:type="spellStart"/>
+      <w:r>
+        <w:t>yüzde</w:t>
+      </w:r>
+      <w:proofErr w:type="spellEnd"/>
+      <w:r>
+        <w:t xml:space="preserve"> </w:t>
+      </w:r>
+      <w:proofErr w:type="spellStart"/>
+      <w:r>
+        <w:t>fiyat</w:t>
+      </w:r>
+      <w:proofErr w:type="spellEnd"/>
+      <w:r>
+        <w:t xml:space="preserve"> </w:t>
+      </w:r>
+      <w:proofErr w:type="spellStart"/>
+      <w:r>
+        <w:t>değişim</w:t>
+      </w:r>
+      <w:proofErr w:type="spellEnd"/>
+      <w:r>
+        <w:t xml:space="preserve"> </w:t>
+      </w:r>
+      <w:proofErr w:type="spellStart"/>
+      <w:r>
+        <w:t>dağılımı</w:t>
+      </w:r>
+      <w:proofErr w:type="spellEnd"/>
     </w:p>
     <w:p>
       <w:pPr>
@@ -407,26 +1526,154 @@
       </w:pPr>
       <w:r>
         <w:rPr>
-          <w:lang w:val="tr-TR"/>
-        </w:rPr>
-        <w:t>Model 28 özniteliği girdi olarak alacağı için ve evrişimsel sinir ağının eni-boyu aynı olan resimler istemesinden dolayı 28x28lik resimler oluşturmak gerekliydi. Bu resimleri elde edebilmek için kayan pencere yöntemi uygulanıp pencere her seferinde 1 gün sağa kaydırılarak 70.000 adet resim elde edildi.</w:t>
-      </w:r>
-      <w:bookmarkStart w:id="0" w:name="_GoBack"/>
-      <w:bookmarkEnd w:id="0"/>
-    </w:p>
-    <w:p>
-      <w:pPr>
-        <w:pStyle w:val="Heading2"/>
-        <w:rPr>
-          <w:lang w:val="tr-TR"/>
-        </w:rPr>
-      </w:pPr>
-      <w:r>
-        <w:rPr>
-          <w:lang w:val="tr-TR"/>
-        </w:rPr>
-        <w:t>Evrişimsel sinir ağı</w:t>
-      </w:r>
+          <w:noProof/>
+          <w:lang w:val="tr-TR"/>
+        </w:rPr>
+        <w:drawing>
+          <wp:inline distT="0" distB="0" distL="0" distR="0">
+            <wp:extent cx="5019040" cy="3379470"/>
+            <wp:effectExtent l="0" t="0" r="0" b="0"/>
+            <wp:docPr id="5" name="Picture 5" descr="C:\Users\ugurg\AppData\Local\Microsoft\Windows\INetCache\Content.Word\min_var.png"/>
+            <wp:cNvGraphicFramePr>
+              <a:graphicFrameLocks xmlns:a="http://schemas.openxmlformats.org/drawingml/2006/main" noChangeAspect="1"/>
+            </wp:cNvGraphicFramePr>
+            <a:graphic xmlns:a="http://schemas.openxmlformats.org/drawingml/2006/main">
+              <a:graphicData uri="http://schemas.openxmlformats.org/drawingml/2006/picture">
+                <pic:pic xmlns:pic="http://schemas.openxmlformats.org/drawingml/2006/picture">
+                  <pic:nvPicPr>
+                    <pic:cNvPr id="0" name="Picture 3" descr="C:\Users\ugurg\AppData\Local\Microsoft\Windows\INetCache\Content.Word\min_var.png"/>
+                    <pic:cNvPicPr>
+                      <a:picLocks noChangeAspect="1" noChangeArrowheads="1"/>
+                    </pic:cNvPicPr>
+                  </pic:nvPicPr>
+                  <pic:blipFill>
+                    <a:blip r:embed="rId7">
+                      <a:extLst>
+                        <a:ext uri="{28A0092B-C50C-407E-A947-70E740481C1C}">
+                          <a14:useLocalDpi xmlns:a14="http://schemas.microsoft.com/office/drawing/2010/main" val="0"/>
+                        </a:ext>
+                      </a:extLst>
+                    </a:blip>
+                    <a:srcRect/>
+                    <a:stretch>
+                      <a:fillRect/>
+                    </a:stretch>
+                  </pic:blipFill>
+                  <pic:spPr bwMode="auto">
+                    <a:xfrm>
+                      <a:off x="0" y="0"/>
+                      <a:ext cx="5019040" cy="3379470"/>
+                    </a:xfrm>
+                    <a:prstGeom prst="rect">
+                      <a:avLst/>
+                    </a:prstGeom>
+                    <a:noFill/>
+                    <a:ln>
+                      <a:noFill/>
+                    </a:ln>
+                  </pic:spPr>
+                </pic:pic>
+              </a:graphicData>
+            </a:graphic>
+          </wp:inline>
+        </w:drawing>
+      </w:r>
+      <w:r>
+        <w:rPr>
+          <w:noProof/>
+          <w:lang w:val="tr-TR"/>
+        </w:rPr>
+        <w:drawing>
+          <wp:inline distT="0" distB="0" distL="0" distR="0">
+            <wp:extent cx="5943600" cy="1600200"/>
+            <wp:effectExtent l="0" t="0" r="0" b="0"/>
+            <wp:docPr id="6" name="Picture 6" descr="C:\Users\ugurg\AppData\Local\Microsoft\Windows\INetCache\Content.Word\pct_change_tanh_3_color.png"/>
+            <wp:cNvGraphicFramePr>
+              <a:graphicFrameLocks xmlns:a="http://schemas.openxmlformats.org/drawingml/2006/main" noChangeAspect="1"/>
+            </wp:cNvGraphicFramePr>
+            <a:graphic xmlns:a="http://schemas.openxmlformats.org/drawingml/2006/main">
+              <a:graphicData uri="http://schemas.openxmlformats.org/drawingml/2006/picture">
+                <pic:pic xmlns:pic="http://schemas.openxmlformats.org/drawingml/2006/picture">
+                  <pic:nvPicPr>
+                    <pic:cNvPr id="0" name="Picture 4" descr="C:\Users\ugurg\AppData\Local\Microsoft\Windows\INetCache\Content.Word\pct_change_tanh_3_color.png"/>
+                    <pic:cNvPicPr>
+                      <a:picLocks noChangeAspect="1" noChangeArrowheads="1"/>
+                    </pic:cNvPicPr>
+                  </pic:nvPicPr>
+                  <pic:blipFill>
+                    <a:blip r:embed="rId8">
+                      <a:extLst>
+                        <a:ext uri="{28A0092B-C50C-407E-A947-70E740481C1C}">
+                          <a14:useLocalDpi xmlns:a14="http://schemas.microsoft.com/office/drawing/2010/main" val="0"/>
+                        </a:ext>
+                      </a:extLst>
+                    </a:blip>
+                    <a:srcRect/>
+                    <a:stretch>
+                      <a:fillRect/>
+                    </a:stretch>
+                  </pic:blipFill>
+                  <pic:spPr bwMode="auto">
+                    <a:xfrm>
+                      <a:off x="0" y="0"/>
+                      <a:ext cx="5943600" cy="1600200"/>
+                    </a:xfrm>
+                    <a:prstGeom prst="rect">
+                      <a:avLst/>
+                    </a:prstGeom>
+                    <a:noFill/>
+                    <a:ln>
+                      <a:noFill/>
+                    </a:ln>
+                  </pic:spPr>
+                </pic:pic>
+              </a:graphicData>
+            </a:graphic>
+          </wp:inline>
+        </w:drawing>
+      </w:r>
+    </w:p>
+    <w:p>
+      <w:pPr>
+        <w:rPr>
+          <w:lang w:val="tr-TR"/>
+        </w:rPr>
+      </w:pPr>
+    </w:p>
+    <w:p>
+      <w:pPr>
+        <w:rPr>
+          <w:lang w:val="tr-TR"/>
+        </w:rPr>
+      </w:pPr>
+    </w:p>
+    <w:p>
+      <w:pPr>
+        <w:rPr>
+          <w:lang w:val="tr-TR"/>
+        </w:rPr>
+      </w:pPr>
+    </w:p>
+    <w:p>
+      <w:pPr>
+        <w:rPr>
+          <w:lang w:val="tr-TR"/>
+        </w:rPr>
+      </w:pPr>
+    </w:p>
+    <w:p>
+      <w:pPr>
+        <w:rPr>
+          <w:lang w:val="tr-TR"/>
+        </w:rPr>
+      </w:pPr>
+    </w:p>
+    <w:p>
+      <w:pPr>
+        <w:rPr>
+          <w:lang w:val="tr-TR"/>
+        </w:rPr>
+      </w:pPr>
     </w:p>
     <w:p>
       <w:pPr>
@@ -440,127 +1687,76 @@
         <w:rPr>
           <w:lang w:val="tr-TR"/>
         </w:rPr>
-        <w:t>Model çeşitli katmanlardan oluşmaktadır.</w:t>
-      </w:r>
-      <w:r>
-        <w:rPr>
-          <w:lang w:val="tr-TR"/>
-        </w:rPr>
-        <w:t xml:space="preserve"> Ağ yapısı s</w:t>
-      </w:r>
-      <w:r>
-        <w:rPr>
-          <w:lang w:val="tr-TR"/>
-        </w:rPr>
-        <w:t>ırasıyla 2 adet aktivasyon fonksiyonu ‘</w:t>
-      </w:r>
-      <w:proofErr w:type="spellStart"/>
-      <w:r>
-        <w:rPr>
-          <w:lang w:val="tr-TR"/>
-        </w:rPr>
-        <w:t>relu</w:t>
-      </w:r>
-      <w:proofErr w:type="spellEnd"/>
-      <w:r>
-        <w:rPr>
-          <w:lang w:val="tr-TR"/>
-        </w:rPr>
-        <w:t>’ olan evrişimsel katman, 1 adet maksimum değeri alan katman</w:t>
-      </w:r>
-      <w:r>
-        <w:rPr>
-          <w:lang w:val="tr-TR"/>
-        </w:rPr>
-        <w:t>(</w:t>
-      </w:r>
-      <w:proofErr w:type="spellStart"/>
-      <w:r>
-        <w:rPr>
-          <w:lang w:val="tr-TR"/>
-        </w:rPr>
-        <w:t>maxpooling</w:t>
-      </w:r>
-      <w:proofErr w:type="spellEnd"/>
-      <w:r>
-        <w:rPr>
-          <w:lang w:val="tr-TR"/>
-        </w:rPr>
-        <w:t>)</w:t>
-      </w:r>
-      <w:r>
-        <w:rPr>
-          <w:lang w:val="tr-TR"/>
-        </w:rPr>
-        <w:t xml:space="preserve">, 1 adet </w:t>
-      </w:r>
-      <w:r>
-        <w:rPr>
-          <w:lang w:val="tr-TR"/>
-        </w:rPr>
-        <w:t xml:space="preserve">sinir ağının 4te birinin </w:t>
-      </w:r>
-      <w:proofErr w:type="spellStart"/>
-      <w:r>
-        <w:rPr>
-          <w:lang w:val="tr-TR"/>
-        </w:rPr>
-        <w:t>yoksayan</w:t>
-      </w:r>
-      <w:proofErr w:type="spellEnd"/>
-      <w:r>
-        <w:rPr>
-          <w:lang w:val="tr-TR"/>
-        </w:rPr>
-        <w:t xml:space="preserve"> katman(</w:t>
-      </w:r>
-      <w:proofErr w:type="spellStart"/>
-      <w:r>
-        <w:rPr>
-          <w:lang w:val="tr-TR"/>
-        </w:rPr>
-        <w:t>dropout</w:t>
-      </w:r>
-      <w:proofErr w:type="spellEnd"/>
-      <w:r>
-        <w:rPr>
-          <w:lang w:val="tr-TR"/>
-        </w:rPr>
-        <w:t>), 1 adet tümüyle bağlı katman(</w:t>
-      </w:r>
-      <w:proofErr w:type="spellStart"/>
-      <w:r>
-        <w:rPr>
-          <w:lang w:val="tr-TR"/>
-        </w:rPr>
-        <w:t>fully-connected</w:t>
-      </w:r>
-      <w:proofErr w:type="spellEnd"/>
-      <w:r>
-        <w:rPr>
-          <w:lang w:val="tr-TR"/>
-        </w:rPr>
-        <w:t>) ve 1 adet tümüyle bağlı ‘</w:t>
-      </w:r>
-      <w:proofErr w:type="spellStart"/>
-      <w:r>
-        <w:rPr>
-          <w:lang w:val="tr-TR"/>
-        </w:rPr>
-        <w:t>softmax</w:t>
-      </w:r>
-      <w:proofErr w:type="spellEnd"/>
-      <w:r>
-        <w:rPr>
-          <w:lang w:val="tr-TR"/>
-        </w:rPr>
-        <w:t>’ katmanından oluşmaktadır.</w:t>
-      </w:r>
-      <w:r>
-        <w:rPr>
-          <w:lang w:val="tr-TR"/>
-        </w:rPr>
-        <w:t xml:space="preserve"> </w:t>
+        <w:t xml:space="preserve">Model çeşitli katmanlardan oluşmaktadır. Ağ yapısı sırasıyla 2 adet aktivasyon fonksiyonu ‘relu’ olan evrişimsel katman, 1 adet maksimum değeri alan katman(maxpooling), 1 adet sinir ağının 4te birinin yoksayan katman(dropout), 1 adet tümüyle bağlı katman(fully-connected) ve 1 adet tümüyle bağlı ‘softmax’ katmanından oluşmaktadır. </w:t>
+      </w:r>
+    </w:p>
+    <w:p>
+      <w:pPr>
+        <w:pStyle w:val="Heading2"/>
+        <w:rPr>
+          <w:lang w:val="tr-TR"/>
+        </w:rPr>
+      </w:pPr>
+    </w:p>
+    <w:p>
+      <w:pPr>
+        <w:pStyle w:val="Heading2"/>
+        <w:rPr>
+          <w:lang w:val="tr-TR"/>
+        </w:rPr>
+      </w:pPr>
+    </w:p>
+    <w:p>
+      <w:pPr>
+        <w:pStyle w:val="Heading2"/>
+        <w:rPr>
+          <w:lang w:val="tr-TR"/>
+        </w:rPr>
+      </w:pPr>
+    </w:p>
+    <w:p>
+      <w:pPr>
+        <w:pStyle w:val="Heading2"/>
+        <w:rPr>
+          <w:lang w:val="tr-TR"/>
+        </w:rPr>
+      </w:pPr>
+    </w:p>
+    <w:p>
+      <w:pPr>
+        <w:pStyle w:val="Heading2"/>
+        <w:rPr>
+          <w:lang w:val="tr-TR"/>
+        </w:rPr>
+      </w:pPr>
+    </w:p>
+    <w:p>
+      <w:pPr>
+        <w:pStyle w:val="Heading2"/>
+        <w:rPr>
+          <w:lang w:val="tr-TR"/>
+        </w:rPr>
+      </w:pPr>
+      <w:r>
+        <w:rPr>
+          <w:lang w:val="tr-TR"/>
+        </w:rPr>
+        <w:t>Resim oluşturma</w:t>
+      </w:r>
+    </w:p>
+    <w:p>
+      <w:pPr>
+        <w:ind w:left="360"/>
+        <w:jc w:val="both"/>
+        <w:rPr>
+          <w:lang w:val="tr-TR"/>
+        </w:rPr>
+      </w:pPr>
+      <w:r>
+        <w:rPr>
+          <w:lang w:val="tr-TR"/>
+        </w:rPr>
+        <w:t>Model 28 özniteliği girdi olarak alacağı için ve evrişimsel sinir ağının eni-boyu aynı olan resimler istemesinden dolayı 28x28lik resimler oluşturmak gerekliydi. Bu resimleri elde edebilmek için kayan pencere yöntemi uygulanıp pencere her seferinde 1 gün sağa kaydırılarak 70.000 adet resim elde edildi.</w:t>
       </w:r>
     </w:p>
     <w:p>
@@ -598,49 +1794,7 @@
         <w:rPr>
           <w:lang w:val="tr-TR"/>
         </w:rPr>
-        <w:t xml:space="preserve">Değerlendirme için 10-fold çapraz değerlendirme yöntemi kullanılmıştır. </w:t>
-      </w:r>
-      <w:proofErr w:type="spellStart"/>
-      <w:r>
-        <w:rPr>
-          <w:lang w:val="tr-TR"/>
-        </w:rPr>
-        <w:t>Epoch</w:t>
-      </w:r>
-      <w:proofErr w:type="spellEnd"/>
-      <w:r>
-        <w:rPr>
-          <w:lang w:val="tr-TR"/>
-        </w:rPr>
-        <w:t xml:space="preserve"> sayısı 100 olarak belirlenmiş olup her seferinde resimlerin 1024 tanesiyle işlem yapılmaktadır. 70000 resim kontrol edildiğinden ve ağırlıklar onlara göre ayarlandığında bir </w:t>
-      </w:r>
-      <w:proofErr w:type="spellStart"/>
-      <w:r>
-        <w:rPr>
-          <w:lang w:val="tr-TR"/>
-        </w:rPr>
-        <w:t>epoch</w:t>
-      </w:r>
-      <w:proofErr w:type="spellEnd"/>
-      <w:r>
-        <w:rPr>
-          <w:lang w:val="tr-TR"/>
-        </w:rPr>
-        <w:t xml:space="preserve"> ilerlenmiş olmaktadır. Çözücü olarak ‘</w:t>
-      </w:r>
-      <w:proofErr w:type="spellStart"/>
-      <w:r>
-        <w:rPr>
-          <w:lang w:val="tr-TR"/>
-        </w:rPr>
-        <w:t>adadelta</w:t>
-      </w:r>
-      <w:proofErr w:type="spellEnd"/>
-      <w:r>
-        <w:rPr>
-          <w:lang w:val="tr-TR"/>
-        </w:rPr>
-        <w:t xml:space="preserve">’ algoritması kullanılmıştır. </w:t>
+        <w:t xml:space="preserve">Değerlendirme için 10-fold çapraz değerlendirme yöntemi kullanılmıştır. Epoch sayısı 100 olarak belirlenmiş olup her seferinde resimlerin 1024 tanesiyle işlem yapılmaktadır. 70000 resim kontrol edildiğinden ve ağırlıklar onlara göre ayarlandığında bir epoch ilerlenmiş olmaktadır. Çözücü olarak ‘adadelta’ algoritması kullanılmıştır. </w:t>
       </w:r>
       <w:r>
         <w:rPr>
@@ -652,28 +1806,7 @@
         <w:rPr>
           <w:lang w:val="tr-TR"/>
         </w:rPr>
-        <w:t xml:space="preserve">göz önüne alınarak ağırlıklar güncellenmiştir. Alıcı işletim </w:t>
-      </w:r>
-      <w:r>
-        <w:rPr>
-          <w:lang w:val="tr-TR"/>
-        </w:rPr>
-        <w:lastRenderedPageBreak/>
-        <w:t>karakteristiği (ROC) ve kesinlik-hassasiyet (</w:t>
-      </w:r>
-      <w:proofErr w:type="spellStart"/>
-      <w:r>
-        <w:rPr>
-          <w:lang w:val="tr-TR"/>
-        </w:rPr>
-        <w:t>precision-recall</w:t>
-      </w:r>
-      <w:proofErr w:type="spellEnd"/>
-      <w:r>
-        <w:rPr>
-          <w:lang w:val="tr-TR"/>
-        </w:rPr>
-        <w:t xml:space="preserve">) eğrileri figür 1 ve 2 de gösterilmiştir. 10-fold </w:t>
+        <w:t xml:space="preserve">göz önüne alınarak ağırlıklar güncellenmiştir. Alıcı işletim karakteristiği (ROC) ve kesinlik-hassasiyet (precision-recall) eğrileri figür 1 ve 2 de gösterilmiştir. 10-fold </w:t>
       </w:r>
       <w:r>
         <w:rPr>
@@ -1356,6 +2489,7 @@
                 <w:b/>
                 <w:lang w:val="tr-TR"/>
               </w:rPr>
+              <w:lastRenderedPageBreak/>
               <w:t>Fold-</w:t>
             </w:r>
             <w:r>
@@ -1487,21 +2621,12 @@
                 <w:lang w:val="tr-TR"/>
               </w:rPr>
             </w:pPr>
-            <w:proofErr w:type="spellStart"/>
             <w:r>
               <w:rPr>
                 <w:b/>
                 <w:lang w:val="tr-TR"/>
               </w:rPr>
-              <w:t>Fold</w:t>
-            </w:r>
-            <w:proofErr w:type="spellEnd"/>
-            <w:r>
-              <w:rPr>
-                <w:b/>
-                <w:lang w:val="tr-TR"/>
-              </w:rPr>
-              <w:t>-ortalama</w:t>
+              <w:t>Fold-ortalama</w:t>
             </w:r>
           </w:p>
         </w:tc>
@@ -1571,196 +2696,11 @@
     </w:p>
     <w:p>
       <w:pPr>
-        <w:rPr>
-          <w:lang w:val="tr-TR"/>
-        </w:rPr>
-      </w:pPr>
-      <w:r>
-        <w:rPr>
-          <w:noProof/>
-        </w:rPr>
-        <w:drawing>
-          <wp:inline distT="0" distB="0" distL="0" distR="0">
-            <wp:extent cx="5972175" cy="3286125"/>
-            <wp:effectExtent l="0" t="0" r="9525" b="9525"/>
-            <wp:docPr id="1" name="Picture 1" descr="C:\Users\ugurg\Downloads\keras_pr.png"/>
-            <wp:cNvGraphicFramePr>
-              <a:graphicFrameLocks xmlns:a="http://schemas.openxmlformats.org/drawingml/2006/main" noChangeAspect="1"/>
-            </wp:cNvGraphicFramePr>
-            <a:graphic xmlns:a="http://schemas.openxmlformats.org/drawingml/2006/main">
-              <a:graphicData uri="http://schemas.openxmlformats.org/drawingml/2006/picture">
-                <pic:pic xmlns:pic="http://schemas.openxmlformats.org/drawingml/2006/picture">
-                  <pic:nvPicPr>
-                    <pic:cNvPr id="0" name="Picture 1" descr="C:\Users\ugurg\Downloads\keras_pr.png"/>
-                    <pic:cNvPicPr>
-                      <a:picLocks noChangeAspect="1" noChangeArrowheads="1"/>
-                    </pic:cNvPicPr>
-                  </pic:nvPicPr>
-                  <pic:blipFill>
-                    <a:blip r:embed="rId5" cstate="print">
-                      <a:extLst>
-                        <a:ext uri="{28A0092B-C50C-407E-A947-70E740481C1C}">
-                          <a14:useLocalDpi xmlns:a14="http://schemas.microsoft.com/office/drawing/2010/main" val="0"/>
-                        </a:ext>
-                      </a:extLst>
-                    </a:blip>
-                    <a:srcRect/>
-                    <a:stretch>
-                      <a:fillRect/>
-                    </a:stretch>
-                  </pic:blipFill>
-                  <pic:spPr bwMode="auto">
-                    <a:xfrm>
-                      <a:off x="0" y="0"/>
-                      <a:ext cx="5972175" cy="3286125"/>
-                    </a:xfrm>
-                    <a:prstGeom prst="rect">
-                      <a:avLst/>
-                    </a:prstGeom>
-                    <a:noFill/>
-                    <a:ln>
-                      <a:noFill/>
-                    </a:ln>
-                  </pic:spPr>
-                </pic:pic>
-              </a:graphicData>
-            </a:graphic>
-          </wp:inline>
-        </w:drawing>
-      </w:r>
-    </w:p>
-    <w:p>
-      <w:pPr>
         <w:jc w:val="center"/>
         <w:rPr>
           <w:lang w:val="tr-TR"/>
         </w:rPr>
       </w:pPr>
-      <w:proofErr w:type="spellStart"/>
-      <w:r>
-        <w:rPr>
-          <w:lang w:val="tr-TR"/>
-        </w:rPr>
-        <w:t>Figure</w:t>
-      </w:r>
-      <w:proofErr w:type="spellEnd"/>
-      <w:r>
-        <w:rPr>
-          <w:lang w:val="tr-TR"/>
-        </w:rPr>
-        <w:t xml:space="preserve"> 1. Precision-</w:t>
-      </w:r>
-      <w:proofErr w:type="spellStart"/>
-      <w:r>
-        <w:rPr>
-          <w:lang w:val="tr-TR"/>
-        </w:rPr>
-        <w:t>Recall</w:t>
-      </w:r>
-      <w:proofErr w:type="spellEnd"/>
-      <w:r>
-        <w:rPr>
-          <w:lang w:val="tr-TR"/>
-        </w:rPr>
-        <w:t xml:space="preserve"> </w:t>
-      </w:r>
-      <w:proofErr w:type="spellStart"/>
-      <w:r>
-        <w:rPr>
-          <w:lang w:val="tr-TR"/>
-        </w:rPr>
-        <w:t>Curves</w:t>
-      </w:r>
-      <w:proofErr w:type="spellEnd"/>
-    </w:p>
-    <w:p>
-      <w:pPr>
-        <w:rPr>
-          <w:lang w:val="tr-TR"/>
-        </w:rPr>
-      </w:pPr>
-      <w:r>
-        <w:rPr>
-          <w:noProof/>
-        </w:rPr>
-        <w:lastRenderedPageBreak/>
-        <w:drawing>
-          <wp:inline distT="0" distB="0" distL="0" distR="0">
-            <wp:extent cx="5972175" cy="3286125"/>
-            <wp:effectExtent l="0" t="0" r="9525" b="9525"/>
-            <wp:docPr id="2" name="Picture 2" descr="C:\Users\ugurg\Downloads\keras_roc.png"/>
-            <wp:cNvGraphicFramePr>
-              <a:graphicFrameLocks xmlns:a="http://schemas.openxmlformats.org/drawingml/2006/main" noChangeAspect="1"/>
-            </wp:cNvGraphicFramePr>
-            <a:graphic xmlns:a="http://schemas.openxmlformats.org/drawingml/2006/main">
-              <a:graphicData uri="http://schemas.openxmlformats.org/drawingml/2006/picture">
-                <pic:pic xmlns:pic="http://schemas.openxmlformats.org/drawingml/2006/picture">
-                  <pic:nvPicPr>
-                    <pic:cNvPr id="0" name="Picture 2" descr="C:\Users\ugurg\Downloads\keras_roc.png"/>
-                    <pic:cNvPicPr>
-                      <a:picLocks noChangeAspect="1" noChangeArrowheads="1"/>
-                    </pic:cNvPicPr>
-                  </pic:nvPicPr>
-                  <pic:blipFill>
-                    <a:blip r:embed="rId6" cstate="print">
-                      <a:extLst>
-                        <a:ext uri="{28A0092B-C50C-407E-A947-70E740481C1C}">
-                          <a14:useLocalDpi xmlns:a14="http://schemas.microsoft.com/office/drawing/2010/main" val="0"/>
-                        </a:ext>
-                      </a:extLst>
-                    </a:blip>
-                    <a:srcRect/>
-                    <a:stretch>
-                      <a:fillRect/>
-                    </a:stretch>
-                  </pic:blipFill>
-                  <pic:spPr bwMode="auto">
-                    <a:xfrm>
-                      <a:off x="0" y="0"/>
-                      <a:ext cx="5972175" cy="3286125"/>
-                    </a:xfrm>
-                    <a:prstGeom prst="rect">
-                      <a:avLst/>
-                    </a:prstGeom>
-                    <a:noFill/>
-                    <a:ln>
-                      <a:noFill/>
-                    </a:ln>
-                  </pic:spPr>
-                </pic:pic>
-              </a:graphicData>
-            </a:graphic>
-          </wp:inline>
-        </w:drawing>
-      </w:r>
-      <w:r>
-        <w:rPr>
-          <w:lang w:val="tr-TR"/>
-        </w:rPr>
-        <w:t xml:space="preserve"> </w:t>
-      </w:r>
-    </w:p>
-    <w:p>
-      <w:pPr>
-        <w:jc w:val="center"/>
-        <w:rPr>
-          <w:lang w:val="tr-TR"/>
-        </w:rPr>
-      </w:pPr>
-      <w:proofErr w:type="spellStart"/>
-      <w:r>
-        <w:rPr>
-          <w:lang w:val="tr-TR"/>
-        </w:rPr>
-        <w:t>Figure</w:t>
-      </w:r>
-      <w:proofErr w:type="spellEnd"/>
-      <w:r>
-        <w:rPr>
-          <w:lang w:val="tr-TR"/>
-        </w:rPr>
-        <w:t xml:space="preserve"> 2. ROC</w:t>
-      </w:r>
     </w:p>
     <w:sectPr>
       <w:pgSz w:w="12240" w:h="15840"/>
@@ -1773,7 +2713,7 @@
 </file>
 
 <file path=word/numbering.xml><?xml version="1.0" encoding="utf-8"?>
-<w:numbering xmlns:wpc="http://schemas.microsoft.com/office/word/2010/wordprocessingCanvas" xmlns:mc="http://schemas.openxmlformats.org/markup-compatibility/2006" xmlns:o="urn:schemas-microsoft-com:office:office" xmlns:r="http://schemas.openxmlformats.org/officeDocument/2006/relationships" xmlns:m="http://schemas.openxmlformats.org/officeDocument/2006/math" xmlns:v="urn:schemas-microsoft-com:vml" xmlns:wp14="http://schemas.microsoft.com/office/word/2010/wordprocessingDrawing" xmlns:wp="http://schemas.openxmlformats.org/drawingml/2006/wordprocessingDrawing" xmlns:w10="urn:schemas-microsoft-com:office:word" xmlns:w="http://schemas.openxmlformats.org/wordprocessingml/2006/main" xmlns:w14="http://schemas.microsoft.com/office/word/2010/wordml" xmlns:w15="http://schemas.microsoft.com/office/word/2012/wordml" xmlns:wpg="http://schemas.microsoft.com/office/word/2010/wordprocessingGroup" xmlns:wpi="http://schemas.microsoft.com/office/word/2010/wordprocessingInk" xmlns:wne="http://schemas.microsoft.com/office/word/2006/wordml" xmlns:wps="http://schemas.microsoft.com/office/word/2010/wordprocessingShape" mc:Ignorable="w14 w15 wp14">
+<w:numbering xmlns:wpc="http://schemas.microsoft.com/office/word/2010/wordprocessingCanvas" xmlns:cx="http://schemas.microsoft.com/office/drawing/2014/chartex" xmlns:cx1="http://schemas.microsoft.com/office/drawing/2015/9/8/chartex" xmlns:cx2="http://schemas.microsoft.com/office/drawing/2015/10/21/chartex" xmlns:cx3="http://schemas.microsoft.com/office/drawing/2016/5/9/chartex" xmlns:cx4="http://schemas.microsoft.com/office/drawing/2016/5/10/chartex" xmlns:cx5="http://schemas.microsoft.com/office/drawing/2016/5/11/chartex" xmlns:cx6="http://schemas.microsoft.com/office/drawing/2016/5/12/chartex" xmlns:cx7="http://schemas.microsoft.com/office/drawing/2016/5/13/chartex" xmlns:cx8="http://schemas.microsoft.com/office/drawing/2016/5/14/chartex" xmlns:mc="http://schemas.openxmlformats.org/markup-compatibility/2006" xmlns:aink="http://schemas.microsoft.com/office/drawing/2016/ink" xmlns:am3d="http://schemas.microsoft.com/office/drawing/2017/model3d" xmlns:o="urn:schemas-microsoft-com:office:office" xmlns:r="http://schemas.openxmlformats.org/officeDocument/2006/relationships" xmlns:m="http://schemas.openxmlformats.org/officeDocument/2006/math" xmlns:v="urn:schemas-microsoft-com:vml" xmlns:wp14="http://schemas.microsoft.com/office/word/2010/wordprocessingDrawing" xmlns:wp="http://schemas.openxmlformats.org/drawingml/2006/wordprocessingDrawing" xmlns:w10="urn:schemas-microsoft-com:office:word" xmlns:w="http://schemas.openxmlformats.org/wordprocessingml/2006/main" xmlns:w14="http://schemas.microsoft.com/office/word/2010/wordml" xmlns:w15="http://schemas.microsoft.com/office/word/2012/wordml" xmlns:w16se="http://schemas.microsoft.com/office/word/2015/wordml/symex" xmlns:wpg="http://schemas.microsoft.com/office/word/2010/wordprocessingGroup" xmlns:wpi="http://schemas.microsoft.com/office/word/2010/wordprocessingInk" xmlns:wne="http://schemas.microsoft.com/office/word/2006/wordml" xmlns:wps="http://schemas.microsoft.com/office/word/2010/wordprocessingShape" mc:Ignorable="w14 w15 w16se wp14">
   <w:abstractNum w:abstractNumId="0" w15:restartNumberingAfterBreak="0">
     <w:nsid w:val="5DFE34E5"/>
     <w:multiLevelType w:val="hybridMultilevel"/>
@@ -1959,7 +2899,7 @@
 </file>
 
 <file path=word/styles.xml><?xml version="1.0" encoding="utf-8"?>
-<w:styles xmlns:mc="http://schemas.openxmlformats.org/markup-compatibility/2006" xmlns:r="http://schemas.openxmlformats.org/officeDocument/2006/relationships" xmlns:w="http://schemas.openxmlformats.org/wordprocessingml/2006/main" xmlns:w14="http://schemas.microsoft.com/office/word/2010/wordml" xmlns:w15="http://schemas.microsoft.com/office/word/2012/wordml" mc:Ignorable="w14 w15">
+<w:styles xmlns:mc="http://schemas.openxmlformats.org/markup-compatibility/2006" xmlns:r="http://schemas.openxmlformats.org/officeDocument/2006/relationships" xmlns:w="http://schemas.openxmlformats.org/wordprocessingml/2006/main" xmlns:w14="http://schemas.microsoft.com/office/word/2010/wordml" xmlns:w15="http://schemas.microsoft.com/office/word/2012/wordml" xmlns:w16se="http://schemas.microsoft.com/office/word/2015/wordml/symex" mc:Ignorable="w14 w15 w16se">
   <w:docDefaults>
     <w:rPrDefault>
       <w:rPr>
@@ -1975,7 +2915,7 @@
       </w:pPr>
     </w:pPrDefault>
   </w:docDefaults>
-  <w:latentStyles w:defLockedState="0" w:defUIPriority="99" w:defSemiHidden="0" w:defUnhideWhenUsed="0" w:defQFormat="0" w:count="371">
+  <w:latentStyles w:defLockedState="0" w:defUIPriority="99" w:defSemiHidden="0" w:defUnhideWhenUsed="0" w:defQFormat="0" w:count="375">
     <w:lsdException w:name="Normal" w:uiPriority="0" w:qFormat="1"/>
     <w:lsdException w:name="heading 1" w:uiPriority="9" w:qFormat="1"/>
     <w:lsdException w:name="heading 2" w:semiHidden="1" w:uiPriority="9" w:unhideWhenUsed="1" w:qFormat="1"/>
@@ -2081,7 +3021,6 @@
     <w:lsdException w:name="HTML Sample" w:semiHidden="1" w:unhideWhenUsed="1"/>
     <w:lsdException w:name="HTML Typewriter" w:semiHidden="1" w:unhideWhenUsed="1"/>
     <w:lsdException w:name="HTML Variable" w:semiHidden="1" w:unhideWhenUsed="1"/>
-    <w:lsdException w:name="Normal Table" w:semiHidden="1" w:unhideWhenUsed="1"/>
     <w:lsdException w:name="annotation subject" w:semiHidden="1" w:unhideWhenUsed="1"/>
     <w:lsdException w:name="No List" w:semiHidden="1" w:unhideWhenUsed="1"/>
     <w:lsdException w:name="Outline List 1" w:semiHidden="1" w:unhideWhenUsed="1"/>
@@ -2125,10 +3064,8 @@
     <w:lsdException w:name="Table Elegant" w:semiHidden="1" w:unhideWhenUsed="1"/>
     <w:lsdException w:name="Table Professional" w:semiHidden="1" w:unhideWhenUsed="1"/>
     <w:lsdException w:name="Table Subtle 1" w:semiHidden="1" w:unhideWhenUsed="1"/>
-    <w:lsdException w:name="Table Subtle 2" w:semiHidden="1" w:unhideWhenUsed="1"/>
     <w:lsdException w:name="Table Web 1" w:semiHidden="1" w:unhideWhenUsed="1"/>
     <w:lsdException w:name="Table Web 2" w:semiHidden="1" w:unhideWhenUsed="1"/>
-    <w:lsdException w:name="Table Web 3" w:semiHidden="1" w:unhideWhenUsed="1"/>
     <w:lsdException w:name="Balloon Text" w:semiHidden="1" w:unhideWhenUsed="1"/>
     <w:lsdException w:name="Table Grid" w:uiPriority="39"/>
     <w:lsdException w:name="Table Theme" w:semiHidden="1" w:unhideWhenUsed="1"/>
@@ -2347,6 +3284,10 @@
     <w:lsdException w:name="List Table 5 Dark Accent 6" w:uiPriority="50"/>
     <w:lsdException w:name="List Table 6 Colorful Accent 6" w:uiPriority="51"/>
     <w:lsdException w:name="List Table 7 Colorful Accent 6" w:uiPriority="52"/>
+    <w:lsdException w:name="Mention" w:semiHidden="1" w:unhideWhenUsed="1"/>
+    <w:lsdException w:name="Smart Hyperlink" w:semiHidden="1" w:unhideWhenUsed="1"/>
+    <w:lsdException w:name="Hashtag" w:semiHidden="1" w:unhideWhenUsed="1"/>
+    <w:lsdException w:name="Unresolved Mention" w:semiHidden="1" w:unhideWhenUsed="1"/>
   </w:latentStyles>
   <w:style w:type="paragraph" w:default="1" w:styleId="Normal">
     <w:name w:val="Normal"/>
@@ -2393,6 +3334,28 @@
       <w:color w:val="2E74B5" w:themeColor="accent1" w:themeShade="BF"/>
       <w:sz w:val="26"/>
       <w:szCs w:val="26"/>
+    </w:rPr>
+  </w:style>
+  <w:style w:type="paragraph" w:styleId="Heading3">
+    <w:name w:val="heading 3"/>
+    <w:basedOn w:val="Normal"/>
+    <w:next w:val="Normal"/>
+    <w:link w:val="Heading3Char"/>
+    <w:uiPriority w:val="9"/>
+    <w:unhideWhenUsed/>
+    <w:qFormat/>
+    <w:rsid w:val="00FD3E25"/>
+    <w:pPr>
+      <w:keepNext/>
+      <w:keepLines/>
+      <w:spacing w:before="40" w:after="0"/>
+      <w:outlineLvl w:val="2"/>
+    </w:pPr>
+    <w:rPr>
+      <w:rFonts w:asciiTheme="majorHAnsi" w:eastAsiaTheme="majorEastAsia" w:hAnsiTheme="majorHAnsi" w:cstheme="majorBidi"/>
+      <w:color w:val="1F4D78" w:themeColor="accent1" w:themeShade="7F"/>
+      <w:sz w:val="24"/>
+      <w:szCs w:val="24"/>
     </w:rPr>
   </w:style>
   <w:style w:type="character" w:default="1" w:styleId="DefaultParagraphFont">
@@ -2497,6 +3460,110 @@
       <w:color w:val="2E74B5" w:themeColor="accent1" w:themeShade="BF"/>
       <w:sz w:val="26"/>
       <w:szCs w:val="26"/>
+    </w:rPr>
+  </w:style>
+  <w:style w:type="character" w:customStyle="1" w:styleId="Heading3Char">
+    <w:name w:val="Heading 3 Char"/>
+    <w:basedOn w:val="DefaultParagraphFont"/>
+    <w:link w:val="Heading3"/>
+    <w:uiPriority w:val="9"/>
+    <w:rsid w:val="00FD3E25"/>
+    <w:rPr>
+      <w:rFonts w:asciiTheme="majorHAnsi" w:eastAsiaTheme="majorEastAsia" w:hAnsiTheme="majorHAnsi" w:cstheme="majorBidi"/>
+      <w:color w:val="1F4D78" w:themeColor="accent1" w:themeShade="7F"/>
+      <w:sz w:val="24"/>
+      <w:szCs w:val="24"/>
+    </w:rPr>
+  </w:style>
+  <w:style w:type="paragraph" w:styleId="HTMLPreformatted">
+    <w:name w:val="HTML Preformatted"/>
+    <w:basedOn w:val="Normal"/>
+    <w:link w:val="HTMLPreformattedChar"/>
+    <w:uiPriority w:val="99"/>
+    <w:semiHidden/>
+    <w:unhideWhenUsed/>
+    <w:rsid w:val="00FD3E25"/>
+    <w:pPr>
+      <w:tabs>
+        <w:tab w:val="left" w:pos="916"/>
+        <w:tab w:val="left" w:pos="1832"/>
+        <w:tab w:val="left" w:pos="2748"/>
+        <w:tab w:val="left" w:pos="3664"/>
+        <w:tab w:val="left" w:pos="4580"/>
+        <w:tab w:val="left" w:pos="5496"/>
+        <w:tab w:val="left" w:pos="6412"/>
+        <w:tab w:val="left" w:pos="7328"/>
+        <w:tab w:val="left" w:pos="8244"/>
+        <w:tab w:val="left" w:pos="9160"/>
+        <w:tab w:val="left" w:pos="10076"/>
+        <w:tab w:val="left" w:pos="10992"/>
+        <w:tab w:val="left" w:pos="11908"/>
+        <w:tab w:val="left" w:pos="12824"/>
+        <w:tab w:val="left" w:pos="13740"/>
+        <w:tab w:val="left" w:pos="14656"/>
+      </w:tabs>
+      <w:spacing w:after="0" w:line="240" w:lineRule="auto"/>
+    </w:pPr>
+    <w:rPr>
+      <w:rFonts w:ascii="Courier New" w:eastAsia="Times New Roman" w:hAnsi="Courier New" w:cs="Courier New"/>
+      <w:sz w:val="20"/>
+      <w:szCs w:val="20"/>
+      <w:lang w:val="tr-TR" w:eastAsia="tr-TR"/>
+    </w:rPr>
+  </w:style>
+  <w:style w:type="character" w:customStyle="1" w:styleId="HTMLPreformattedChar">
+    <w:name w:val="HTML Preformatted Char"/>
+    <w:basedOn w:val="DefaultParagraphFont"/>
+    <w:link w:val="HTMLPreformatted"/>
+    <w:uiPriority w:val="99"/>
+    <w:semiHidden/>
+    <w:rsid w:val="00FD3E25"/>
+    <w:rPr>
+      <w:rFonts w:ascii="Courier New" w:eastAsia="Times New Roman" w:hAnsi="Courier New" w:cs="Courier New"/>
+      <w:sz w:val="20"/>
+      <w:szCs w:val="20"/>
+      <w:lang w:val="tr-TR" w:eastAsia="tr-TR"/>
+    </w:rPr>
+  </w:style>
+  <w:style w:type="character" w:styleId="PlaceholderText">
+    <w:name w:val="Placeholder Text"/>
+    <w:basedOn w:val="DefaultParagraphFont"/>
+    <w:uiPriority w:val="99"/>
+    <w:semiHidden/>
+    <w:rsid w:val="00FD3E25"/>
+    <w:rPr>
+      <w:color w:val="808080"/>
+    </w:rPr>
+  </w:style>
+  <w:style w:type="paragraph" w:styleId="Caption">
+    <w:name w:val="caption"/>
+    <w:basedOn w:val="Normal"/>
+    <w:next w:val="Normal"/>
+    <w:uiPriority w:val="35"/>
+    <w:unhideWhenUsed/>
+    <w:qFormat/>
+    <w:rsid w:val="00161799"/>
+    <w:pPr>
+      <w:spacing w:after="200" w:line="240" w:lineRule="auto"/>
+    </w:pPr>
+    <w:rPr>
+      <w:i/>
+      <w:iCs/>
+      <w:color w:val="44546A" w:themeColor="text2"/>
+      <w:sz w:val="18"/>
+      <w:szCs w:val="18"/>
+    </w:rPr>
+  </w:style>
+  <w:style w:type="character" w:styleId="UnresolvedMention">
+    <w:name w:val="Unresolved Mention"/>
+    <w:basedOn w:val="DefaultParagraphFont"/>
+    <w:uiPriority w:val="99"/>
+    <w:semiHidden/>
+    <w:unhideWhenUsed/>
+    <w:rsid w:val="00AA104D"/>
+    <w:rPr>
+      <w:color w:val="808080"/>
+      <w:shd w:val="clear" w:color="auto" w:fill="E6E6E6"/>
     </w:rPr>
   </w:style>
 </w:styles>

--- a/result/cnn_finance_rapor.docx
+++ b/result/cnn_finance_rapor.docx
@@ -1271,6 +1271,7 @@
       </w:r>
       <w:proofErr w:type="spellStart"/>
       <w:r>
+        <w:lastRenderedPageBreak/>
         <w:t>dağılım</w:t>
       </w:r>
       <w:proofErr w:type="spellEnd"/>
@@ -1286,128 +1287,19 @@
         <w:t>.</w:t>
       </w:r>
       <w:r>
-        <w:t xml:space="preserve"> Bu </w:t>
-      </w:r>
-      <w:proofErr w:type="spellStart"/>
-      <w:r>
-        <w:t>fiyat</w:t>
-      </w:r>
-      <w:proofErr w:type="spellEnd"/>
-      <w:r>
-        <w:t xml:space="preserve"> </w:t>
-      </w:r>
-      <w:proofErr w:type="spellStart"/>
-      <w:r>
-        <w:t>değişimlerini</w:t>
-      </w:r>
-      <w:proofErr w:type="spellEnd"/>
-      <w:r>
-        <w:t xml:space="preserve"> normalize </w:t>
-      </w:r>
-      <w:proofErr w:type="spellStart"/>
-      <w:r>
-        <w:t>etmek</w:t>
-      </w:r>
-      <w:proofErr w:type="spellEnd"/>
-      <w:r>
-        <w:t xml:space="preserve"> </w:t>
-      </w:r>
-      <w:proofErr w:type="spellStart"/>
-      <w:r>
-        <w:t>ve</w:t>
-      </w:r>
-      <w:proofErr w:type="spellEnd"/>
-      <w:r>
-        <w:t xml:space="preserve"> </w:t>
-      </w:r>
-      <w:proofErr w:type="spellStart"/>
-      <w:r>
-        <w:t>etiketlemeyi</w:t>
-      </w:r>
-      <w:proofErr w:type="spellEnd"/>
-      <w:r>
-        <w:t xml:space="preserve"> </w:t>
-      </w:r>
-      <w:proofErr w:type="spellStart"/>
-      <w:r>
-        <w:t>kolaylaştırmak</w:t>
-      </w:r>
-      <w:proofErr w:type="spellEnd"/>
-      <w:r>
-        <w:t xml:space="preserve"> </w:t>
-      </w:r>
-      <w:proofErr w:type="spellStart"/>
-      <w:r>
-        <w:t>için</w:t>
-      </w:r>
-      <w:proofErr w:type="spellEnd"/>
-      <w:r>
-        <w:t xml:space="preserve"> </w:t>
-      </w:r>
-      <w:proofErr w:type="spellStart"/>
-      <w:r>
-        <w:t>tüm</w:t>
-      </w:r>
-      <w:proofErr w:type="spellEnd"/>
-      <w:r>
-        <w:t xml:space="preserve"> </w:t>
-      </w:r>
-      <w:proofErr w:type="spellStart"/>
-      <w:r>
-        <w:t>fiyat</w:t>
-      </w:r>
-      <w:proofErr w:type="spellEnd"/>
-      <w:r>
-        <w:t xml:space="preserve"> </w:t>
-      </w:r>
-      <w:proofErr w:type="spellStart"/>
-      <w:r>
-        <w:t>serisi</w:t>
-      </w:r>
-      <w:proofErr w:type="spellEnd"/>
-      <w:r>
-        <w:t xml:space="preserve"> tanh </w:t>
-      </w:r>
-      <w:proofErr w:type="spellStart"/>
-      <w:r>
-        <w:t>fonksiyonundan</w:t>
-      </w:r>
-      <w:proofErr w:type="spellEnd"/>
-      <w:r>
-        <w:t xml:space="preserve"> </w:t>
-      </w:r>
-      <w:proofErr w:type="spellStart"/>
-      <w:r>
-        <w:t>geçirildi</w:t>
-      </w:r>
-      <w:proofErr w:type="spellEnd"/>
-      <w:r>
-        <w:t xml:space="preserve">. Tanh </w:t>
-      </w:r>
-      <w:proofErr w:type="spellStart"/>
-      <w:r>
-        <w:t>denklemi</w:t>
-      </w:r>
-      <w:proofErr w:type="spellEnd"/>
-    </w:p>
-    <w:p>
-      <w:pPr>
-        <w:keepNext/>
-      </w:pPr>
-      <w:bookmarkStart w:id="0" w:name="_GoBack"/>
-      <w:bookmarkEnd w:id="0"/>
-      <w:r>
-        <w:lastRenderedPageBreak/>
-        <w:tab/>
-      </w:r>
-      <w:r>
         <w:rPr>
           <w:noProof/>
         </w:rPr>
+        <w:t xml:space="preserve"> </w:t>
+      </w:r>
+      <w:r>
+        <w:rPr>
+          <w:noProof/>
+        </w:rPr>
         <w:drawing>
-          <wp:inline distT="0" distB="0" distL="0" distR="0">
-            <wp:extent cx="5973445" cy="1709420"/>
-            <wp:effectExtent l="0" t="0" r="8255" b="5080"/>
+          <wp:inline distT="0" distB="0" distL="0" distR="0" wp14:anchorId="0FE8C704" wp14:editId="70278F4F">
+            <wp:extent cx="5972810" cy="1708785"/>
+            <wp:effectExtent l="0" t="0" r="8890" b="5715"/>
             <wp:docPr id="4" name="Picture 4" descr="C:\Users\ugurg\AppData\Local\Microsoft\Windows\INetCache\Content.Word\pct_change.png"/>
             <wp:cNvGraphicFramePr>
               <a:graphicFrameLocks xmlns:a="http://schemas.openxmlformats.org/drawingml/2006/main" noChangeAspect="1"/>
@@ -1437,7 +1329,7 @@
                   <pic:spPr bwMode="auto">
                     <a:xfrm>
                       <a:off x="0" y="0"/>
-                      <a:ext cx="5973445" cy="1709420"/>
+                      <a:ext cx="5972810" cy="1708785"/>
                     </a:xfrm>
                     <a:prstGeom prst="rect">
                       <a:avLst/>
@@ -1467,54 +1359,613 @@
       <w:r>
         <w:t xml:space="preserve"> </w:t>
       </w:r>
+      <w:r>
+        <w:fldChar w:fldCharType="begin"/>
+      </w:r>
+      <w:r>
+        <w:instrText xml:space="preserve"> SEQ Şekil \* ARABIC </w:instrText>
+      </w:r>
+      <w:r>
+        <w:fldChar w:fldCharType="separate"/>
+      </w:r>
+      <w:r>
+        <w:rPr>
+          <w:noProof/>
+        </w:rPr>
+        <w:t>2</w:t>
+      </w:r>
+      <w:r>
+        <w:fldChar w:fldCharType="end"/>
+      </w:r>
+      <w:r>
+        <w:t xml:space="preserve">. </w:t>
+      </w:r>
+      <w:proofErr w:type="spellStart"/>
+      <w:r>
+        <w:t>Günlük</w:t>
+      </w:r>
+      <w:proofErr w:type="spellEnd"/>
+      <w:r>
+        <w:t xml:space="preserve"> </w:t>
+      </w:r>
+      <w:proofErr w:type="spellStart"/>
+      <w:r>
+        <w:t>yüzde</w:t>
+      </w:r>
+      <w:proofErr w:type="spellEnd"/>
+      <w:r>
+        <w:t xml:space="preserve"> </w:t>
+      </w:r>
+      <w:proofErr w:type="spellStart"/>
+      <w:r>
+        <w:t>fiyat</w:t>
+      </w:r>
+      <w:proofErr w:type="spellEnd"/>
+      <w:r>
+        <w:t xml:space="preserve"> </w:t>
+      </w:r>
+      <w:proofErr w:type="spellStart"/>
+      <w:r>
+        <w:t>değişim</w:t>
+      </w:r>
+      <w:proofErr w:type="spellEnd"/>
+      <w:r>
+        <w:t xml:space="preserve"> </w:t>
+      </w:r>
+      <w:proofErr w:type="spellStart"/>
+      <w:r>
+        <w:t>dağılımı</w:t>
+      </w:r>
+      <w:proofErr w:type="spellEnd"/>
+    </w:p>
+    <w:p/>
+    <w:p/>
+    <w:p>
+      <w:r>
+        <w:t xml:space="preserve"> Bu </w:t>
+      </w:r>
+      <w:proofErr w:type="spellStart"/>
+      <w:r>
+        <w:t>fiyat</w:t>
+      </w:r>
+      <w:proofErr w:type="spellEnd"/>
+      <w:r>
+        <w:t xml:space="preserve"> </w:t>
+      </w:r>
+      <w:proofErr w:type="spellStart"/>
+      <w:r>
+        <w:t>değişimlerini</w:t>
+      </w:r>
+      <w:proofErr w:type="spellEnd"/>
+      <w:r>
+        <w:t xml:space="preserve"> normalize </w:t>
+      </w:r>
+      <w:proofErr w:type="spellStart"/>
+      <w:r>
+        <w:t>etmek</w:t>
+      </w:r>
+      <w:proofErr w:type="spellEnd"/>
+      <w:r>
+        <w:t xml:space="preserve"> </w:t>
+      </w:r>
+      <w:proofErr w:type="spellStart"/>
+      <w:r>
+        <w:t>ve</w:t>
+      </w:r>
+      <w:proofErr w:type="spellEnd"/>
+      <w:r>
+        <w:t xml:space="preserve"> </w:t>
+      </w:r>
+      <w:proofErr w:type="spellStart"/>
+      <w:r>
+        <w:t>etiketlemeyi</w:t>
+      </w:r>
+      <w:proofErr w:type="spellEnd"/>
+      <w:r>
+        <w:t xml:space="preserve"> </w:t>
+      </w:r>
+      <w:proofErr w:type="spellStart"/>
+      <w:r>
+        <w:t>kolaylaştırmak</w:t>
+      </w:r>
+      <w:proofErr w:type="spellEnd"/>
+      <w:r>
+        <w:t xml:space="preserve"> </w:t>
+      </w:r>
+      <w:proofErr w:type="spellStart"/>
+      <w:r>
+        <w:t>için</w:t>
+      </w:r>
+      <w:proofErr w:type="spellEnd"/>
+      <w:r>
+        <w:t xml:space="preserve"> </w:t>
+      </w:r>
+      <w:proofErr w:type="spellStart"/>
+      <w:r>
+        <w:t>tüm</w:t>
+      </w:r>
+      <w:proofErr w:type="spellEnd"/>
+      <w:r>
+        <w:t xml:space="preserve"> </w:t>
+      </w:r>
+      <w:proofErr w:type="spellStart"/>
+      <w:r>
+        <w:t>fiyat</w:t>
+      </w:r>
+      <w:proofErr w:type="spellEnd"/>
+      <w:r>
+        <w:t xml:space="preserve"> </w:t>
+      </w:r>
+      <w:proofErr w:type="spellStart"/>
+      <w:r>
+        <w:t>serisi</w:t>
+      </w:r>
+      <w:proofErr w:type="spellEnd"/>
+      <w:r>
+        <w:t xml:space="preserve"> tanh </w:t>
+      </w:r>
+      <w:proofErr w:type="spellStart"/>
+      <w:r>
+        <w:t>fonksiyonundan</w:t>
+      </w:r>
+      <w:proofErr w:type="spellEnd"/>
+      <w:r>
+        <w:t xml:space="preserve"> </w:t>
+      </w:r>
+      <w:proofErr w:type="spellStart"/>
+      <w:r>
+        <w:t>geçirildi</w:t>
+      </w:r>
+      <w:proofErr w:type="spellEnd"/>
+      <w:r>
+        <w:t xml:space="preserve">. Tanh </w:t>
+      </w:r>
+      <w:proofErr w:type="spellStart"/>
+      <w:r>
+        <w:t>denklemi</w:t>
+      </w:r>
+      <w:proofErr w:type="spellEnd"/>
+      <w:r>
+        <w:t xml:space="preserve"> </w:t>
+      </w:r>
+      <w:proofErr w:type="spellStart"/>
+      <w:r>
+        <w:t>denklem</w:t>
+      </w:r>
+      <w:proofErr w:type="spellEnd"/>
+      <w:r>
+        <w:t xml:space="preserve"> 2 de</w:t>
+      </w:r>
+      <w:r>
+        <w:t xml:space="preserve"> </w:t>
+      </w:r>
+      <w:proofErr w:type="spellStart"/>
+      <w:r>
+        <w:t>grafiği</w:t>
+      </w:r>
+      <w:proofErr w:type="spellEnd"/>
+      <w:r>
+        <w:t xml:space="preserve"> </w:t>
+      </w:r>
+      <w:proofErr w:type="spellStart"/>
+      <w:r>
+        <w:t>şekilde</w:t>
+      </w:r>
+      <w:proofErr w:type="spellEnd"/>
+      <w:r>
+        <w:t xml:space="preserve"> 3.te </w:t>
+      </w:r>
+      <w:proofErr w:type="spellStart"/>
+      <w:r>
+        <w:t>görülmektedir</w:t>
+      </w:r>
+      <w:proofErr w:type="spellEnd"/>
+      <w:r>
+        <w:t>.</w:t>
+      </w:r>
+      <w:r>
+        <w:t xml:space="preserve"> </w:t>
+      </w:r>
+      <w:proofErr w:type="spellStart"/>
+      <w:r>
+        <w:t>görülmektedir</w:t>
+      </w:r>
+      <w:proofErr w:type="spellEnd"/>
+      <w:r>
+        <w:t>.</w:t>
+      </w:r>
+    </w:p>
+    <w:p>
+      <w:pPr>
+        <w:jc w:val="center"/>
+        <w:rPr>
+          <w:rFonts w:eastAsiaTheme="minorEastAsia"/>
+        </w:rPr>
+      </w:pPr>
+      <m:oMath>
+        <m:r>
+          <w:rPr>
+            <w:rFonts w:ascii="Cambria Math" w:hAnsi="Cambria Math"/>
+          </w:rPr>
+          <m:t xml:space="preserve">tanhx= </m:t>
+        </m:r>
+        <m:f>
+          <m:fPr>
+            <m:ctrlPr>
+              <w:rPr>
+                <w:rFonts w:ascii="Cambria Math" w:hAnsi="Cambria Math"/>
+                <w:i/>
+              </w:rPr>
+            </m:ctrlPr>
+          </m:fPr>
+          <m:num>
+            <m:r>
+              <w:rPr>
+                <w:rFonts w:ascii="Cambria Math" w:hAnsi="Cambria Math"/>
+              </w:rPr>
+              <m:t>sinhx</m:t>
+            </m:r>
+          </m:num>
+          <m:den>
+            <m:r>
+              <w:rPr>
+                <w:rFonts w:ascii="Cambria Math" w:hAnsi="Cambria Math"/>
+              </w:rPr>
+              <m:t>coshx</m:t>
+            </m:r>
+          </m:den>
+        </m:f>
+        <m:r>
+          <w:rPr>
+            <w:rFonts w:ascii="Cambria Math" w:hAnsi="Cambria Math"/>
+          </w:rPr>
+          <m:t>=</m:t>
+        </m:r>
+        <m:f>
+          <m:fPr>
+            <m:ctrlPr>
+              <w:rPr>
+                <w:rFonts w:ascii="Cambria Math" w:hAnsi="Cambria Math"/>
+                <w:i/>
+              </w:rPr>
+            </m:ctrlPr>
+          </m:fPr>
+          <m:num>
+            <m:sSup>
+              <m:sSupPr>
+                <m:ctrlPr>
+                  <w:rPr>
+                    <w:rFonts w:ascii="Cambria Math" w:hAnsi="Cambria Math"/>
+                    <w:i/>
+                  </w:rPr>
+                </m:ctrlPr>
+              </m:sSupPr>
+              <m:e>
+                <m:r>
+                  <w:rPr>
+                    <w:rFonts w:ascii="Cambria Math" w:hAnsi="Cambria Math"/>
+                  </w:rPr>
+                  <m:t>e</m:t>
+                </m:r>
+              </m:e>
+              <m:sup>
+                <m:r>
+                  <w:rPr>
+                    <w:rFonts w:ascii="Cambria Math" w:hAnsi="Cambria Math"/>
+                  </w:rPr>
+                  <m:t>x</m:t>
+                </m:r>
+              </m:sup>
+            </m:sSup>
+            <m:r>
+              <w:rPr>
+                <w:rFonts w:ascii="Cambria Math" w:hAnsi="Cambria Math"/>
+              </w:rPr>
+              <m:t xml:space="preserve">- </m:t>
+            </m:r>
+            <m:sSup>
+              <m:sSupPr>
+                <m:ctrlPr>
+                  <w:rPr>
+                    <w:rFonts w:ascii="Cambria Math" w:hAnsi="Cambria Math"/>
+                    <w:i/>
+                  </w:rPr>
+                </m:ctrlPr>
+              </m:sSupPr>
+              <m:e>
+                <m:r>
+                  <w:rPr>
+                    <w:rFonts w:ascii="Cambria Math" w:hAnsi="Cambria Math"/>
+                  </w:rPr>
+                  <m:t>e</m:t>
+                </m:r>
+              </m:e>
+              <m:sup>
+                <m:r>
+                  <w:rPr>
+                    <w:rFonts w:ascii="Cambria Math" w:hAnsi="Cambria Math"/>
+                  </w:rPr>
+                  <m:t>-</m:t>
+                </m:r>
+                <m:r>
+                  <w:rPr>
+                    <w:rFonts w:ascii="Cambria Math" w:hAnsi="Cambria Math"/>
+                  </w:rPr>
+                  <m:t>x</m:t>
+                </m:r>
+              </m:sup>
+            </m:sSup>
+          </m:num>
+          <m:den>
+            <m:sSup>
+              <m:sSupPr>
+                <m:ctrlPr>
+                  <w:rPr>
+                    <w:rFonts w:ascii="Cambria Math" w:hAnsi="Cambria Math"/>
+                    <w:i/>
+                  </w:rPr>
+                </m:ctrlPr>
+              </m:sSupPr>
+              <m:e>
+                <m:r>
+                  <w:rPr>
+                    <w:rFonts w:ascii="Cambria Math" w:hAnsi="Cambria Math"/>
+                  </w:rPr>
+                  <m:t>e</m:t>
+                </m:r>
+              </m:e>
+              <m:sup>
+                <m:r>
+                  <w:rPr>
+                    <w:rFonts w:ascii="Cambria Math" w:hAnsi="Cambria Math"/>
+                  </w:rPr>
+                  <m:t>x</m:t>
+                </m:r>
+              </m:sup>
+            </m:sSup>
+            <m:r>
+              <w:rPr>
+                <w:rFonts w:ascii="Cambria Math" w:hAnsi="Cambria Math"/>
+              </w:rPr>
+              <m:t xml:space="preserve">+ </m:t>
+            </m:r>
+            <m:sSup>
+              <m:sSupPr>
+                <m:ctrlPr>
+                  <w:rPr>
+                    <w:rFonts w:ascii="Cambria Math" w:hAnsi="Cambria Math"/>
+                    <w:i/>
+                  </w:rPr>
+                </m:ctrlPr>
+              </m:sSupPr>
+              <m:e>
+                <m:r>
+                  <w:rPr>
+                    <w:rFonts w:ascii="Cambria Math" w:hAnsi="Cambria Math"/>
+                  </w:rPr>
+                  <m:t>e</m:t>
+                </m:r>
+              </m:e>
+              <m:sup>
+                <m:r>
+                  <w:rPr>
+                    <w:rFonts w:ascii="Cambria Math" w:hAnsi="Cambria Math"/>
+                  </w:rPr>
+                  <m:t>-</m:t>
+                </m:r>
+                <m:r>
+                  <w:rPr>
+                    <w:rFonts w:ascii="Cambria Math" w:hAnsi="Cambria Math"/>
+                  </w:rPr>
+                  <m:t>x</m:t>
+                </m:r>
+              </m:sup>
+            </m:sSup>
+          </m:den>
+        </m:f>
+        <m:r>
+          <w:rPr>
+            <w:rFonts w:ascii="Cambria Math" w:hAnsi="Cambria Math"/>
+          </w:rPr>
+          <m:t>=</m:t>
+        </m:r>
+        <m:f>
+          <m:fPr>
+            <m:ctrlPr>
+              <w:rPr>
+                <w:rFonts w:ascii="Cambria Math" w:hAnsi="Cambria Math"/>
+                <w:i/>
+              </w:rPr>
+            </m:ctrlPr>
+          </m:fPr>
+          <m:num>
+            <m:sSup>
+              <m:sSupPr>
+                <m:ctrlPr>
+                  <w:rPr>
+                    <w:rFonts w:ascii="Cambria Math" w:hAnsi="Cambria Math"/>
+                    <w:i/>
+                  </w:rPr>
+                </m:ctrlPr>
+              </m:sSupPr>
+              <m:e>
+                <m:r>
+                  <w:rPr>
+                    <w:rFonts w:ascii="Cambria Math" w:hAnsi="Cambria Math"/>
+                  </w:rPr>
+                  <m:t>e</m:t>
+                </m:r>
+              </m:e>
+              <m:sup>
+                <m:r>
+                  <w:rPr>
+                    <w:rFonts w:ascii="Cambria Math" w:hAnsi="Cambria Math"/>
+                  </w:rPr>
+                  <m:t>2</m:t>
+                </m:r>
+                <m:r>
+                  <w:rPr>
+                    <w:rFonts w:ascii="Cambria Math" w:hAnsi="Cambria Math"/>
+                  </w:rPr>
+                  <m:t>x</m:t>
+                </m:r>
+              </m:sup>
+            </m:sSup>
+            <m:r>
+              <w:rPr>
+                <w:rFonts w:ascii="Cambria Math" w:hAnsi="Cambria Math"/>
+              </w:rPr>
+              <m:t>-1</m:t>
+            </m:r>
+          </m:num>
+          <m:den>
+            <m:sSup>
+              <m:sSupPr>
+                <m:ctrlPr>
+                  <w:rPr>
+                    <w:rFonts w:ascii="Cambria Math" w:hAnsi="Cambria Math"/>
+                    <w:i/>
+                  </w:rPr>
+                </m:ctrlPr>
+              </m:sSupPr>
+              <m:e>
+                <m:r>
+                  <w:rPr>
+                    <w:rFonts w:ascii="Cambria Math" w:hAnsi="Cambria Math"/>
+                  </w:rPr>
+                  <m:t>e</m:t>
+                </m:r>
+              </m:e>
+              <m:sup>
+                <m:r>
+                  <w:rPr>
+                    <w:rFonts w:ascii="Cambria Math" w:hAnsi="Cambria Math"/>
+                  </w:rPr>
+                  <m:t>2</m:t>
+                </m:r>
+                <m:r>
+                  <w:rPr>
+                    <w:rFonts w:ascii="Cambria Math" w:hAnsi="Cambria Math"/>
+                  </w:rPr>
+                  <m:t>x</m:t>
+                </m:r>
+              </m:sup>
+            </m:sSup>
+            <m:r>
+              <w:rPr>
+                <w:rFonts w:ascii="Cambria Math" w:hAnsi="Cambria Math"/>
+              </w:rPr>
+              <m:t>+1</m:t>
+            </m:r>
+          </m:den>
+        </m:f>
+      </m:oMath>
+      <w:r>
+        <w:rPr>
+          <w:rFonts w:eastAsiaTheme="minorEastAsia"/>
+        </w:rPr>
+        <w:tab/>
+        <w:t>(2)</w:t>
+      </w:r>
+    </w:p>
+    <w:p>
+      <w:pPr>
+        <w:keepNext/>
+        <w:jc w:val="center"/>
+      </w:pPr>
+      <w:r>
+        <w:rPr>
+          <w:rFonts w:eastAsiaTheme="minorEastAsia"/>
+          <w:noProof/>
+        </w:rPr>
+        <w:drawing>
+          <wp:inline distT="0" distB="0" distL="0" distR="0">
+            <wp:extent cx="2653665" cy="1719580"/>
+            <wp:effectExtent l="0" t="0" r="0" b="0"/>
+            <wp:docPr id="7" name="Picture 7" descr="C:\Users\ugurg\Documents\GitHub\finance-cnn\result\tanh.png"/>
+            <wp:cNvGraphicFramePr>
+              <a:graphicFrameLocks xmlns:a="http://schemas.openxmlformats.org/drawingml/2006/main" noChangeAspect="1"/>
+            </wp:cNvGraphicFramePr>
+            <a:graphic xmlns:a="http://schemas.openxmlformats.org/drawingml/2006/main">
+              <a:graphicData uri="http://schemas.openxmlformats.org/drawingml/2006/picture">
+                <pic:pic xmlns:pic="http://schemas.openxmlformats.org/drawingml/2006/picture">
+                  <pic:nvPicPr>
+                    <pic:cNvPr id="0" name="Picture 5" descr="C:\Users\ugurg\Documents\GitHub\finance-cnn\result\tanh.png"/>
+                    <pic:cNvPicPr>
+                      <a:picLocks noChangeAspect="1" noChangeArrowheads="1"/>
+                    </pic:cNvPicPr>
+                  </pic:nvPicPr>
+                  <pic:blipFill>
+                    <a:blip r:embed="rId7">
+                      <a:extLst>
+                        <a:ext uri="{28A0092B-C50C-407E-A947-70E740481C1C}">
+                          <a14:useLocalDpi xmlns:a14="http://schemas.microsoft.com/office/drawing/2010/main" val="0"/>
+                        </a:ext>
+                      </a:extLst>
+                    </a:blip>
+                    <a:srcRect/>
+                    <a:stretch>
+                      <a:fillRect/>
+                    </a:stretch>
+                  </pic:blipFill>
+                  <pic:spPr bwMode="auto">
+                    <a:xfrm>
+                      <a:off x="0" y="0"/>
+                      <a:ext cx="2653665" cy="1719580"/>
+                    </a:xfrm>
+                    <a:prstGeom prst="rect">
+                      <a:avLst/>
+                    </a:prstGeom>
+                    <a:noFill/>
+                    <a:ln>
+                      <a:noFill/>
+                    </a:ln>
+                  </pic:spPr>
+                </pic:pic>
+              </a:graphicData>
+            </a:graphic>
+          </wp:inline>
+        </w:drawing>
+      </w:r>
+      <w:bookmarkStart w:id="0" w:name="_GoBack"/>
+      <w:bookmarkEnd w:id="0"/>
+    </w:p>
+    <w:p>
+      <w:pPr>
+        <w:pStyle w:val="Caption"/>
+        <w:jc w:val="center"/>
+        <w:rPr>
+          <w:rFonts w:eastAsiaTheme="minorEastAsia"/>
+        </w:rPr>
+      </w:pPr>
+      <w:proofErr w:type="spellStart"/>
+      <w:r>
+        <w:t>Şekil</w:t>
+      </w:r>
+      <w:proofErr w:type="spellEnd"/>
+      <w:r>
+        <w:t xml:space="preserve"> </w:t>
+      </w:r>
       <w:fldSimple w:instr=" SEQ Şekil \* ARABIC ">
         <w:r>
           <w:rPr>
             <w:noProof/>
           </w:rPr>
-          <w:t>2</w:t>
+          <w:t>3</w:t>
         </w:r>
       </w:fldSimple>
       <w:r>
-        <w:t xml:space="preserve">. </w:t>
-      </w:r>
-      <w:proofErr w:type="spellStart"/>
-      <w:r>
-        <w:t>Günlük</w:t>
-      </w:r>
-      <w:proofErr w:type="spellEnd"/>
-      <w:r>
-        <w:t xml:space="preserve"> </w:t>
-      </w:r>
-      <w:proofErr w:type="spellStart"/>
-      <w:r>
-        <w:t>yüzde</w:t>
-      </w:r>
-      <w:proofErr w:type="spellEnd"/>
-      <w:r>
-        <w:t xml:space="preserve"> </w:t>
-      </w:r>
-      <w:proofErr w:type="spellStart"/>
-      <w:r>
-        <w:t>fiyat</w:t>
-      </w:r>
-      <w:proofErr w:type="spellEnd"/>
-      <w:r>
-        <w:t xml:space="preserve"> </w:t>
-      </w:r>
-      <w:proofErr w:type="spellStart"/>
-      <w:r>
-        <w:t>değişim</w:t>
-      </w:r>
-      <w:proofErr w:type="spellEnd"/>
-      <w:r>
-        <w:t xml:space="preserve"> </w:t>
-      </w:r>
-      <w:proofErr w:type="spellStart"/>
-      <w:r>
-        <w:t>dağılımı</w:t>
-      </w:r>
-      <w:proofErr w:type="spellEnd"/>
+        <w:t>.Tanh(x)</w:t>
+      </w:r>
+    </w:p>
+    <w:p>
+      <w:pPr>
+        <w:keepNext/>
+      </w:pPr>
+      <w:r>
+        <w:lastRenderedPageBreak/>
+        <w:tab/>
+      </w:r>
     </w:p>
     <w:p>
       <w:pPr>
@@ -1547,7 +1998,7 @@
                     </pic:cNvPicPr>
                   </pic:nvPicPr>
                   <pic:blipFill>
-                    <a:blip r:embed="rId7">
+                    <a:blip r:embed="rId8">
                       <a:extLst>
                         <a:ext uri="{28A0092B-C50C-407E-A947-70E740481C1C}">
                           <a14:useLocalDpi xmlns:a14="http://schemas.microsoft.com/office/drawing/2010/main" val="0"/>
@@ -1601,7 +2052,7 @@
                     </pic:cNvPicPr>
                   </pic:nvPicPr>
                   <pic:blipFill>
-                    <a:blip r:embed="rId8">
+                    <a:blip r:embed="rId9">
                       <a:extLst>
                         <a:ext uri="{28A0092B-C50C-407E-A947-70E740481C1C}">
                           <a14:useLocalDpi xmlns:a14="http://schemas.microsoft.com/office/drawing/2010/main" val="0"/>
@@ -2489,7 +2940,6 @@
                 <w:b/>
                 <w:lang w:val="tr-TR"/>
               </w:rPr>
-              <w:lastRenderedPageBreak/>
               <w:t>Fold-</w:t>
             </w:r>
             <w:r>

--- a/result/cnn_finance_rapor.docx
+++ b/result/cnn_finance_rapor.docx
@@ -7,11 +7,13 @@
         <w:pStyle w:val="Heading1"/>
         <w:jc w:val="center"/>
         <w:rPr>
-          <w:lang w:val="tr-TR"/>
-        </w:rPr>
-      </w:pPr>
-      <w:r>
-        <w:rPr>
+          <w:color w:val="auto"/>
+          <w:lang w:val="tr-TR"/>
+        </w:rPr>
+      </w:pPr>
+      <w:r>
+        <w:rPr>
+          <w:color w:val="auto"/>
           <w:lang w:val="tr-TR"/>
         </w:rPr>
         <w:t>Evrişimsel Sinir Ağı Kullanarak Trend Tahmini</w:t>
@@ -19,13 +21,42 @@
     </w:p>
     <w:p>
       <w:pPr>
+        <w:jc w:val="center"/>
+        <w:rPr>
+          <w:lang w:val="tr-TR"/>
+        </w:rPr>
+      </w:pPr>
+      <w:r>
+        <w:rPr>
+          <w:lang w:val="tr-TR"/>
+        </w:rPr>
+        <w:t>Uğur Güdelek, Arda Bölük, Murat Özbayoğlu</w:t>
+      </w:r>
+    </w:p>
+    <w:p>
+      <w:pPr>
+        <w:jc w:val="both"/>
+        <w:rPr>
+          <w:lang w:val="tr-TR"/>
+        </w:rPr>
+      </w:pPr>
+    </w:p>
+    <w:p>
+      <w:pPr>
         <w:pStyle w:val="Heading2"/>
-        <w:rPr>
-          <w:lang w:val="tr-TR"/>
-        </w:rPr>
-      </w:pPr>
-      <w:r>
-        <w:rPr>
+        <w:numPr>
+          <w:ilvl w:val="0"/>
+          <w:numId w:val="3"/>
+        </w:numPr>
+        <w:jc w:val="both"/>
+        <w:rPr>
+          <w:color w:val="auto"/>
+          <w:lang w:val="tr-TR"/>
+        </w:rPr>
+      </w:pPr>
+      <w:r>
+        <w:rPr>
+          <w:color w:val="auto"/>
           <w:lang w:val="tr-TR"/>
         </w:rPr>
         <w:t>Özet</w:t>
@@ -96,12 +127,19 @@
     <w:p>
       <w:pPr>
         <w:pStyle w:val="Heading2"/>
-        <w:rPr>
-          <w:lang w:val="tr-TR"/>
-        </w:rPr>
-      </w:pPr>
-      <w:r>
-        <w:rPr>
+        <w:numPr>
+          <w:ilvl w:val="0"/>
+          <w:numId w:val="3"/>
+        </w:numPr>
+        <w:jc w:val="both"/>
+        <w:rPr>
+          <w:color w:val="auto"/>
+          <w:lang w:val="tr-TR"/>
+        </w:rPr>
+      </w:pPr>
+      <w:r>
+        <w:rPr>
+          <w:color w:val="auto"/>
           <w:lang w:val="tr-TR"/>
         </w:rPr>
         <w:t>Giriş</w:t>
@@ -109,6 +147,7 @@
     </w:p>
     <w:p>
       <w:pPr>
+        <w:jc w:val="both"/>
         <w:rPr>
           <w:lang w:val="tr-TR"/>
         </w:rPr>
@@ -129,12 +168,19 @@
     <w:p>
       <w:pPr>
         <w:pStyle w:val="Heading2"/>
-        <w:rPr>
-          <w:lang w:val="tr-TR"/>
-        </w:rPr>
-      </w:pPr>
-      <w:r>
-        <w:rPr>
+        <w:numPr>
+          <w:ilvl w:val="0"/>
+          <w:numId w:val="3"/>
+        </w:numPr>
+        <w:jc w:val="both"/>
+        <w:rPr>
+          <w:color w:val="auto"/>
+          <w:lang w:val="tr-TR"/>
+        </w:rPr>
+      </w:pPr>
+      <w:r>
+        <w:rPr>
+          <w:color w:val="auto"/>
           <w:lang w:val="tr-TR"/>
         </w:rPr>
         <w:t>Araştırmalar</w:t>
@@ -147,16 +193,89 @@
           <w:lang w:val="tr-TR"/>
         </w:rPr>
       </w:pPr>
+      <w:r>
+        <w:rPr>
+          <w:lang w:val="tr-TR"/>
+        </w:rPr>
+        <w:t>Bu çalışmada alışılm</w:t>
+      </w:r>
+      <w:r>
+        <w:rPr>
+          <w:lang w:val="tr-TR"/>
+        </w:rPr>
+        <w:t>adık bir yaklaşım uygulanıyor f</w:t>
+      </w:r>
+      <w:r>
+        <w:rPr>
+          <w:lang w:val="tr-TR"/>
+        </w:rPr>
+        <w:t>akat makine öğrenmesi teknikleriyle trend tahmini bir ilk değil. Örneğin, Choudhry [1] genetik algoritma ile teknik anal</w:t>
+      </w:r>
+      <w:r>
+        <w:rPr>
+          <w:lang w:val="tr-TR"/>
+        </w:rPr>
+        <w:t>iz verilerinin</w:t>
+      </w:r>
+      <w:r>
+        <w:rPr>
+          <w:lang w:val="tr-TR"/>
+        </w:rPr>
+        <w:t xml:space="preserve"> bir kısmını seçip vektör destek makineleri ile trend tahmini yapmıştır.</w:t>
+      </w:r>
+      <w:r>
+        <w:rPr>
+          <w:lang w:val="tr-TR"/>
+        </w:rPr>
+        <w:t xml:space="preserve"> </w:t>
+      </w:r>
+      <w:r>
+        <w:rPr>
+          <w:lang w:val="tr-TR"/>
+        </w:rPr>
+        <w:t xml:space="preserve"> </w:t>
+      </w:r>
+      <w:r>
+        <w:rPr>
+          <w:lang w:val="tr-TR"/>
+        </w:rPr>
+        <w:t>Choudhry</w:t>
+      </w:r>
+      <w:r>
+        <w:rPr>
+          <w:lang w:val="tr-TR"/>
+        </w:rPr>
+        <w:t xml:space="preserve"> iki sınıflı modeli yani artış ve azalış test etmiştir. Fakat, bu çalışmada 3 sınıf model araştırılmış olup öbekleme ile teknik analiz verileri seçilmiştir. </w:t>
+      </w:r>
+      <w:r>
+        <w:rPr>
+          <w:lang w:val="tr-TR"/>
+        </w:rPr>
+        <w:t>Tsai</w:t>
+      </w:r>
+      <w:r>
+        <w:rPr>
+          <w:lang w:val="tr-TR"/>
+        </w:rPr>
+        <w:t xml:space="preserve"> [2] yapay sinir ağı ile karar ağaçlarını birleştirerek ikisinin ayrı ayrı verdiği başarımı arttırmak istemiştir. Tsai de Choudhry gibi 2 sınıflı yapı kullanmıştır. Fakat, teknik analiz verilerinin ve verinin kendisinin harmanlanıp resim gibi bir araya getirilip evrişimsel sinir ağı ile modellenmesi oldukça farklı ve yenilikçi bir yaklaşımdır.</w:t>
+      </w:r>
     </w:p>
     <w:p>
       <w:pPr>
         <w:pStyle w:val="Heading2"/>
-        <w:rPr>
-          <w:lang w:val="tr-TR"/>
-        </w:rPr>
-      </w:pPr>
-      <w:r>
-        <w:rPr>
+        <w:numPr>
+          <w:ilvl w:val="0"/>
+          <w:numId w:val="3"/>
+        </w:numPr>
+        <w:jc w:val="both"/>
+        <w:rPr>
+          <w:color w:val="auto"/>
+          <w:lang w:val="tr-TR"/>
+        </w:rPr>
+      </w:pPr>
+      <w:r>
+        <w:rPr>
+          <w:color w:val="auto"/>
           <w:lang w:val="tr-TR"/>
         </w:rPr>
         <w:t>Teknik Analiz</w:t>
@@ -165,19 +284,26 @@
     <w:p>
       <w:pPr>
         <w:pStyle w:val="Heading3"/>
-        <w:ind w:firstLine="360"/>
-        <w:rPr>
-          <w:lang w:val="tr-TR"/>
-        </w:rPr>
-      </w:pPr>
-      <w:r>
-        <w:rPr>
+        <w:numPr>
+          <w:ilvl w:val="1"/>
+          <w:numId w:val="3"/>
+        </w:numPr>
+        <w:jc w:val="both"/>
+        <w:rPr>
+          <w:color w:val="auto"/>
+          <w:lang w:val="tr-TR"/>
+        </w:rPr>
+      </w:pPr>
+      <w:r>
+        <w:rPr>
+          <w:color w:val="auto"/>
           <w:lang w:val="tr-TR"/>
         </w:rPr>
         <w:t>Ver</w:t>
       </w:r>
       <w:r>
         <w:rPr>
+          <w:color w:val="auto"/>
           <w:lang w:val="tr-TR"/>
         </w:rPr>
         <w:t>i</w:t>
@@ -185,7 +311,6 @@
     </w:p>
     <w:p>
       <w:pPr>
-        <w:ind w:left="360"/>
         <w:jc w:val="both"/>
         <w:rPr>
           <w:lang w:val="tr-TR"/>
@@ -213,7 +338,25 @@
         <w:rPr>
           <w:lang w:val="tr-TR"/>
         </w:rPr>
-        <w:t xml:space="preserve">19 adet yatırım fonunun 2000 ile 2017 arasındaki verileri kullanıldı. </w:t>
+        <w:t>17</w:t>
+      </w:r>
+      <w:r>
+        <w:rPr>
+          <w:lang w:val="tr-TR"/>
+        </w:rPr>
+        <w:t xml:space="preserve"> ad</w:t>
+      </w:r>
+      <w:r>
+        <w:rPr>
+          <w:lang w:val="tr-TR"/>
+        </w:rPr>
+        <w:t>et yatırım fonunun 2000 ile 2016</w:t>
+      </w:r>
+      <w:r>
+        <w:rPr>
+          <w:lang w:val="tr-TR"/>
+        </w:rPr>
+        <w:t xml:space="preserve"> arasındaki verileri kullanıldı. </w:t>
       </w:r>
       <w:r>
         <w:rPr>
@@ -225,31 +368,63 @@
         <w:rPr>
           <w:lang w:val="tr-TR"/>
         </w:rPr>
-        <w:t>XLF, XLU, XLI, SPY, XLP, EWG, XLB, XLK, XLV, , , EWH, EWC, XLY, EWW, DIA, XLE, EWA, EWJ kullanılan 19 yatırım fonunun kısaltmasıdır.</w:t>
+        <w:t>XLF, XLU, XLI, SPY, XLP, EWG, XLB, XL</w:t>
+      </w:r>
+      <w:r>
+        <w:rPr>
+          <w:lang w:val="tr-TR"/>
+        </w:rPr>
+        <w:t>K, XLV, ,</w:t>
+      </w:r>
+      <w:r>
+        <w:rPr>
+          <w:lang w:val="tr-TR"/>
+        </w:rPr>
+        <w:t xml:space="preserve"> EWH, EWC, XLY, EWW, </w:t>
+      </w:r>
+      <w:r>
+        <w:rPr>
+          <w:lang w:val="tr-TR"/>
+        </w:rPr>
+        <w:t>DIA, XLE, EWA, EWJ kullanılan 17</w:t>
+      </w:r>
+      <w:r>
+        <w:rPr>
+          <w:lang w:val="tr-TR"/>
+        </w:rPr>
+        <w:t xml:space="preserve"> yatırım fonunun kısaltmasıdır.</w:t>
       </w:r>
     </w:p>
     <w:p>
       <w:pPr>
         <w:pStyle w:val="Heading3"/>
-        <w:ind w:firstLine="360"/>
-        <w:rPr>
-          <w:lang w:val="tr-TR"/>
-        </w:rPr>
-      </w:pPr>
-      <w:r>
-        <w:rPr>
+        <w:numPr>
+          <w:ilvl w:val="1"/>
+          <w:numId w:val="3"/>
+        </w:numPr>
+        <w:jc w:val="both"/>
+        <w:rPr>
+          <w:color w:val="auto"/>
+          <w:lang w:val="tr-TR"/>
+        </w:rPr>
+      </w:pPr>
+      <w:r>
+        <w:rPr>
+          <w:color w:val="auto"/>
           <w:lang w:val="tr-TR"/>
         </w:rPr>
         <w:t>İndikatörler</w:t>
       </w:r>
       <w:r>
         <w:rPr>
+          <w:color w:val="auto"/>
           <w:lang w:val="tr-TR"/>
         </w:rPr>
         <w:t xml:space="preserve"> ve </w:t>
       </w:r>
       <w:r>
         <w:rPr>
+          <w:color w:val="auto"/>
           <w:lang w:val="tr-TR"/>
         </w:rPr>
         <w:t>Öznitelikler</w:t>
@@ -257,7 +432,6 @@
     </w:p>
     <w:p>
       <w:pPr>
-        <w:ind w:left="360"/>
         <w:jc w:val="both"/>
         <w:rPr>
           <w:lang w:val="tr-TR"/>
@@ -386,7 +560,16 @@
     </w:p>
     <w:p>
       <w:pPr>
+        <w:jc w:val="both"/>
+        <w:rPr>
+          <w:lang w:val="tr-TR"/>
+        </w:rPr>
+      </w:pPr>
+    </w:p>
+    <w:p>
+      <w:pPr>
         <w:ind w:left="3960" w:firstLine="360"/>
+        <w:jc w:val="both"/>
         <w:rPr>
           <w:rFonts w:eastAsiaTheme="minorEastAsia"/>
           <w:lang w:val="tr-TR"/>
@@ -398,6 +581,7 @@
             <w:rFonts w:ascii="Cambria Math" w:hAnsi="Cambria Math"/>
             <w:lang w:val="tr-TR"/>
           </w:rPr>
+          <w:lastRenderedPageBreak/>
           <m:t xml:space="preserve">RSI=100- </m:t>
         </m:r>
         <m:f>
@@ -425,14 +609,7 @@
                 <w:rFonts w:ascii="Cambria Math" w:hAnsi="Cambria Math"/>
                 <w:lang w:val="tr-TR"/>
               </w:rPr>
-              <m:t>1+R</m:t>
-            </m:r>
-            <m:r>
-              <w:rPr>
-                <w:rFonts w:ascii="Cambria Math" w:hAnsi="Cambria Math"/>
-                <w:lang w:val="tr-TR"/>
-              </w:rPr>
-              <m:t>S</m:t>
+              <m:t>1+RS</m:t>
             </m:r>
           </m:den>
         </m:f>
@@ -456,9 +633,9 @@
     <w:p>
       <w:pPr>
         <w:ind w:left="4320"/>
+        <w:jc w:val="both"/>
         <w:rPr>
           <w:rFonts w:ascii="Courier New" w:eastAsia="Times New Roman" w:hAnsi="Courier New" w:cs="Courier New"/>
-          <w:color w:val="333333"/>
           <w:sz w:val="20"/>
           <w:szCs w:val="20"/>
           <w:lang w:val="tr-TR" w:eastAsia="tr-TR"/>
@@ -564,9 +741,10 @@
     </w:p>
     <w:p>
       <w:pPr>
-        <w:ind w:left="360"/>
+        <w:pStyle w:val="Heading2"/>
         <w:jc w:val="both"/>
         <w:rPr>
+          <w:color w:val="auto"/>
           <w:lang w:val="tr-TR"/>
         </w:rPr>
       </w:pPr>
@@ -574,36 +752,19 @@
     <w:p>
       <w:pPr>
         <w:pStyle w:val="Heading2"/>
-        <w:rPr>
-          <w:lang w:val="tr-TR"/>
-        </w:rPr>
-      </w:pPr>
-    </w:p>
-    <w:p>
-      <w:pPr>
-        <w:pStyle w:val="Heading2"/>
-        <w:rPr>
-          <w:lang w:val="tr-TR"/>
-        </w:rPr>
-      </w:pPr>
-    </w:p>
-    <w:p>
-      <w:pPr>
-        <w:pStyle w:val="Heading2"/>
-        <w:rPr>
-          <w:lang w:val="tr-TR"/>
-        </w:rPr>
-      </w:pPr>
-    </w:p>
-    <w:p>
-      <w:pPr>
-        <w:pStyle w:val="Heading2"/>
-        <w:rPr>
-          <w:lang w:val="tr-TR"/>
-        </w:rPr>
-      </w:pPr>
-      <w:r>
-        <w:rPr>
+        <w:numPr>
+          <w:ilvl w:val="0"/>
+          <w:numId w:val="3"/>
+        </w:numPr>
+        <w:jc w:val="both"/>
+        <w:rPr>
+          <w:color w:val="auto"/>
+          <w:lang w:val="tr-TR"/>
+        </w:rPr>
+      </w:pPr>
+      <w:r>
+        <w:rPr>
+          <w:color w:val="auto"/>
           <w:lang w:val="tr-TR"/>
         </w:rPr>
         <w:t>Evrişimsel sinir ağı</w:t>
@@ -612,13 +773,19 @@
     <w:p>
       <w:pPr>
         <w:pStyle w:val="Heading3"/>
-        <w:ind w:firstLine="360"/>
-        <w:rPr>
-          <w:lang w:val="tr-TR"/>
-        </w:rPr>
-      </w:pPr>
-      <w:r>
-        <w:rPr>
+        <w:numPr>
+          <w:ilvl w:val="1"/>
+          <w:numId w:val="3"/>
+        </w:numPr>
+        <w:jc w:val="both"/>
+        <w:rPr>
+          <w:color w:val="auto"/>
+          <w:lang w:val="tr-TR"/>
+        </w:rPr>
+      </w:pPr>
+      <w:r>
+        <w:rPr>
+          <w:color w:val="auto"/>
           <w:lang w:val="tr-TR"/>
         </w:rPr>
         <w:t>Kümeleme</w:t>
@@ -627,26 +794,40 @@
     <w:p>
       <w:pPr>
         <w:keepNext/>
-        <w:ind w:left="360"/>
         <w:jc w:val="both"/>
-      </w:pPr>
-      <w:r>
-        <w:rPr>
-          <w:lang w:val="tr-TR"/>
-        </w:rPr>
-        <w:t>Evrişimsel sinir ağı resimler için geliştirilen bir yapay sinir ağıdır. Bu sinir ağı resimlerin pikselleri arasındaki</w:t>
-      </w:r>
-      <w:r>
-        <w:rPr>
-          <w:lang w:val="tr-TR"/>
-        </w:rPr>
-        <w:t xml:space="preserve"> birbirleriyle etkileşimli</w:t>
-      </w:r>
-      <w:r>
-        <w:rPr>
-          <w:lang w:val="tr-TR"/>
-        </w:rPr>
-        <w:t xml:space="preserve"> bağları kullanır. Yani kısaca verilecek olan veride yatayda ve dikeyde bir </w:t>
+        <w:rPr>
+          <w:lang w:val="tr-TR"/>
+        </w:rPr>
+      </w:pPr>
+      <w:r>
+        <w:rPr>
+          <w:lang w:val="tr-TR"/>
+        </w:rPr>
+        <w:t>Evrişimsel sinir ağı resimler için geliştirilen bir yapay sinir ağıdır. Bu sinir ağı resimlerin pikselleri arasındaki birbirleriyle etkileşimli bağları kullanır. Yani kısaca verilecek olan veride yatayda ve dikeyde bir uyumluluk olmalıdır. Bu n</w:t>
+      </w:r>
+      <w:r>
+        <w:rPr>
+          <w:lang w:val="tr-TR"/>
+        </w:rPr>
+        <w:t>edenle 28x28 olarak oluşturulan, veriden ve çeşitli indikatörlerden oluşan matrisin düzenlenmesi gerekir.  Bu sebeple, h</w:t>
+      </w:r>
+      <w:r>
+        <w:rPr>
+          <w:lang w:val="tr-TR"/>
+        </w:rPr>
+        <w:t>iyerarşik kümeleme y</w:t>
+      </w:r>
+      <w:r>
+        <w:rPr>
+          <w:lang w:val="tr-TR"/>
+        </w:rPr>
+        <w:t>öntemi kullanıldu ve</w:t>
+      </w:r>
+      <w:r>
+        <w:rPr>
+          <w:lang w:val="tr-TR"/>
+        </w:rPr>
+        <w:t xml:space="preserve"> seçilen öznitelikler kendi aralarında sıralandılar. Böylelikle dikey </w:t>
       </w:r>
       <w:r>
         <w:rPr>
@@ -658,48 +839,6 @@
         <w:rPr>
           <w:lang w:val="tr-TR"/>
         </w:rPr>
-        <w:t xml:space="preserve"> olmalıdır. </w:t>
-      </w:r>
-      <w:r>
-        <w:rPr>
-          <w:lang w:val="tr-TR"/>
-        </w:rPr>
-        <w:t>Bu n</w:t>
-      </w:r>
-      <w:r>
-        <w:rPr>
-          <w:lang w:val="tr-TR"/>
-        </w:rPr>
-        <w:t>edenle 28x28 olarak oluşturulan, veriden ve çeşitli indikatörlerden oluşan matrisin düzenlenmesi gerekir.  Bu sebeple, h</w:t>
-      </w:r>
-      <w:r>
-        <w:rPr>
-          <w:lang w:val="tr-TR"/>
-        </w:rPr>
-        <w:t>iyerarşik kümeleme y</w:t>
-      </w:r>
-      <w:r>
-        <w:rPr>
-          <w:lang w:val="tr-TR"/>
-        </w:rPr>
-        <w:t>öntemi kullanıldu ve</w:t>
-      </w:r>
-      <w:r>
-        <w:rPr>
-          <w:lang w:val="tr-TR"/>
-        </w:rPr>
-        <w:t xml:space="preserve"> seçilen öznitelikler kendi aralarında sıralandılar. Böylelikle dikey </w:t>
-      </w:r>
-      <w:r>
-        <w:rPr>
-          <w:lang w:val="tr-TR"/>
-        </w:rPr>
-        <w:t>uyumluluk</w:t>
-      </w:r>
-      <w:r>
-        <w:rPr>
-          <w:lang w:val="tr-TR"/>
-        </w:rPr>
         <w:t xml:space="preserve"> sağlanmış oldu.</w:t>
       </w:r>
       <w:r>
@@ -734,7 +873,6 @@
       </w:r>
       <w:r>
         <w:rPr>
-          <w:noProof/>
           <w:lang w:val="tr-TR"/>
         </w:rPr>
         <w:drawing>
@@ -755,7 +893,7 @@
                     </pic:cNvPicPr>
                   </pic:nvPicPr>
                   <pic:blipFill>
-                    <a:blip r:embed="rId5" cstate="print">
+                    <a:blip r:embed="rId7" cstate="print">
                       <a:extLst>
                         <a:ext uri="{28A0092B-C50C-407E-A947-70E740481C1C}">
                           <a14:useLocalDpi xmlns:a14="http://schemas.microsoft.com/office/drawing/2010/main" val="0"/>
@@ -791,510 +929,121 @@
       <w:pPr>
         <w:pStyle w:val="Caption"/>
         <w:jc w:val="center"/>
-      </w:pPr>
-      <w:proofErr w:type="spellStart"/>
-      <w:r>
+        <w:rPr>
+          <w:color w:val="auto"/>
+          <w:lang w:val="tr-TR"/>
+        </w:rPr>
+      </w:pPr>
+      <w:r>
+        <w:rPr>
+          <w:color w:val="auto"/>
+          <w:lang w:val="tr-TR"/>
+        </w:rPr>
         <w:t>Şekil</w:t>
       </w:r>
-      <w:proofErr w:type="spellEnd"/>
-      <w:r>
+      <w:bookmarkStart w:id="0" w:name="_GoBack"/>
+      <w:bookmarkEnd w:id="0"/>
+      <w:r>
+        <w:rPr>
+          <w:color w:val="auto"/>
+          <w:lang w:val="tr-TR"/>
+        </w:rPr>
         <w:t xml:space="preserve"> </w:t>
       </w:r>
-      <w:fldSimple w:instr=" SEQ Şekil \* ARABIC ">
-        <w:r>
-          <w:rPr>
-            <w:noProof/>
-          </w:rPr>
-          <w:t>1</w:t>
-        </w:r>
-      </w:fldSimple>
-      <w:r>
-        <w:t xml:space="preserve">. </w:t>
-      </w:r>
-      <w:proofErr w:type="spellStart"/>
-      <w:r>
-        <w:t>Öznitelik</w:t>
-      </w:r>
-      <w:proofErr w:type="spellEnd"/>
-      <w:r>
+      <w:r>
+        <w:rPr>
+          <w:color w:val="auto"/>
+          <w:lang w:val="tr-TR"/>
+        </w:rPr>
+        <w:fldChar w:fldCharType="begin"/>
+      </w:r>
+      <w:r>
+        <w:rPr>
+          <w:color w:val="auto"/>
+          <w:lang w:val="tr-TR"/>
+        </w:rPr>
+        <w:instrText xml:space="preserve"> SEQ Şekil \* ARABIC </w:instrText>
+      </w:r>
+      <w:r>
+        <w:rPr>
+          <w:color w:val="auto"/>
+          <w:lang w:val="tr-TR"/>
+        </w:rPr>
+        <w:fldChar w:fldCharType="separate"/>
+      </w:r>
+      <w:r>
+        <w:rPr>
+          <w:noProof/>
+          <w:color w:val="auto"/>
+          <w:lang w:val="tr-TR"/>
+        </w:rPr>
+        <w:t>1</w:t>
+      </w:r>
+      <w:r>
+        <w:rPr>
+          <w:color w:val="auto"/>
+          <w:lang w:val="tr-TR"/>
+        </w:rPr>
+        <w:fldChar w:fldCharType="end"/>
+      </w:r>
+      <w:r>
+        <w:rPr>
+          <w:color w:val="auto"/>
+          <w:lang w:val="tr-TR"/>
+        </w:rPr>
+        <w:t>. Öznitelik dendogramı</w:t>
+      </w:r>
+    </w:p>
+    <w:p>
+      <w:pPr>
+        <w:pStyle w:val="Heading3"/>
+        <w:numPr>
+          <w:ilvl w:val="1"/>
+          <w:numId w:val="3"/>
+        </w:numPr>
+        <w:jc w:val="both"/>
+        <w:rPr>
+          <w:color w:val="auto"/>
+          <w:lang w:val="tr-TR"/>
+        </w:rPr>
+      </w:pPr>
+      <w:r>
+        <w:rPr>
+          <w:color w:val="auto"/>
+          <w:lang w:val="tr-TR"/>
+        </w:rPr>
+        <w:t>Etiketleme</w:t>
+      </w:r>
+    </w:p>
+    <w:p>
+      <w:pPr>
+        <w:jc w:val="both"/>
+        <w:rPr>
+          <w:lang w:val="tr-TR"/>
+        </w:rPr>
+      </w:pPr>
+      <w:r>
+        <w:rPr>
+          <w:lang w:val="tr-TR"/>
+        </w:rPr>
+        <w:t xml:space="preserve">Öbekleme yapılarak düzenlenen her bir veriye tahmin yapabilmek ve karşılaştırma yapabilmek için bir etiket ataması yapılması gerekmektedir. Etiketleme yapılmadan önce veri incelendiğinde, problem market problemi olduğu için geniş perspektiften bakıldığında hisse senedi değerlerinde genel bir artış görüldü. Fiyatlar %53 artış, %47 azalış şeklinde görüldü. Şekil.2 de gün bazında yüzdelik fiyat değişimlerinin nasıl </w:t>
+      </w:r>
+      <w:r>
+        <w:rPr>
+          <w:lang w:val="tr-TR"/>
+        </w:rPr>
+        <w:lastRenderedPageBreak/>
+        <w:t>olduğu görülmektedir. Şekilden de anlaşılacağı üzere çok hafif sağa kaymış normal dağılım görülmektedir.</w:t>
+      </w:r>
+      <w:r>
+        <w:rPr>
+          <w:lang w:val="tr-TR"/>
+        </w:rPr>
         <w:t xml:space="preserve"> </w:t>
       </w:r>
-      <w:proofErr w:type="spellStart"/>
-      <w:r>
-        <w:t>dendogramı</w:t>
-      </w:r>
-      <w:proofErr w:type="spellEnd"/>
-    </w:p>
-    <w:p>
-      <w:pPr>
-        <w:pStyle w:val="Heading3"/>
-        <w:ind w:firstLine="720"/>
-      </w:pPr>
-      <w:proofErr w:type="spellStart"/>
-      <w:r>
-        <w:t>Etiketleme</w:t>
-      </w:r>
-      <w:proofErr w:type="spellEnd"/>
-    </w:p>
-    <w:p>
-      <w:proofErr w:type="spellStart"/>
-      <w:r>
-        <w:t>Öbekleme</w:t>
-      </w:r>
-      <w:proofErr w:type="spellEnd"/>
-      <w:r>
-        <w:t xml:space="preserve"> </w:t>
-      </w:r>
-      <w:proofErr w:type="spellStart"/>
-      <w:r>
-        <w:t>yapılarak</w:t>
-      </w:r>
-      <w:proofErr w:type="spellEnd"/>
-      <w:r>
-        <w:t xml:space="preserve"> </w:t>
-      </w:r>
-      <w:proofErr w:type="spellStart"/>
-      <w:r>
-        <w:t>düzenlenen</w:t>
-      </w:r>
-      <w:proofErr w:type="spellEnd"/>
-      <w:r>
-        <w:t xml:space="preserve"> her </w:t>
-      </w:r>
-      <w:proofErr w:type="spellStart"/>
-      <w:r>
-        <w:t>bir</w:t>
-      </w:r>
-      <w:proofErr w:type="spellEnd"/>
-      <w:r>
-        <w:t xml:space="preserve"> </w:t>
-      </w:r>
-      <w:proofErr w:type="spellStart"/>
-      <w:r>
-        <w:t>veriye</w:t>
-      </w:r>
-      <w:proofErr w:type="spellEnd"/>
-      <w:r>
-        <w:t xml:space="preserve"> </w:t>
-      </w:r>
-      <w:proofErr w:type="spellStart"/>
-      <w:r>
-        <w:t>tahmin</w:t>
-      </w:r>
-      <w:proofErr w:type="spellEnd"/>
-      <w:r>
-        <w:t xml:space="preserve"> </w:t>
-      </w:r>
-      <w:proofErr w:type="spellStart"/>
-      <w:r>
-        <w:t>yapabilmek</w:t>
-      </w:r>
-      <w:proofErr w:type="spellEnd"/>
-      <w:r>
-        <w:t xml:space="preserve"> </w:t>
-      </w:r>
-      <w:proofErr w:type="spellStart"/>
-      <w:r>
-        <w:t>ve</w:t>
-      </w:r>
-      <w:proofErr w:type="spellEnd"/>
-      <w:r>
-        <w:t xml:space="preserve"> </w:t>
-      </w:r>
-      <w:proofErr w:type="spellStart"/>
-      <w:r>
-        <w:t>karşılaştırma</w:t>
-      </w:r>
-      <w:proofErr w:type="spellEnd"/>
-      <w:r>
-        <w:t xml:space="preserve"> </w:t>
-      </w:r>
-      <w:proofErr w:type="spellStart"/>
-      <w:r>
-        <w:t>yapabilmek</w:t>
-      </w:r>
-      <w:proofErr w:type="spellEnd"/>
-      <w:r>
-        <w:t xml:space="preserve"> </w:t>
-      </w:r>
-      <w:proofErr w:type="spellStart"/>
-      <w:r>
-        <w:t>için</w:t>
-      </w:r>
-      <w:proofErr w:type="spellEnd"/>
-      <w:r>
-        <w:t xml:space="preserve"> </w:t>
-      </w:r>
-      <w:proofErr w:type="spellStart"/>
-      <w:r>
-        <w:t>bir</w:t>
-      </w:r>
-      <w:proofErr w:type="spellEnd"/>
-      <w:r>
-        <w:t xml:space="preserve"> </w:t>
-      </w:r>
-      <w:proofErr w:type="spellStart"/>
-      <w:r>
-        <w:t>etiket</w:t>
-      </w:r>
-      <w:proofErr w:type="spellEnd"/>
-      <w:r>
-        <w:t xml:space="preserve"> </w:t>
-      </w:r>
-      <w:proofErr w:type="spellStart"/>
-      <w:r>
-        <w:t>ataması</w:t>
-      </w:r>
-      <w:proofErr w:type="spellEnd"/>
-      <w:r>
-        <w:t xml:space="preserve"> </w:t>
-      </w:r>
-      <w:proofErr w:type="spellStart"/>
-      <w:r>
-        <w:t>yapılması</w:t>
-      </w:r>
-      <w:proofErr w:type="spellEnd"/>
-      <w:r>
-        <w:t xml:space="preserve"> </w:t>
-      </w:r>
-      <w:proofErr w:type="spellStart"/>
-      <w:r>
-        <w:t>gerekmektedir</w:t>
-      </w:r>
-      <w:proofErr w:type="spellEnd"/>
-      <w:r>
-        <w:t xml:space="preserve">. </w:t>
-      </w:r>
-      <w:proofErr w:type="spellStart"/>
-      <w:r>
-        <w:t>Etiketleme</w:t>
-      </w:r>
-      <w:proofErr w:type="spellEnd"/>
-      <w:r>
-        <w:t xml:space="preserve"> </w:t>
-      </w:r>
-      <w:proofErr w:type="spellStart"/>
-      <w:r>
-        <w:t>yapılmadan</w:t>
-      </w:r>
-      <w:proofErr w:type="spellEnd"/>
-      <w:r>
-        <w:t xml:space="preserve"> </w:t>
-      </w:r>
-      <w:proofErr w:type="spellStart"/>
-      <w:r>
-        <w:t>önce</w:t>
-      </w:r>
-      <w:proofErr w:type="spellEnd"/>
-      <w:r>
-        <w:t xml:space="preserve"> </w:t>
-      </w:r>
-      <w:proofErr w:type="spellStart"/>
-      <w:r>
-        <w:t>veri</w:t>
-      </w:r>
-      <w:proofErr w:type="spellEnd"/>
-      <w:r>
-        <w:t xml:space="preserve"> </w:t>
-      </w:r>
-      <w:proofErr w:type="spellStart"/>
-      <w:r>
-        <w:t>incelendiğinde</w:t>
-      </w:r>
-      <w:proofErr w:type="spellEnd"/>
-      <w:r>
-        <w:t xml:space="preserve">, problem market </w:t>
-      </w:r>
-      <w:proofErr w:type="spellStart"/>
-      <w:r>
-        <w:t>problemi</w:t>
-      </w:r>
-      <w:proofErr w:type="spellEnd"/>
-      <w:r>
-        <w:t xml:space="preserve"> </w:t>
-      </w:r>
-      <w:proofErr w:type="spellStart"/>
-      <w:r>
-        <w:t>olduğu</w:t>
-      </w:r>
-      <w:proofErr w:type="spellEnd"/>
-      <w:r>
-        <w:t xml:space="preserve"> </w:t>
-      </w:r>
-      <w:proofErr w:type="spellStart"/>
-      <w:r>
-        <w:t>için</w:t>
-      </w:r>
-      <w:proofErr w:type="spellEnd"/>
-      <w:r>
-        <w:t xml:space="preserve"> </w:t>
-      </w:r>
-      <w:proofErr w:type="spellStart"/>
-      <w:r>
-        <w:t>geniş</w:t>
-      </w:r>
-      <w:proofErr w:type="spellEnd"/>
-      <w:r>
-        <w:t xml:space="preserve"> </w:t>
-      </w:r>
-      <w:proofErr w:type="spellStart"/>
-      <w:r>
-        <w:t>perspektiften</w:t>
-      </w:r>
-      <w:proofErr w:type="spellEnd"/>
-      <w:r>
-        <w:t xml:space="preserve"> </w:t>
-      </w:r>
-      <w:proofErr w:type="spellStart"/>
-      <w:r>
-        <w:t>bakıldığında</w:t>
-      </w:r>
-      <w:proofErr w:type="spellEnd"/>
-      <w:r>
-        <w:t xml:space="preserve"> </w:t>
-      </w:r>
-      <w:proofErr w:type="spellStart"/>
-      <w:r>
-        <w:t>hisse</w:t>
-      </w:r>
-      <w:proofErr w:type="spellEnd"/>
-      <w:r>
-        <w:t xml:space="preserve"> </w:t>
-      </w:r>
-      <w:proofErr w:type="spellStart"/>
-      <w:r>
-        <w:t>senedi</w:t>
-      </w:r>
-      <w:proofErr w:type="spellEnd"/>
-      <w:r>
-        <w:t xml:space="preserve"> </w:t>
-      </w:r>
-      <w:proofErr w:type="spellStart"/>
-      <w:r>
-        <w:t>değerlerinde</w:t>
-      </w:r>
-      <w:proofErr w:type="spellEnd"/>
-      <w:r>
-        <w:t xml:space="preserve"> </w:t>
-      </w:r>
-      <w:proofErr w:type="spellStart"/>
-      <w:r>
-        <w:t>genel</w:t>
-      </w:r>
-      <w:proofErr w:type="spellEnd"/>
-      <w:r>
-        <w:t xml:space="preserve"> </w:t>
-      </w:r>
-      <w:proofErr w:type="spellStart"/>
-      <w:r>
-        <w:t>bir</w:t>
-      </w:r>
-      <w:proofErr w:type="spellEnd"/>
-      <w:r>
-        <w:t xml:space="preserve"> </w:t>
-      </w:r>
-      <w:proofErr w:type="spellStart"/>
-      <w:r>
-        <w:t>artış</w:t>
-      </w:r>
-      <w:proofErr w:type="spellEnd"/>
-      <w:r>
-        <w:t xml:space="preserve"> </w:t>
-      </w:r>
-      <w:proofErr w:type="spellStart"/>
-      <w:r>
-        <w:t>görüldü</w:t>
-      </w:r>
-      <w:proofErr w:type="spellEnd"/>
-      <w:r>
-        <w:t xml:space="preserve">. </w:t>
-      </w:r>
-      <w:proofErr w:type="spellStart"/>
-      <w:r>
-        <w:t>Fiyatlar</w:t>
-      </w:r>
-      <w:proofErr w:type="spellEnd"/>
-      <w:r>
-        <w:t xml:space="preserve"> %53 </w:t>
-      </w:r>
-      <w:proofErr w:type="spellStart"/>
-      <w:r>
-        <w:t>artış</w:t>
-      </w:r>
-      <w:proofErr w:type="spellEnd"/>
-      <w:r>
-        <w:t xml:space="preserve">, %47 </w:t>
-      </w:r>
-      <w:proofErr w:type="spellStart"/>
-      <w:r>
-        <w:t>azalış</w:t>
-      </w:r>
-      <w:proofErr w:type="spellEnd"/>
-      <w:r>
-        <w:t xml:space="preserve"> </w:t>
-      </w:r>
-      <w:proofErr w:type="spellStart"/>
-      <w:r>
-        <w:t>şeklinde</w:t>
-      </w:r>
-      <w:proofErr w:type="spellEnd"/>
-      <w:r>
-        <w:t xml:space="preserve"> </w:t>
-      </w:r>
-      <w:proofErr w:type="spellStart"/>
-      <w:r>
-        <w:t>görüldü</w:t>
-      </w:r>
-      <w:proofErr w:type="spellEnd"/>
-      <w:r>
-        <w:t xml:space="preserve">. Şekil.2 de </w:t>
-      </w:r>
-      <w:proofErr w:type="spellStart"/>
-      <w:r>
-        <w:t>gün</w:t>
-      </w:r>
-      <w:proofErr w:type="spellEnd"/>
-      <w:r>
-        <w:t xml:space="preserve"> </w:t>
-      </w:r>
-      <w:proofErr w:type="spellStart"/>
-      <w:r>
-        <w:t>bazında</w:t>
-      </w:r>
-      <w:proofErr w:type="spellEnd"/>
-      <w:r>
-        <w:t xml:space="preserve"> </w:t>
-      </w:r>
-      <w:proofErr w:type="spellStart"/>
-      <w:r>
-        <w:t>yüzdelik</w:t>
-      </w:r>
-      <w:proofErr w:type="spellEnd"/>
-      <w:r>
-        <w:t xml:space="preserve"> </w:t>
-      </w:r>
-      <w:proofErr w:type="spellStart"/>
-      <w:r>
-        <w:t>fiyat</w:t>
-      </w:r>
-      <w:proofErr w:type="spellEnd"/>
-      <w:r>
-        <w:t xml:space="preserve"> </w:t>
-      </w:r>
-      <w:proofErr w:type="spellStart"/>
-      <w:r>
-        <w:t>değişimlerinin</w:t>
-      </w:r>
-      <w:proofErr w:type="spellEnd"/>
-      <w:r>
-        <w:t xml:space="preserve"> </w:t>
-      </w:r>
-      <w:proofErr w:type="spellStart"/>
-      <w:r>
-        <w:t>nasıl</w:t>
-      </w:r>
-      <w:proofErr w:type="spellEnd"/>
-      <w:r>
-        <w:t xml:space="preserve"> </w:t>
-      </w:r>
-      <w:proofErr w:type="spellStart"/>
-      <w:r>
-        <w:t>olduğu</w:t>
-      </w:r>
-      <w:proofErr w:type="spellEnd"/>
-      <w:r>
-        <w:t xml:space="preserve"> </w:t>
-      </w:r>
-      <w:proofErr w:type="spellStart"/>
-      <w:r>
-        <w:t>görülmektedir</w:t>
-      </w:r>
-      <w:proofErr w:type="spellEnd"/>
-      <w:r>
-        <w:t xml:space="preserve">. </w:t>
-      </w:r>
-      <w:proofErr w:type="spellStart"/>
-      <w:r>
-        <w:t>Şekilden</w:t>
-      </w:r>
-      <w:proofErr w:type="spellEnd"/>
-      <w:r>
-        <w:t xml:space="preserve"> de </w:t>
-      </w:r>
-      <w:proofErr w:type="spellStart"/>
-      <w:r>
-        <w:t>anlaşılacağı</w:t>
-      </w:r>
-      <w:proofErr w:type="spellEnd"/>
-      <w:r>
-        <w:t xml:space="preserve"> </w:t>
-      </w:r>
-      <w:proofErr w:type="spellStart"/>
-      <w:r>
-        <w:t>üzere</w:t>
-      </w:r>
-      <w:proofErr w:type="spellEnd"/>
-      <w:r>
-        <w:t xml:space="preserve"> </w:t>
-      </w:r>
-      <w:proofErr w:type="spellStart"/>
-      <w:r>
-        <w:t>çok</w:t>
-      </w:r>
-      <w:proofErr w:type="spellEnd"/>
-      <w:r>
-        <w:t xml:space="preserve"> </w:t>
-      </w:r>
-      <w:proofErr w:type="spellStart"/>
-      <w:r>
-        <w:t>hafif</w:t>
-      </w:r>
-      <w:proofErr w:type="spellEnd"/>
-      <w:r>
-        <w:t xml:space="preserve"> </w:t>
-      </w:r>
-      <w:proofErr w:type="spellStart"/>
-      <w:r>
-        <w:t>sağa</w:t>
-      </w:r>
-      <w:proofErr w:type="spellEnd"/>
-      <w:r>
-        <w:t xml:space="preserve"> </w:t>
-      </w:r>
-      <w:proofErr w:type="spellStart"/>
-      <w:r>
-        <w:t>kaymış</w:t>
-      </w:r>
-      <w:proofErr w:type="spellEnd"/>
-      <w:r>
-        <w:t xml:space="preserve"> normal </w:t>
-      </w:r>
-      <w:proofErr w:type="spellStart"/>
-      <w:r>
-        <w:lastRenderedPageBreak/>
-        <w:t>dağılım</w:t>
-      </w:r>
-      <w:proofErr w:type="spellEnd"/>
-      <w:r>
-        <w:t xml:space="preserve"> </w:t>
-      </w:r>
-      <w:proofErr w:type="spellStart"/>
-      <w:r>
-        <w:t>görülmektedir</w:t>
-      </w:r>
-      <w:proofErr w:type="spellEnd"/>
-      <w:r>
-        <w:t>.</w:t>
-      </w:r>
-      <w:r>
-        <w:rPr>
-          <w:noProof/>
-        </w:rPr>
-        <w:t xml:space="preserve"> </w:t>
-      </w:r>
-      <w:r>
-        <w:rPr>
-          <w:noProof/>
+      <w:r>
+        <w:rPr>
+          <w:lang w:val="tr-TR"/>
         </w:rPr>
         <w:drawing>
           <wp:inline distT="0" distB="0" distL="0" distR="0" wp14:anchorId="0FE8C704" wp14:editId="70278F4F">
@@ -1314,7 +1063,7 @@
                     </pic:cNvPicPr>
                   </pic:nvPicPr>
                   <pic:blipFill>
-                    <a:blip r:embed="rId6">
+                    <a:blip r:embed="rId8">
                       <a:extLst>
                         <a:ext uri="{28A0092B-C50C-407E-A947-70E740481C1C}">
                           <a14:useLocalDpi xmlns:a14="http://schemas.microsoft.com/office/drawing/2010/main" val="0"/>
@@ -1349,243 +1098,116 @@
     <w:p>
       <w:pPr>
         <w:pStyle w:val="Caption"/>
+        <w:jc w:val="both"/>
+        <w:rPr>
+          <w:color w:val="auto"/>
+          <w:lang w:val="tr-TR"/>
+        </w:rPr>
+      </w:pPr>
+      <w:r>
+        <w:rPr>
+          <w:color w:val="auto"/>
+          <w:lang w:val="tr-TR"/>
+        </w:rPr>
+        <w:t xml:space="preserve">Şekil </w:t>
+      </w:r>
+      <w:r>
+        <w:rPr>
+          <w:color w:val="auto"/>
+          <w:lang w:val="tr-TR"/>
+        </w:rPr>
+        <w:fldChar w:fldCharType="begin"/>
+      </w:r>
+      <w:r>
+        <w:rPr>
+          <w:color w:val="auto"/>
+          <w:lang w:val="tr-TR"/>
+        </w:rPr>
+        <w:instrText xml:space="preserve"> SEQ Şekil \* ARABIC </w:instrText>
+      </w:r>
+      <w:r>
+        <w:rPr>
+          <w:color w:val="auto"/>
+          <w:lang w:val="tr-TR"/>
+        </w:rPr>
+        <w:fldChar w:fldCharType="separate"/>
+      </w:r>
+      <w:r>
+        <w:rPr>
+          <w:noProof/>
+          <w:color w:val="auto"/>
+          <w:lang w:val="tr-TR"/>
+        </w:rPr>
+        <w:t>2</w:t>
+      </w:r>
+      <w:r>
+        <w:rPr>
+          <w:color w:val="auto"/>
+          <w:lang w:val="tr-TR"/>
+        </w:rPr>
+        <w:fldChar w:fldCharType="end"/>
+      </w:r>
+      <w:r>
+        <w:rPr>
+          <w:color w:val="auto"/>
+          <w:lang w:val="tr-TR"/>
+        </w:rPr>
+        <w:t>. Günlük yüzde fiyat değişim dağılımı</w:t>
+      </w:r>
+    </w:p>
+    <w:p>
+      <w:pPr>
+        <w:jc w:val="both"/>
+        <w:rPr>
+          <w:lang w:val="tr-TR"/>
+        </w:rPr>
+      </w:pPr>
+    </w:p>
+    <w:p>
+      <w:pPr>
+        <w:jc w:val="both"/>
+        <w:rPr>
+          <w:lang w:val="tr-TR"/>
+        </w:rPr>
+      </w:pPr>
+      <w:r>
+        <w:rPr>
+          <w:lang w:val="tr-TR"/>
+        </w:rPr>
+        <w:t>Bu fiyat değişimlerini normalize etmek ve etiketlemeyi kolaylaştırmak için tüm fiyat serisi tanh fonksiyonundan geçirildi. Tanh denklemi</w:t>
+      </w:r>
+      <w:r>
+        <w:rPr>
+          <w:lang w:val="tr-TR"/>
+        </w:rPr>
+        <w:t xml:space="preserve"> denklem 2 de</w:t>
+      </w:r>
+      <w:r>
+        <w:rPr>
+          <w:lang w:val="tr-TR"/>
+        </w:rPr>
+        <w:t xml:space="preserve"> grafiği şekilde 3.te görülmektedir.</w:t>
+      </w:r>
+      <w:r>
+        <w:rPr>
+          <w:lang w:val="tr-TR"/>
+        </w:rPr>
+        <w:t xml:space="preserve"> görülmektedir.</w:t>
+      </w:r>
+    </w:p>
+    <w:p>
+      <w:pPr>
         <w:jc w:val="center"/>
-      </w:pPr>
-      <w:proofErr w:type="spellStart"/>
-      <w:r>
-        <w:t>Şekil</w:t>
-      </w:r>
-      <w:proofErr w:type="spellEnd"/>
-      <w:r>
-        <w:t xml:space="preserve"> </w:t>
-      </w:r>
-      <w:r>
-        <w:fldChar w:fldCharType="begin"/>
-      </w:r>
-      <w:r>
-        <w:instrText xml:space="preserve"> SEQ Şekil \* ARABIC </w:instrText>
-      </w:r>
-      <w:r>
-        <w:fldChar w:fldCharType="separate"/>
-      </w:r>
-      <w:r>
-        <w:rPr>
-          <w:noProof/>
-        </w:rPr>
-        <w:t>2</w:t>
-      </w:r>
-      <w:r>
-        <w:fldChar w:fldCharType="end"/>
-      </w:r>
-      <w:r>
-        <w:t xml:space="preserve">. </w:t>
-      </w:r>
-      <w:proofErr w:type="spellStart"/>
-      <w:r>
-        <w:t>Günlük</w:t>
-      </w:r>
-      <w:proofErr w:type="spellEnd"/>
-      <w:r>
-        <w:t xml:space="preserve"> </w:t>
-      </w:r>
-      <w:proofErr w:type="spellStart"/>
-      <w:r>
-        <w:t>yüzde</w:t>
-      </w:r>
-      <w:proofErr w:type="spellEnd"/>
-      <w:r>
-        <w:t xml:space="preserve"> </w:t>
-      </w:r>
-      <w:proofErr w:type="spellStart"/>
-      <w:r>
-        <w:t>fiyat</w:t>
-      </w:r>
-      <w:proofErr w:type="spellEnd"/>
-      <w:r>
-        <w:t xml:space="preserve"> </w:t>
-      </w:r>
-      <w:proofErr w:type="spellStart"/>
-      <w:r>
-        <w:t>değişim</w:t>
-      </w:r>
-      <w:proofErr w:type="spellEnd"/>
-      <w:r>
-        <w:t xml:space="preserve"> </w:t>
-      </w:r>
-      <w:proofErr w:type="spellStart"/>
-      <w:r>
-        <w:t>dağılımı</w:t>
-      </w:r>
-      <w:proofErr w:type="spellEnd"/>
-    </w:p>
-    <w:p/>
-    <w:p/>
-    <w:p>
-      <w:r>
-        <w:t xml:space="preserve"> Bu </w:t>
-      </w:r>
-      <w:proofErr w:type="spellStart"/>
-      <w:r>
-        <w:t>fiyat</w:t>
-      </w:r>
-      <w:proofErr w:type="spellEnd"/>
-      <w:r>
-        <w:t xml:space="preserve"> </w:t>
-      </w:r>
-      <w:proofErr w:type="spellStart"/>
-      <w:r>
-        <w:t>değişimlerini</w:t>
-      </w:r>
-      <w:proofErr w:type="spellEnd"/>
-      <w:r>
-        <w:t xml:space="preserve"> normalize </w:t>
-      </w:r>
-      <w:proofErr w:type="spellStart"/>
-      <w:r>
-        <w:t>etmek</w:t>
-      </w:r>
-      <w:proofErr w:type="spellEnd"/>
-      <w:r>
-        <w:t xml:space="preserve"> </w:t>
-      </w:r>
-      <w:proofErr w:type="spellStart"/>
-      <w:r>
-        <w:t>ve</w:t>
-      </w:r>
-      <w:proofErr w:type="spellEnd"/>
-      <w:r>
-        <w:t xml:space="preserve"> </w:t>
-      </w:r>
-      <w:proofErr w:type="spellStart"/>
-      <w:r>
-        <w:t>etiketlemeyi</w:t>
-      </w:r>
-      <w:proofErr w:type="spellEnd"/>
-      <w:r>
-        <w:t xml:space="preserve"> </w:t>
-      </w:r>
-      <w:proofErr w:type="spellStart"/>
-      <w:r>
-        <w:t>kolaylaştırmak</w:t>
-      </w:r>
-      <w:proofErr w:type="spellEnd"/>
-      <w:r>
-        <w:t xml:space="preserve"> </w:t>
-      </w:r>
-      <w:proofErr w:type="spellStart"/>
-      <w:r>
-        <w:t>için</w:t>
-      </w:r>
-      <w:proofErr w:type="spellEnd"/>
-      <w:r>
-        <w:t xml:space="preserve"> </w:t>
-      </w:r>
-      <w:proofErr w:type="spellStart"/>
-      <w:r>
-        <w:t>tüm</w:t>
-      </w:r>
-      <w:proofErr w:type="spellEnd"/>
-      <w:r>
-        <w:t xml:space="preserve"> </w:t>
-      </w:r>
-      <w:proofErr w:type="spellStart"/>
-      <w:r>
-        <w:t>fiyat</w:t>
-      </w:r>
-      <w:proofErr w:type="spellEnd"/>
-      <w:r>
-        <w:t xml:space="preserve"> </w:t>
-      </w:r>
-      <w:proofErr w:type="spellStart"/>
-      <w:r>
-        <w:t>serisi</w:t>
-      </w:r>
-      <w:proofErr w:type="spellEnd"/>
-      <w:r>
-        <w:t xml:space="preserve"> tanh </w:t>
-      </w:r>
-      <w:proofErr w:type="spellStart"/>
-      <w:r>
-        <w:t>fonksiyonundan</w:t>
-      </w:r>
-      <w:proofErr w:type="spellEnd"/>
-      <w:r>
-        <w:t xml:space="preserve"> </w:t>
-      </w:r>
-      <w:proofErr w:type="spellStart"/>
-      <w:r>
-        <w:t>geçirildi</w:t>
-      </w:r>
-      <w:proofErr w:type="spellEnd"/>
-      <w:r>
-        <w:t xml:space="preserve">. Tanh </w:t>
-      </w:r>
-      <w:proofErr w:type="spellStart"/>
-      <w:r>
-        <w:t>denklemi</w:t>
-      </w:r>
-      <w:proofErr w:type="spellEnd"/>
-      <w:r>
-        <w:t xml:space="preserve"> </w:t>
-      </w:r>
-      <w:proofErr w:type="spellStart"/>
-      <w:r>
-        <w:t>denklem</w:t>
-      </w:r>
-      <w:proofErr w:type="spellEnd"/>
-      <w:r>
-        <w:t xml:space="preserve"> 2 de</w:t>
-      </w:r>
-      <w:r>
-        <w:t xml:space="preserve"> </w:t>
-      </w:r>
-      <w:proofErr w:type="spellStart"/>
-      <w:r>
-        <w:t>grafiği</w:t>
-      </w:r>
-      <w:proofErr w:type="spellEnd"/>
-      <w:r>
-        <w:t xml:space="preserve"> </w:t>
-      </w:r>
-      <w:proofErr w:type="spellStart"/>
-      <w:r>
-        <w:t>şekilde</w:t>
-      </w:r>
-      <w:proofErr w:type="spellEnd"/>
-      <w:r>
-        <w:t xml:space="preserve"> 3.te </w:t>
-      </w:r>
-      <w:proofErr w:type="spellStart"/>
-      <w:r>
-        <w:t>görülmektedir</w:t>
-      </w:r>
-      <w:proofErr w:type="spellEnd"/>
-      <w:r>
-        <w:t>.</w:t>
-      </w:r>
-      <w:r>
-        <w:t xml:space="preserve"> </w:t>
-      </w:r>
-      <w:proofErr w:type="spellStart"/>
-      <w:r>
-        <w:t>görülmektedir</w:t>
-      </w:r>
-      <w:proofErr w:type="spellEnd"/>
-      <w:r>
-        <w:t>.</w:t>
-      </w:r>
-    </w:p>
-    <w:p>
-      <w:pPr>
-        <w:jc w:val="center"/>
         <w:rPr>
           <w:rFonts w:eastAsiaTheme="minorEastAsia"/>
+          <w:lang w:val="tr-TR"/>
         </w:rPr>
       </w:pPr>
       <m:oMath>
         <m:r>
           <w:rPr>
             <w:rFonts w:ascii="Cambria Math" w:hAnsi="Cambria Math"/>
+            <w:lang w:val="tr-TR"/>
           </w:rPr>
           <m:t xml:space="preserve">tanhx= </m:t>
         </m:r>
@@ -1595,6 +1217,7 @@
               <w:rPr>
                 <w:rFonts w:ascii="Cambria Math" w:hAnsi="Cambria Math"/>
                 <w:i/>
+                <w:lang w:val="tr-TR"/>
               </w:rPr>
             </m:ctrlPr>
           </m:fPr>
@@ -1602,6 +1225,7 @@
             <m:r>
               <w:rPr>
                 <w:rFonts w:ascii="Cambria Math" w:hAnsi="Cambria Math"/>
+                <w:lang w:val="tr-TR"/>
               </w:rPr>
               <m:t>sinhx</m:t>
             </m:r>
@@ -1610,6 +1234,7 @@
             <m:r>
               <w:rPr>
                 <w:rFonts w:ascii="Cambria Math" w:hAnsi="Cambria Math"/>
+                <w:lang w:val="tr-TR"/>
               </w:rPr>
               <m:t>coshx</m:t>
             </m:r>
@@ -1618,6 +1243,7 @@
         <m:r>
           <w:rPr>
             <w:rFonts w:ascii="Cambria Math" w:hAnsi="Cambria Math"/>
+            <w:lang w:val="tr-TR"/>
           </w:rPr>
           <m:t>=</m:t>
         </m:r>
@@ -1627,6 +1253,7 @@
               <w:rPr>
                 <w:rFonts w:ascii="Cambria Math" w:hAnsi="Cambria Math"/>
                 <w:i/>
+                <w:lang w:val="tr-TR"/>
               </w:rPr>
             </m:ctrlPr>
           </m:fPr>
@@ -1637,6 +1264,7 @@
                   <w:rPr>
                     <w:rFonts w:ascii="Cambria Math" w:hAnsi="Cambria Math"/>
                     <w:i/>
+                    <w:lang w:val="tr-TR"/>
                   </w:rPr>
                 </m:ctrlPr>
               </m:sSupPr>
@@ -1644,6 +1272,7 @@
                 <m:r>
                   <w:rPr>
                     <w:rFonts w:ascii="Cambria Math" w:hAnsi="Cambria Math"/>
+                    <w:lang w:val="tr-TR"/>
                   </w:rPr>
                   <m:t>e</m:t>
                 </m:r>
@@ -1652,6 +1281,7 @@
                 <m:r>
                   <w:rPr>
                     <w:rFonts w:ascii="Cambria Math" w:hAnsi="Cambria Math"/>
+                    <w:lang w:val="tr-TR"/>
                   </w:rPr>
                   <m:t>x</m:t>
                 </m:r>
@@ -1660,6 +1290,7 @@
             <m:r>
               <w:rPr>
                 <w:rFonts w:ascii="Cambria Math" w:hAnsi="Cambria Math"/>
+                <w:lang w:val="tr-TR"/>
               </w:rPr>
               <m:t xml:space="preserve">- </m:t>
             </m:r>
@@ -1669,6 +1300,7 @@
                   <w:rPr>
                     <w:rFonts w:ascii="Cambria Math" w:hAnsi="Cambria Math"/>
                     <w:i/>
+                    <w:lang w:val="tr-TR"/>
                   </w:rPr>
                 </m:ctrlPr>
               </m:sSupPr>
@@ -1676,6 +1308,7 @@
                 <m:r>
                   <w:rPr>
                     <w:rFonts w:ascii="Cambria Math" w:hAnsi="Cambria Math"/>
+                    <w:lang w:val="tr-TR"/>
                   </w:rPr>
                   <m:t>e</m:t>
                 </m:r>
@@ -1684,14 +1317,9 @@
                 <m:r>
                   <w:rPr>
                     <w:rFonts w:ascii="Cambria Math" w:hAnsi="Cambria Math"/>
+                    <w:lang w:val="tr-TR"/>
                   </w:rPr>
-                  <m:t>-</m:t>
-                </m:r>
-                <m:r>
-                  <w:rPr>
-                    <w:rFonts w:ascii="Cambria Math" w:hAnsi="Cambria Math"/>
-                  </w:rPr>
-                  <m:t>x</m:t>
+                  <m:t>-x</m:t>
                 </m:r>
               </m:sup>
             </m:sSup>
@@ -1703,6 +1331,7 @@
                   <w:rPr>
                     <w:rFonts w:ascii="Cambria Math" w:hAnsi="Cambria Math"/>
                     <w:i/>
+                    <w:lang w:val="tr-TR"/>
                   </w:rPr>
                 </m:ctrlPr>
               </m:sSupPr>
@@ -1710,6 +1339,7 @@
                 <m:r>
                   <w:rPr>
                     <w:rFonts w:ascii="Cambria Math" w:hAnsi="Cambria Math"/>
+                    <w:lang w:val="tr-TR"/>
                   </w:rPr>
                   <m:t>e</m:t>
                 </m:r>
@@ -1718,6 +1348,7 @@
                 <m:r>
                   <w:rPr>
                     <w:rFonts w:ascii="Cambria Math" w:hAnsi="Cambria Math"/>
+                    <w:lang w:val="tr-TR"/>
                   </w:rPr>
                   <m:t>x</m:t>
                 </m:r>
@@ -1726,6 +1357,7 @@
             <m:r>
               <w:rPr>
                 <w:rFonts w:ascii="Cambria Math" w:hAnsi="Cambria Math"/>
+                <w:lang w:val="tr-TR"/>
               </w:rPr>
               <m:t xml:space="preserve">+ </m:t>
             </m:r>
@@ -1735,6 +1367,7 @@
                   <w:rPr>
                     <w:rFonts w:ascii="Cambria Math" w:hAnsi="Cambria Math"/>
                     <w:i/>
+                    <w:lang w:val="tr-TR"/>
                   </w:rPr>
                 </m:ctrlPr>
               </m:sSupPr>
@@ -1742,6 +1375,7 @@
                 <m:r>
                   <w:rPr>
                     <w:rFonts w:ascii="Cambria Math" w:hAnsi="Cambria Math"/>
+                    <w:lang w:val="tr-TR"/>
                   </w:rPr>
                   <m:t>e</m:t>
                 </m:r>
@@ -1750,14 +1384,9 @@
                 <m:r>
                   <w:rPr>
                     <w:rFonts w:ascii="Cambria Math" w:hAnsi="Cambria Math"/>
+                    <w:lang w:val="tr-TR"/>
                   </w:rPr>
-                  <m:t>-</m:t>
-                </m:r>
-                <m:r>
-                  <w:rPr>
-                    <w:rFonts w:ascii="Cambria Math" w:hAnsi="Cambria Math"/>
-                  </w:rPr>
-                  <m:t>x</m:t>
+                  <m:t>-x</m:t>
                 </m:r>
               </m:sup>
             </m:sSup>
@@ -1766,6 +1395,7 @@
         <m:r>
           <w:rPr>
             <w:rFonts w:ascii="Cambria Math" w:hAnsi="Cambria Math"/>
+            <w:lang w:val="tr-TR"/>
           </w:rPr>
           <m:t>=</m:t>
         </m:r>
@@ -1775,6 +1405,7 @@
               <w:rPr>
                 <w:rFonts w:ascii="Cambria Math" w:hAnsi="Cambria Math"/>
                 <w:i/>
+                <w:lang w:val="tr-TR"/>
               </w:rPr>
             </m:ctrlPr>
           </m:fPr>
@@ -1785,6 +1416,7 @@
                   <w:rPr>
                     <w:rFonts w:ascii="Cambria Math" w:hAnsi="Cambria Math"/>
                     <w:i/>
+                    <w:lang w:val="tr-TR"/>
                   </w:rPr>
                 </m:ctrlPr>
               </m:sSupPr>
@@ -1792,6 +1424,7 @@
                 <m:r>
                   <w:rPr>
                     <w:rFonts w:ascii="Cambria Math" w:hAnsi="Cambria Math"/>
+                    <w:lang w:val="tr-TR"/>
                   </w:rPr>
                   <m:t>e</m:t>
                 </m:r>
@@ -1800,20 +1433,16 @@
                 <m:r>
                   <w:rPr>
                     <w:rFonts w:ascii="Cambria Math" w:hAnsi="Cambria Math"/>
+                    <w:lang w:val="tr-TR"/>
                   </w:rPr>
-                  <m:t>2</m:t>
-                </m:r>
-                <m:r>
-                  <w:rPr>
-                    <w:rFonts w:ascii="Cambria Math" w:hAnsi="Cambria Math"/>
-                  </w:rPr>
-                  <m:t>x</m:t>
+                  <m:t>2x</m:t>
                 </m:r>
               </m:sup>
             </m:sSup>
             <m:r>
               <w:rPr>
                 <w:rFonts w:ascii="Cambria Math" w:hAnsi="Cambria Math"/>
+                <w:lang w:val="tr-TR"/>
               </w:rPr>
               <m:t>-1</m:t>
             </m:r>
@@ -1825,6 +1454,7 @@
                   <w:rPr>
                     <w:rFonts w:ascii="Cambria Math" w:hAnsi="Cambria Math"/>
                     <w:i/>
+                    <w:lang w:val="tr-TR"/>
                   </w:rPr>
                 </m:ctrlPr>
               </m:sSupPr>
@@ -1832,6 +1462,7 @@
                 <m:r>
                   <w:rPr>
                     <w:rFonts w:ascii="Cambria Math" w:hAnsi="Cambria Math"/>
+                    <w:lang w:val="tr-TR"/>
                   </w:rPr>
                   <m:t>e</m:t>
                 </m:r>
@@ -1840,20 +1471,16 @@
                 <m:r>
                   <w:rPr>
                     <w:rFonts w:ascii="Cambria Math" w:hAnsi="Cambria Math"/>
+                    <w:lang w:val="tr-TR"/>
                   </w:rPr>
-                  <m:t>2</m:t>
-                </m:r>
-                <m:r>
-                  <w:rPr>
-                    <w:rFonts w:ascii="Cambria Math" w:hAnsi="Cambria Math"/>
-                  </w:rPr>
-                  <m:t>x</m:t>
+                  <m:t>2x</m:t>
                 </m:r>
               </m:sup>
             </m:sSup>
             <m:r>
               <w:rPr>
                 <w:rFonts w:ascii="Cambria Math" w:hAnsi="Cambria Math"/>
+                <w:lang w:val="tr-TR"/>
               </w:rPr>
               <m:t>+1</m:t>
             </m:r>
@@ -1863,6 +1490,7 @@
       <w:r>
         <w:rPr>
           <w:rFonts w:eastAsiaTheme="minorEastAsia"/>
+          <w:lang w:val="tr-TR"/>
         </w:rPr>
         <w:tab/>
         <w:t>(2)</w:t>
@@ -1872,11 +1500,14 @@
       <w:pPr>
         <w:keepNext/>
         <w:jc w:val="center"/>
+        <w:rPr>
+          <w:lang w:val="tr-TR"/>
+        </w:rPr>
       </w:pPr>
       <w:r>
         <w:rPr>
           <w:rFonts w:eastAsiaTheme="minorEastAsia"/>
-          <w:noProof/>
+          <w:lang w:val="tr-TR"/>
         </w:rPr>
         <w:drawing>
           <wp:inline distT="0" distB="0" distL="0" distR="0">
@@ -1896,7 +1527,7 @@
                     </pic:cNvPicPr>
                   </pic:nvPicPr>
                   <pic:blipFill>
-                    <a:blip r:embed="rId7">
+                    <a:blip r:embed="rId9">
                       <a:extLst>
                         <a:ext uri="{28A0092B-C50C-407E-A947-70E740481C1C}">
                           <a14:useLocalDpi xmlns:a14="http://schemas.microsoft.com/office/drawing/2010/main" val="0"/>
@@ -1927,63 +1558,210 @@
           </wp:inline>
         </w:drawing>
       </w:r>
-      <w:bookmarkStart w:id="0" w:name="_GoBack"/>
-      <w:bookmarkEnd w:id="0"/>
     </w:p>
     <w:p>
       <w:pPr>
         <w:pStyle w:val="Caption"/>
         <w:jc w:val="center"/>
         <w:rPr>
-          <w:rFonts w:eastAsiaTheme="minorEastAsia"/>
-        </w:rPr>
-      </w:pPr>
-      <w:proofErr w:type="spellStart"/>
-      <w:r>
-        <w:t>Şekil</w:t>
-      </w:r>
-      <w:proofErr w:type="spellEnd"/>
-      <w:r>
-        <w:t xml:space="preserve"> </w:t>
-      </w:r>
-      <w:fldSimple w:instr=" SEQ Şekil \* ARABIC ">
-        <w:r>
-          <w:rPr>
-            <w:noProof/>
-          </w:rPr>
-          <w:t>3</w:t>
-        </w:r>
-      </w:fldSimple>
-      <w:r>
+          <w:color w:val="auto"/>
+          <w:lang w:val="tr-TR"/>
+        </w:rPr>
+      </w:pPr>
+      <w:r>
+        <w:rPr>
+          <w:color w:val="auto"/>
+          <w:lang w:val="tr-TR"/>
+        </w:rPr>
+        <w:t xml:space="preserve">Şekil </w:t>
+      </w:r>
+      <w:r>
+        <w:rPr>
+          <w:color w:val="auto"/>
+          <w:lang w:val="tr-TR"/>
+        </w:rPr>
+        <w:fldChar w:fldCharType="begin"/>
+      </w:r>
+      <w:r>
+        <w:rPr>
+          <w:color w:val="auto"/>
+          <w:lang w:val="tr-TR"/>
+        </w:rPr>
+        <w:instrText xml:space="preserve"> SEQ Şekil \* ARABIC </w:instrText>
+      </w:r>
+      <w:r>
+        <w:rPr>
+          <w:color w:val="auto"/>
+          <w:lang w:val="tr-TR"/>
+        </w:rPr>
+        <w:fldChar w:fldCharType="separate"/>
+      </w:r>
+      <w:r>
+        <w:rPr>
+          <w:noProof/>
+          <w:color w:val="auto"/>
+          <w:lang w:val="tr-TR"/>
+        </w:rPr>
+        <w:t>3</w:t>
+      </w:r>
+      <w:r>
+        <w:rPr>
+          <w:color w:val="auto"/>
+          <w:lang w:val="tr-TR"/>
+        </w:rPr>
+        <w:fldChar w:fldCharType="end"/>
+      </w:r>
+      <w:r>
+        <w:rPr>
+          <w:color w:val="auto"/>
+          <w:lang w:val="tr-TR"/>
+        </w:rPr>
         <w:t>.Tanh(x)</w:t>
       </w:r>
     </w:p>
     <w:p>
       <w:pPr>
+        <w:jc w:val="both"/>
+        <w:rPr>
+          <w:lang w:val="tr-TR"/>
+        </w:rPr>
+      </w:pPr>
+    </w:p>
+    <w:p>
+      <w:pPr>
+        <w:jc w:val="both"/>
+        <w:rPr>
+          <w:lang w:val="tr-TR"/>
+        </w:rPr>
+      </w:pPr>
+      <w:r>
+        <w:rPr>
+          <w:lang w:val="tr-TR"/>
+        </w:rPr>
+        <w:t>Fiyatlar tanh fonksiyonunda geçince -1 ile 1 arasına yayılmış normalize edilmiş bir etiket üretilmiş oldu. Bu etiket daha sonra makine öğrenmesi modelinin eğitiminde kullanıldı.</w:t>
+      </w:r>
+    </w:p>
+    <w:p>
+      <w:pPr>
+        <w:pStyle w:val="Heading3"/>
+        <w:numPr>
+          <w:ilvl w:val="1"/>
+          <w:numId w:val="3"/>
+        </w:numPr>
+        <w:jc w:val="both"/>
+        <w:rPr>
+          <w:color w:val="auto"/>
+          <w:lang w:val="tr-TR"/>
+        </w:rPr>
+      </w:pPr>
+      <w:r>
+        <w:rPr>
+          <w:color w:val="auto"/>
+          <w:lang w:val="tr-TR"/>
+        </w:rPr>
+        <w:t>Model Katmanları</w:t>
+      </w:r>
+    </w:p>
+    <w:p>
+      <w:pPr>
+        <w:jc w:val="both"/>
+        <w:rPr>
+          <w:lang w:val="tr-TR"/>
+        </w:rPr>
+      </w:pPr>
+      <w:r>
+        <w:rPr>
+          <w:lang w:val="tr-TR"/>
+        </w:rPr>
+        <w:t xml:space="preserve">Model çeşitli katmanlardan oluşmaktadır. Ağ yapısı sırasıyla 2 adet aktivasyon fonksiyonu ‘relu’ olan evrişimsel katman, 1 adet maksimum değeri alan katman(maxpooling), 1 adet sinir ağının 4te birinin yoksayan katman(dropout), 1 adet tümüyle bağlı katman(fully-connected) ve 1 adet tümüyle bağlı ‘softmax’ katmanından oluşmaktadır. </w:t>
+      </w:r>
+      <w:r>
+        <w:rPr>
+          <w:lang w:val="tr-TR"/>
+        </w:rPr>
+        <w:t>Model girdi olarak oluşturduğumuz resimleri alıp çıktı olarak -1 ile 1 arasın</w:t>
+      </w:r>
+      <w:r>
+        <w:rPr>
+          <w:lang w:val="tr-TR"/>
+        </w:rPr>
+        <w:t>da tahmin değerleri vermektedir.</w:t>
+      </w:r>
+    </w:p>
+    <w:p>
+      <w:pPr>
+        <w:pStyle w:val="Heading2"/>
+        <w:numPr>
+          <w:ilvl w:val="0"/>
+          <w:numId w:val="3"/>
+        </w:numPr>
+        <w:jc w:val="both"/>
+        <w:rPr>
+          <w:color w:val="auto"/>
+          <w:lang w:val="tr-TR"/>
+        </w:rPr>
+      </w:pPr>
+      <w:r>
+        <w:rPr>
+          <w:color w:val="auto"/>
+          <w:lang w:val="tr-TR"/>
+        </w:rPr>
+        <w:t>Sonuçlar</w:t>
+      </w:r>
+    </w:p>
+    <w:p>
+      <w:pPr>
+        <w:jc w:val="both"/>
+        <w:rPr>
+          <w:lang w:val="tr-TR"/>
+        </w:rPr>
+      </w:pPr>
+      <w:r>
+        <w:rPr>
+          <w:lang w:val="tr-TR"/>
+        </w:rPr>
+        <w:t xml:space="preserve">Öncelikleri başarım testi yapabilmek için veri standart sapmalarının karelerinin toplamını minimum yapabilecek şekilde etiketlerine göre 3’e ayrıldı. Bunlardan ilki -1 ile -0.38 arasında olan sat grubu, ikincisi -0.38 ile 0.38 arasında olan tut grubu ve son olarak 0.38 ile 1 arasında ol al grubu oldu. Bu grupları </w:t>
+      </w:r>
+      <w:r>
+        <w:rPr>
+          <w:lang w:val="tr-TR"/>
+        </w:rPr>
+        <w:lastRenderedPageBreak/>
+        <w:t xml:space="preserve">belirlerken kullanılan grafik ve minimum değer noktası şekil 4.te, bu grupların ayrılmış hali ise şekil 5.te görülmektedir. </w:t>
+      </w:r>
+    </w:p>
+    <w:p>
+      <w:pPr>
         <w:keepNext/>
-      </w:pPr>
-      <w:r>
-        <w:lastRenderedPageBreak/>
+        <w:jc w:val="both"/>
+        <w:rPr>
+          <w:lang w:val="tr-TR"/>
+        </w:rPr>
+      </w:pPr>
+      <w:r>
+        <w:rPr>
+          <w:lang w:val="tr-TR"/>
+        </w:rPr>
         <w:tab/>
       </w:r>
     </w:p>
     <w:p>
       <w:pPr>
+        <w:keepNext/>
         <w:ind w:left="360"/>
-        <w:jc w:val="both"/>
-        <w:rPr>
-          <w:lang w:val="tr-TR"/>
-        </w:rPr>
-      </w:pPr>
-      <w:r>
-        <w:rPr>
-          <w:noProof/>
+        <w:jc w:val="center"/>
+        <w:rPr>
+          <w:lang w:val="tr-TR"/>
+        </w:rPr>
+      </w:pPr>
+      <w:r>
+        <w:rPr>
           <w:lang w:val="tr-TR"/>
         </w:rPr>
         <w:drawing>
           <wp:inline distT="0" distB="0" distL="0" distR="0">
-            <wp:extent cx="5019040" cy="3379470"/>
-            <wp:effectExtent l="0" t="0" r="0" b="0"/>
+            <wp:extent cx="2340864" cy="1576174"/>
+            <wp:effectExtent l="0" t="0" r="2540" b="5080"/>
             <wp:docPr id="5" name="Picture 5" descr="C:\Users\ugurg\AppData\Local\Microsoft\Windows\INetCache\Content.Word\min_var.png"/>
             <wp:cNvGraphicFramePr>
               <a:graphicFrameLocks xmlns:a="http://schemas.openxmlformats.org/drawingml/2006/main" noChangeAspect="1"/>
@@ -1998,7 +1776,7 @@
                     </pic:cNvPicPr>
                   </pic:nvPicPr>
                   <pic:blipFill>
-                    <a:blip r:embed="rId8">
+                    <a:blip r:embed="rId10">
                       <a:extLst>
                         <a:ext uri="{28A0092B-C50C-407E-A947-70E740481C1C}">
                           <a14:useLocalDpi xmlns:a14="http://schemas.microsoft.com/office/drawing/2010/main" val="0"/>
@@ -2013,7 +1791,7 @@
                   <pic:spPr bwMode="auto">
                     <a:xfrm>
                       <a:off x="0" y="0"/>
-                      <a:ext cx="5019040" cy="3379470"/>
+                      <a:ext cx="2360847" cy="1589629"/>
                     </a:xfrm>
                     <a:prstGeom prst="rect">
                       <a:avLst/>
@@ -2029,9 +1807,86 @@
           </wp:inline>
         </w:drawing>
       </w:r>
+    </w:p>
+    <w:p>
+      <w:pPr>
+        <w:pStyle w:val="Caption"/>
+        <w:jc w:val="center"/>
+        <w:rPr>
+          <w:color w:val="auto"/>
+          <w:lang w:val="tr-TR"/>
+        </w:rPr>
+      </w:pPr>
+      <w:r>
+        <w:rPr>
+          <w:color w:val="auto"/>
+          <w:lang w:val="tr-TR"/>
+        </w:rPr>
+        <w:t xml:space="preserve">Şekil </w:t>
+      </w:r>
+      <w:r>
+        <w:rPr>
+          <w:color w:val="auto"/>
+          <w:lang w:val="tr-TR"/>
+        </w:rPr>
+        <w:fldChar w:fldCharType="begin"/>
+      </w:r>
+      <w:r>
+        <w:rPr>
+          <w:color w:val="auto"/>
+          <w:lang w:val="tr-TR"/>
+        </w:rPr>
+        <w:instrText xml:space="preserve"> SEQ Şekil \* ARABIC </w:instrText>
+      </w:r>
+      <w:r>
+        <w:rPr>
+          <w:color w:val="auto"/>
+          <w:lang w:val="tr-TR"/>
+        </w:rPr>
+        <w:fldChar w:fldCharType="separate"/>
+      </w:r>
       <w:r>
         <w:rPr>
           <w:noProof/>
+          <w:color w:val="auto"/>
+          <w:lang w:val="tr-TR"/>
+        </w:rPr>
+        <w:t>4</w:t>
+      </w:r>
+      <w:r>
+        <w:rPr>
+          <w:color w:val="auto"/>
+          <w:lang w:val="tr-TR"/>
+        </w:rPr>
+        <w:fldChar w:fldCharType="end"/>
+      </w:r>
+      <w:r>
+        <w:rPr>
+          <w:color w:val="auto"/>
+          <w:lang w:val="tr-TR"/>
+        </w:rPr>
+        <w:t>. Minimum standart sapma</w:t>
+      </w:r>
+    </w:p>
+    <w:p>
+      <w:pPr>
+        <w:jc w:val="both"/>
+        <w:rPr>
+          <w:lang w:val="tr-TR"/>
+        </w:rPr>
+      </w:pPr>
+    </w:p>
+    <w:p>
+      <w:pPr>
+        <w:keepNext/>
+        <w:ind w:left="360"/>
+        <w:jc w:val="both"/>
+        <w:rPr>
+          <w:lang w:val="tr-TR"/>
+        </w:rPr>
+      </w:pPr>
+      <w:r>
+        <w:rPr>
           <w:lang w:val="tr-TR"/>
         </w:rPr>
         <w:drawing>
@@ -2052,7 +1907,7 @@
                     </pic:cNvPicPr>
                   </pic:nvPicPr>
                   <pic:blipFill>
-                    <a:blip r:embed="rId9">
+                    <a:blip r:embed="rId11">
                       <a:extLst>
                         <a:ext uri="{28A0092B-C50C-407E-A947-70E740481C1C}">
                           <a14:useLocalDpi xmlns:a14="http://schemas.microsoft.com/office/drawing/2010/main" val="0"/>
@@ -2086,118 +1941,81 @@
     </w:p>
     <w:p>
       <w:pPr>
-        <w:rPr>
-          <w:lang w:val="tr-TR"/>
-        </w:rPr>
-      </w:pPr>
-    </w:p>
-    <w:p>
-      <w:pPr>
-        <w:rPr>
-          <w:lang w:val="tr-TR"/>
-        </w:rPr>
-      </w:pPr>
-    </w:p>
-    <w:p>
-      <w:pPr>
-        <w:rPr>
-          <w:lang w:val="tr-TR"/>
-        </w:rPr>
-      </w:pPr>
-    </w:p>
-    <w:p>
-      <w:pPr>
-        <w:rPr>
-          <w:lang w:val="tr-TR"/>
-        </w:rPr>
-      </w:pPr>
-    </w:p>
-    <w:p>
-      <w:pPr>
-        <w:rPr>
-          <w:lang w:val="tr-TR"/>
-        </w:rPr>
-      </w:pPr>
-    </w:p>
-    <w:p>
-      <w:pPr>
-        <w:rPr>
-          <w:lang w:val="tr-TR"/>
-        </w:rPr>
-      </w:pPr>
-    </w:p>
-    <w:p>
-      <w:pPr>
-        <w:ind w:left="360"/>
+        <w:pStyle w:val="Caption"/>
+        <w:jc w:val="center"/>
+        <w:rPr>
+          <w:color w:val="auto"/>
+          <w:lang w:val="tr-TR"/>
+        </w:rPr>
+      </w:pPr>
+      <w:r>
+        <w:rPr>
+          <w:color w:val="auto"/>
+          <w:lang w:val="tr-TR"/>
+        </w:rPr>
+        <w:t xml:space="preserve">Şekil </w:t>
+      </w:r>
+      <w:r>
+        <w:rPr>
+          <w:color w:val="auto"/>
+          <w:lang w:val="tr-TR"/>
+        </w:rPr>
+        <w:fldChar w:fldCharType="begin"/>
+      </w:r>
+      <w:r>
+        <w:rPr>
+          <w:color w:val="auto"/>
+          <w:lang w:val="tr-TR"/>
+        </w:rPr>
+        <w:instrText xml:space="preserve"> SEQ Şekil \* ARABIC </w:instrText>
+      </w:r>
+      <w:r>
+        <w:rPr>
+          <w:color w:val="auto"/>
+          <w:lang w:val="tr-TR"/>
+        </w:rPr>
+        <w:fldChar w:fldCharType="separate"/>
+      </w:r>
+      <w:r>
+        <w:rPr>
+          <w:noProof/>
+          <w:color w:val="auto"/>
+          <w:lang w:val="tr-TR"/>
+        </w:rPr>
+        <w:t>5</w:t>
+      </w:r>
+      <w:r>
+        <w:rPr>
+          <w:color w:val="auto"/>
+          <w:lang w:val="tr-TR"/>
+        </w:rPr>
+        <w:fldChar w:fldCharType="end"/>
+      </w:r>
+      <w:r>
+        <w:rPr>
+          <w:color w:val="auto"/>
+          <w:lang w:val="tr-TR"/>
+        </w:rPr>
+        <w:t xml:space="preserve">. Gruplara ayrılmış </w:t>
+      </w:r>
+      <w:r>
+        <w:rPr>
+          <w:color w:val="auto"/>
+          <w:lang w:val="tr-TR"/>
+        </w:rPr>
+        <w:t>veri</w:t>
+      </w:r>
+    </w:p>
+    <w:p>
+      <w:pPr>
         <w:jc w:val="both"/>
         <w:rPr>
           <w:lang w:val="tr-TR"/>
         </w:rPr>
       </w:pPr>
-      <w:r>
-        <w:rPr>
-          <w:lang w:val="tr-TR"/>
-        </w:rPr>
-        <w:t xml:space="preserve">Model çeşitli katmanlardan oluşmaktadır. Ağ yapısı sırasıyla 2 adet aktivasyon fonksiyonu ‘relu’ olan evrişimsel katman, 1 adet maksimum değeri alan katman(maxpooling), 1 adet sinir ağının 4te birinin yoksayan katman(dropout), 1 adet tümüyle bağlı katman(fully-connected) ve 1 adet tümüyle bağlı ‘softmax’ katmanından oluşmaktadır. </w:t>
-      </w:r>
-    </w:p>
-    <w:p>
-      <w:pPr>
-        <w:pStyle w:val="Heading2"/>
-        <w:rPr>
-          <w:lang w:val="tr-TR"/>
-        </w:rPr>
-      </w:pPr>
-    </w:p>
-    <w:p>
-      <w:pPr>
-        <w:pStyle w:val="Heading2"/>
-        <w:rPr>
-          <w:lang w:val="tr-TR"/>
-        </w:rPr>
-      </w:pPr>
-    </w:p>
-    <w:p>
-      <w:pPr>
-        <w:pStyle w:val="Heading2"/>
-        <w:rPr>
-          <w:lang w:val="tr-TR"/>
-        </w:rPr>
-      </w:pPr>
-    </w:p>
-    <w:p>
-      <w:pPr>
-        <w:pStyle w:val="Heading2"/>
-        <w:rPr>
-          <w:lang w:val="tr-TR"/>
-        </w:rPr>
-      </w:pPr>
-    </w:p>
-    <w:p>
-      <w:pPr>
-        <w:pStyle w:val="Heading2"/>
-        <w:rPr>
-          <w:lang w:val="tr-TR"/>
-        </w:rPr>
-      </w:pPr>
-    </w:p>
-    <w:p>
-      <w:pPr>
-        <w:pStyle w:val="Heading2"/>
-        <w:rPr>
-          <w:lang w:val="tr-TR"/>
-        </w:rPr>
-      </w:pPr>
-      <w:r>
-        <w:rPr>
-          <w:lang w:val="tr-TR"/>
-        </w:rPr>
-        <w:t>Resim oluşturma</w:t>
-      </w:r>
-    </w:p>
-    <w:p>
-      <w:pPr>
-        <w:ind w:left="360"/>
+    </w:p>
+    <w:p>
+      <w:pPr>
         <w:jc w:val="both"/>
         <w:rPr>
           <w:lang w:val="tr-TR"/>
@@ -2207,180 +2025,533 @@
         <w:rPr>
           <w:lang w:val="tr-TR"/>
         </w:rPr>
-        <w:t>Model 28 özniteliği girdi olarak alacağı için ve evrişimsel sinir ağının eni-boyu aynı olan resimler istemesinden dolayı 28x28lik resimler oluşturmak gerekliydi. Bu resimleri elde edebilmek için kayan pencere yöntemi uygulanıp pencere her seferinde 1 gün sağa kaydırılarak 70.000 adet resim elde edildi.</w:t>
-      </w:r>
-    </w:p>
-    <w:p>
-      <w:pPr>
-        <w:pStyle w:val="ListParagraph"/>
+        <w:t>Model tahmini 3 sınıflı yapıda yukarıdaki gibi ayrıldığında 0.6 doğruluk oranıyla tahmin etmektedir.</w:t>
+      </w:r>
+    </w:p>
+    <w:p>
+      <w:pPr>
         <w:jc w:val="both"/>
         <w:rPr>
           <w:lang w:val="tr-TR"/>
         </w:rPr>
       </w:pPr>
-    </w:p>
-    <w:p>
-      <w:pPr>
-        <w:pStyle w:val="Heading2"/>
-        <w:rPr>
-          <w:lang w:val="tr-TR"/>
-        </w:rPr>
-      </w:pPr>
-      <w:r>
-        <w:rPr>
-          <w:lang w:val="tr-TR"/>
-        </w:rPr>
-        <w:t>Sonuçlar</w:t>
-      </w:r>
-    </w:p>
-    <w:p>
-      <w:pPr>
-        <w:ind w:left="360"/>
+      <w:r>
+        <w:rPr>
+          <w:lang w:val="tr-TR"/>
+        </w:rPr>
+        <w:t>Fakat doğruluk tahmini yaparken al ve sat sinyalleri tut sinyallerinden daha önemli olduğu için ve bunların ters tahmini çok büyük zararlara yol açabileceği için sınıf verisini karşılaştırırken sınıf bölme oranı 0.8e yükselip tekrar doğruluk oranı hesaplandı ve sonuçlar tablo.1 ve tablo.2 deki gibi çıktı. Tablolarda göreceğimiz üzere değerler 0.6’dan daha yüksek olmakta, bu da gösteriyor ki uç değerleri ara değerlerden daha iyi bir şekilde tahmin etmekteyiz.</w:t>
+      </w:r>
+    </w:p>
+    <w:p>
+      <w:pPr>
         <w:jc w:val="both"/>
         <w:rPr>
           <w:lang w:val="tr-TR"/>
         </w:rPr>
       </w:pPr>
-      <w:r>
-        <w:rPr>
-          <w:lang w:val="tr-TR"/>
-        </w:rPr>
-        <w:t xml:space="preserve">Değerlendirme için 10-fold çapraz değerlendirme yöntemi kullanılmıştır. Epoch sayısı 100 olarak belirlenmiş olup her seferinde resimlerin 1024 tanesiyle işlem yapılmaktadır. 70000 resim kontrol edildiğinden ve ağırlıklar onlara göre ayarlandığında bir epoch ilerlenmiş olmaktadır. Çözücü olarak ‘adadelta’ algoritması kullanılmıştır. </w:t>
-      </w:r>
-      <w:r>
-        <w:rPr>
-          <w:lang w:val="tr-TR"/>
-        </w:rPr>
-        <w:t xml:space="preserve">Başarım </w:t>
-      </w:r>
-      <w:r>
-        <w:rPr>
-          <w:lang w:val="tr-TR"/>
-        </w:rPr>
-        <w:t xml:space="preserve">göz önüne alınarak ağırlıklar güncellenmiştir. Alıcı işletim karakteristiği (ROC) ve kesinlik-hassasiyet (precision-recall) eğrileri figür 1 ve 2 de gösterilmiştir. 10-fold </w:t>
-      </w:r>
-      <w:r>
-        <w:rPr>
-          <w:lang w:val="tr-TR"/>
-        </w:rPr>
-        <w:t>başarım</w:t>
-      </w:r>
-      <w:r>
-        <w:rPr>
-          <w:lang w:val="tr-TR"/>
-        </w:rPr>
-        <w:t xml:space="preserve"> tablosu tablo 1 de gösterilmiştir.</w:t>
-      </w:r>
-    </w:p>
-    <w:p>
-      <w:pPr>
-        <w:ind w:left="360"/>
-        <w:rPr>
-          <w:lang w:val="tr-TR"/>
-        </w:rPr>
-      </w:pPr>
-    </w:p>
-    <w:p>
-      <w:pPr>
-        <w:ind w:left="360"/>
-        <w:rPr>
-          <w:lang w:val="tr-TR"/>
-        </w:rPr>
-      </w:pPr>
-    </w:p>
-    <w:p>
-      <w:pPr>
-        <w:ind w:left="360"/>
+    </w:p>
+    <w:p>
+      <w:pPr>
+        <w:pStyle w:val="Caption"/>
+        <w:keepNext/>
         <w:jc w:val="center"/>
         <w:rPr>
-          <w:lang w:val="tr-TR"/>
-        </w:rPr>
-      </w:pPr>
-      <w:r>
-        <w:rPr>
-          <w:lang w:val="tr-TR"/>
-        </w:rPr>
-        <w:t xml:space="preserve">Tablo 1. </w:t>
-      </w:r>
-      <w:r>
-        <w:rPr>
-          <w:lang w:val="tr-TR"/>
-        </w:rPr>
-        <w:t>Başarım</w:t>
-      </w:r>
-      <w:r>
-        <w:rPr>
-          <w:lang w:val="tr-TR"/>
-        </w:rPr>
-        <w:t xml:space="preserve"> sonuçları</w:t>
+          <w:color w:val="auto"/>
+          <w:lang w:val="tr-TR"/>
+        </w:rPr>
+      </w:pPr>
+      <w:r>
+        <w:rPr>
+          <w:color w:val="auto"/>
+          <w:lang w:val="tr-TR"/>
+        </w:rPr>
+        <w:t xml:space="preserve">Tablo </w:t>
+      </w:r>
+      <w:r>
+        <w:rPr>
+          <w:color w:val="auto"/>
+          <w:lang w:val="tr-TR"/>
+        </w:rPr>
+        <w:fldChar w:fldCharType="begin"/>
+      </w:r>
+      <w:r>
+        <w:rPr>
+          <w:color w:val="auto"/>
+          <w:lang w:val="tr-TR"/>
+        </w:rPr>
+        <w:instrText xml:space="preserve"> SEQ Tablo \* ARABIC </w:instrText>
+      </w:r>
+      <w:r>
+        <w:rPr>
+          <w:color w:val="auto"/>
+          <w:lang w:val="tr-TR"/>
+        </w:rPr>
+        <w:fldChar w:fldCharType="separate"/>
+      </w:r>
+      <w:r>
+        <w:rPr>
+          <w:noProof/>
+          <w:color w:val="auto"/>
+          <w:lang w:val="tr-TR"/>
+        </w:rPr>
+        <w:t>1</w:t>
+      </w:r>
+      <w:r>
+        <w:rPr>
+          <w:color w:val="auto"/>
+          <w:lang w:val="tr-TR"/>
+        </w:rPr>
+        <w:fldChar w:fldCharType="end"/>
+      </w:r>
+      <w:r>
+        <w:rPr>
+          <w:color w:val="auto"/>
+          <w:lang w:val="tr-TR"/>
+        </w:rPr>
+        <w:t>.ETF'ye bağlı başarım</w:t>
       </w:r>
     </w:p>
     <w:tbl>
       <w:tblPr>
         <w:tblStyle w:val="TableGrid"/>
         <w:tblW w:w="0" w:type="auto"/>
-        <w:tblInd w:w="360" w:type="dxa"/>
+        <w:tblLayout w:type="fixed"/>
         <w:tblLook w:val="04A0" w:firstRow="1" w:lastRow="0" w:firstColumn="1" w:lastColumn="0" w:noHBand="0" w:noVBand="1"/>
       </w:tblPr>
       <w:tblGrid>
-        <w:gridCol w:w="3012"/>
-        <w:gridCol w:w="3012"/>
-        <w:gridCol w:w="3012"/>
+        <w:gridCol w:w="985"/>
+        <w:gridCol w:w="494"/>
+        <w:gridCol w:w="495"/>
+        <w:gridCol w:w="495"/>
+        <w:gridCol w:w="495"/>
+        <w:gridCol w:w="494"/>
+        <w:gridCol w:w="495"/>
+        <w:gridCol w:w="495"/>
+        <w:gridCol w:w="495"/>
+        <w:gridCol w:w="494"/>
+        <w:gridCol w:w="495"/>
+        <w:gridCol w:w="495"/>
+        <w:gridCol w:w="495"/>
+        <w:gridCol w:w="494"/>
+        <w:gridCol w:w="495"/>
+        <w:gridCol w:w="495"/>
+        <w:gridCol w:w="495"/>
+        <w:gridCol w:w="495"/>
       </w:tblGrid>
       <w:tr>
         <w:tc>
           <w:tcPr>
-            <w:tcW w:w="3012" w:type="dxa"/>
+            <w:tcW w:w="985" w:type="dxa"/>
           </w:tcPr>
           <w:p>
             <w:pPr>
-              <w:jc w:val="center"/>
+              <w:jc w:val="both"/>
               <w:rPr>
                 <w:b/>
-                <w:lang w:val="tr-TR"/>
-              </w:rPr>
-            </w:pPr>
-          </w:p>
-        </w:tc>
-        <w:tc>
-          <w:tcPr>
-            <w:tcW w:w="3012" w:type="dxa"/>
-          </w:tcPr>
-          <w:p>
-            <w:pPr>
-              <w:jc w:val="center"/>
-              <w:rPr>
-                <w:b/>
+                <w:sz w:val="14"/>
+                <w:szCs w:val="14"/>
                 <w:lang w:val="tr-TR"/>
               </w:rPr>
             </w:pPr>
             <w:r>
               <w:rPr>
                 <w:b/>
-                <w:lang w:val="tr-TR"/>
-              </w:rPr>
-              <w:t>Kayıp</w:t>
+                <w:sz w:val="14"/>
+                <w:szCs w:val="14"/>
+                <w:lang w:val="tr-TR"/>
+              </w:rPr>
+              <w:t>İsim</w:t>
             </w:r>
           </w:p>
         </w:tc>
         <w:tc>
           <w:tcPr>
-            <w:tcW w:w="3012" w:type="dxa"/>
+            <w:tcW w:w="494" w:type="dxa"/>
           </w:tcPr>
           <w:p>
             <w:pPr>
-              <w:jc w:val="center"/>
-              <w:rPr>
-                <w:b/>
+              <w:jc w:val="both"/>
+              <w:rPr>
+                <w:sz w:val="14"/>
+                <w:szCs w:val="14"/>
                 <w:lang w:val="tr-TR"/>
               </w:rPr>
             </w:pPr>
             <w:r>
               <w:rPr>
-                <w:b/>
-                <w:lang w:val="tr-TR"/>
-              </w:rPr>
-              <w:t>Başarım</w:t>
+                <w:sz w:val="14"/>
+                <w:szCs w:val="14"/>
+                <w:lang w:val="tr-TR"/>
+              </w:rPr>
+              <w:t>dia</w:t>
+            </w:r>
+          </w:p>
+        </w:tc>
+        <w:tc>
+          <w:tcPr>
+            <w:tcW w:w="495" w:type="dxa"/>
+          </w:tcPr>
+          <w:p>
+            <w:pPr>
+              <w:jc w:val="both"/>
+              <w:rPr>
+                <w:sz w:val="14"/>
+                <w:szCs w:val="14"/>
+                <w:lang w:val="tr-TR"/>
+              </w:rPr>
+            </w:pPr>
+            <w:r>
+              <w:rPr>
+                <w:sz w:val="14"/>
+                <w:szCs w:val="14"/>
+                <w:lang w:val="tr-TR"/>
+              </w:rPr>
+              <w:t>ewa</w:t>
+            </w:r>
+          </w:p>
+        </w:tc>
+        <w:tc>
+          <w:tcPr>
+            <w:tcW w:w="495" w:type="dxa"/>
+          </w:tcPr>
+          <w:p>
+            <w:pPr>
+              <w:jc w:val="both"/>
+              <w:rPr>
+                <w:sz w:val="14"/>
+                <w:szCs w:val="14"/>
+                <w:lang w:val="tr-TR"/>
+              </w:rPr>
+            </w:pPr>
+            <w:r>
+              <w:rPr>
+                <w:sz w:val="14"/>
+                <w:szCs w:val="14"/>
+                <w:lang w:val="tr-TR"/>
+              </w:rPr>
+              <w:t>ewc</w:t>
+            </w:r>
+          </w:p>
+        </w:tc>
+        <w:tc>
+          <w:tcPr>
+            <w:tcW w:w="495" w:type="dxa"/>
+          </w:tcPr>
+          <w:p>
+            <w:pPr>
+              <w:jc w:val="both"/>
+              <w:rPr>
+                <w:sz w:val="14"/>
+                <w:szCs w:val="14"/>
+                <w:lang w:val="tr-TR"/>
+              </w:rPr>
+            </w:pPr>
+            <w:r>
+              <w:rPr>
+                <w:sz w:val="14"/>
+                <w:szCs w:val="14"/>
+                <w:lang w:val="tr-TR"/>
+              </w:rPr>
+              <w:t>ewg</w:t>
+            </w:r>
+          </w:p>
+        </w:tc>
+        <w:tc>
+          <w:tcPr>
+            <w:tcW w:w="494" w:type="dxa"/>
+          </w:tcPr>
+          <w:p>
+            <w:pPr>
+              <w:jc w:val="both"/>
+              <w:rPr>
+                <w:sz w:val="14"/>
+                <w:szCs w:val="14"/>
+                <w:lang w:val="tr-TR"/>
+              </w:rPr>
+            </w:pPr>
+            <w:r>
+              <w:rPr>
+                <w:sz w:val="14"/>
+                <w:szCs w:val="14"/>
+                <w:lang w:val="tr-TR"/>
+              </w:rPr>
+              <w:t>ewh</w:t>
+            </w:r>
+          </w:p>
+        </w:tc>
+        <w:tc>
+          <w:tcPr>
+            <w:tcW w:w="495" w:type="dxa"/>
+          </w:tcPr>
+          <w:p>
+            <w:pPr>
+              <w:jc w:val="both"/>
+              <w:rPr>
+                <w:sz w:val="14"/>
+                <w:szCs w:val="14"/>
+                <w:lang w:val="tr-TR"/>
+              </w:rPr>
+            </w:pPr>
+            <w:r>
+              <w:rPr>
+                <w:sz w:val="14"/>
+                <w:szCs w:val="14"/>
+                <w:lang w:val="tr-TR"/>
+              </w:rPr>
+              <w:t>ewj</w:t>
+            </w:r>
+          </w:p>
+        </w:tc>
+        <w:tc>
+          <w:tcPr>
+            <w:tcW w:w="495" w:type="dxa"/>
+          </w:tcPr>
+          <w:p>
+            <w:pPr>
+              <w:jc w:val="both"/>
+              <w:rPr>
+                <w:sz w:val="14"/>
+                <w:szCs w:val="14"/>
+                <w:lang w:val="tr-TR"/>
+              </w:rPr>
+            </w:pPr>
+            <w:r>
+              <w:rPr>
+                <w:sz w:val="14"/>
+                <w:szCs w:val="14"/>
+                <w:lang w:val="tr-TR"/>
+              </w:rPr>
+              <w:t>eww</w:t>
+            </w:r>
+          </w:p>
+        </w:tc>
+        <w:tc>
+          <w:tcPr>
+            <w:tcW w:w="495" w:type="dxa"/>
+          </w:tcPr>
+          <w:p>
+            <w:pPr>
+              <w:jc w:val="both"/>
+              <w:rPr>
+                <w:sz w:val="14"/>
+                <w:szCs w:val="14"/>
+                <w:lang w:val="tr-TR"/>
+              </w:rPr>
+            </w:pPr>
+            <w:r>
+              <w:rPr>
+                <w:sz w:val="14"/>
+                <w:szCs w:val="14"/>
+                <w:lang w:val="tr-TR"/>
+              </w:rPr>
+              <w:t>spy</w:t>
+            </w:r>
+          </w:p>
+        </w:tc>
+        <w:tc>
+          <w:tcPr>
+            <w:tcW w:w="494" w:type="dxa"/>
+          </w:tcPr>
+          <w:p>
+            <w:pPr>
+              <w:jc w:val="both"/>
+              <w:rPr>
+                <w:sz w:val="14"/>
+                <w:szCs w:val="14"/>
+                <w:lang w:val="tr-TR"/>
+              </w:rPr>
+            </w:pPr>
+            <w:r>
+              <w:rPr>
+                <w:sz w:val="14"/>
+                <w:szCs w:val="14"/>
+                <w:lang w:val="tr-TR"/>
+              </w:rPr>
+              <w:t>xlb</w:t>
+            </w:r>
+          </w:p>
+        </w:tc>
+        <w:tc>
+          <w:tcPr>
+            <w:tcW w:w="495" w:type="dxa"/>
+          </w:tcPr>
+          <w:p>
+            <w:pPr>
+              <w:jc w:val="both"/>
+              <w:rPr>
+                <w:sz w:val="14"/>
+                <w:szCs w:val="14"/>
+                <w:lang w:val="tr-TR"/>
+              </w:rPr>
+            </w:pPr>
+            <w:r>
+              <w:rPr>
+                <w:sz w:val="14"/>
+                <w:szCs w:val="14"/>
+                <w:lang w:val="tr-TR"/>
+              </w:rPr>
+              <w:t>xle</w:t>
+            </w:r>
+          </w:p>
+        </w:tc>
+        <w:tc>
+          <w:tcPr>
+            <w:tcW w:w="495" w:type="dxa"/>
+          </w:tcPr>
+          <w:p>
+            <w:pPr>
+              <w:jc w:val="both"/>
+              <w:rPr>
+                <w:sz w:val="14"/>
+                <w:szCs w:val="14"/>
+                <w:lang w:val="tr-TR"/>
+              </w:rPr>
+            </w:pPr>
+            <w:r>
+              <w:rPr>
+                <w:sz w:val="14"/>
+                <w:szCs w:val="14"/>
+                <w:lang w:val="tr-TR"/>
+              </w:rPr>
+              <w:t>xlf</w:t>
+            </w:r>
+          </w:p>
+        </w:tc>
+        <w:tc>
+          <w:tcPr>
+            <w:tcW w:w="495" w:type="dxa"/>
+          </w:tcPr>
+          <w:p>
+            <w:pPr>
+              <w:jc w:val="both"/>
+              <w:rPr>
+                <w:sz w:val="14"/>
+                <w:szCs w:val="14"/>
+                <w:lang w:val="tr-TR"/>
+              </w:rPr>
+            </w:pPr>
+            <w:r>
+              <w:rPr>
+                <w:sz w:val="14"/>
+                <w:szCs w:val="14"/>
+                <w:lang w:val="tr-TR"/>
+              </w:rPr>
+              <w:t>xli</w:t>
+            </w:r>
+          </w:p>
+        </w:tc>
+        <w:tc>
+          <w:tcPr>
+            <w:tcW w:w="494" w:type="dxa"/>
+          </w:tcPr>
+          <w:p>
+            <w:pPr>
+              <w:jc w:val="both"/>
+              <w:rPr>
+                <w:sz w:val="14"/>
+                <w:szCs w:val="14"/>
+                <w:lang w:val="tr-TR"/>
+              </w:rPr>
+            </w:pPr>
+            <w:r>
+              <w:rPr>
+                <w:sz w:val="14"/>
+                <w:szCs w:val="14"/>
+                <w:lang w:val="tr-TR"/>
+              </w:rPr>
+              <w:t>xlk</w:t>
+            </w:r>
+          </w:p>
+        </w:tc>
+        <w:tc>
+          <w:tcPr>
+            <w:tcW w:w="495" w:type="dxa"/>
+          </w:tcPr>
+          <w:p>
+            <w:pPr>
+              <w:jc w:val="both"/>
+              <w:rPr>
+                <w:sz w:val="14"/>
+                <w:szCs w:val="14"/>
+                <w:lang w:val="tr-TR"/>
+              </w:rPr>
+            </w:pPr>
+            <w:r>
+              <w:rPr>
+                <w:sz w:val="14"/>
+                <w:szCs w:val="14"/>
+                <w:lang w:val="tr-TR"/>
+              </w:rPr>
+              <w:t>xlp</w:t>
+            </w:r>
+          </w:p>
+        </w:tc>
+        <w:tc>
+          <w:tcPr>
+            <w:tcW w:w="495" w:type="dxa"/>
+          </w:tcPr>
+          <w:p>
+            <w:pPr>
+              <w:jc w:val="both"/>
+              <w:rPr>
+                <w:sz w:val="14"/>
+                <w:szCs w:val="14"/>
+                <w:lang w:val="tr-TR"/>
+              </w:rPr>
+            </w:pPr>
+            <w:r>
+              <w:rPr>
+                <w:sz w:val="14"/>
+                <w:szCs w:val="14"/>
+                <w:lang w:val="tr-TR"/>
+              </w:rPr>
+              <w:t>xlu</w:t>
+            </w:r>
+          </w:p>
+        </w:tc>
+        <w:tc>
+          <w:tcPr>
+            <w:tcW w:w="495" w:type="dxa"/>
+          </w:tcPr>
+          <w:p>
+            <w:pPr>
+              <w:jc w:val="both"/>
+              <w:rPr>
+                <w:sz w:val="14"/>
+                <w:szCs w:val="14"/>
+                <w:lang w:val="tr-TR"/>
+              </w:rPr>
+            </w:pPr>
+            <w:r>
+              <w:rPr>
+                <w:sz w:val="14"/>
+                <w:szCs w:val="14"/>
+                <w:lang w:val="tr-TR"/>
+              </w:rPr>
+              <w:t>xlv</w:t>
+            </w:r>
+          </w:p>
+        </w:tc>
+        <w:tc>
+          <w:tcPr>
+            <w:tcW w:w="495" w:type="dxa"/>
+          </w:tcPr>
+          <w:p>
+            <w:pPr>
+              <w:jc w:val="both"/>
+              <w:rPr>
+                <w:sz w:val="14"/>
+                <w:szCs w:val="14"/>
+                <w:lang w:val="tr-TR"/>
+              </w:rPr>
+            </w:pPr>
+            <w:r>
+              <w:rPr>
+                <w:sz w:val="14"/>
+                <w:szCs w:val="14"/>
+                <w:lang w:val="tr-TR"/>
+              </w:rPr>
+              <w:t>xly</w:t>
             </w:r>
           </w:p>
         </w:tc>
@@ -2388,765 +2559,997 @@
       <w:tr>
         <w:tc>
           <w:tcPr>
-            <w:tcW w:w="3012" w:type="dxa"/>
+            <w:tcW w:w="985" w:type="dxa"/>
           </w:tcPr>
           <w:p>
             <w:pPr>
-              <w:jc w:val="center"/>
+              <w:jc w:val="both"/>
               <w:rPr>
                 <w:b/>
+                <w:sz w:val="14"/>
+                <w:szCs w:val="14"/>
                 <w:lang w:val="tr-TR"/>
               </w:rPr>
             </w:pPr>
             <w:r>
               <w:rPr>
                 <w:b/>
-                <w:lang w:val="tr-TR"/>
-              </w:rPr>
-              <w:t>Fold-1</w:t>
+                <w:sz w:val="14"/>
+                <w:szCs w:val="14"/>
+                <w:lang w:val="tr-TR"/>
+              </w:rPr>
+              <w:t>Başarım</w:t>
             </w:r>
           </w:p>
         </w:tc>
         <w:tc>
           <w:tcPr>
-            <w:tcW w:w="3012" w:type="dxa"/>
+            <w:tcW w:w="494" w:type="dxa"/>
           </w:tcPr>
           <w:p>
             <w:pPr>
-              <w:jc w:val="center"/>
-              <w:rPr>
+              <w:jc w:val="both"/>
+              <w:rPr>
+                <w:sz w:val="14"/>
+                <w:szCs w:val="14"/>
                 <w:lang w:val="tr-TR"/>
               </w:rPr>
             </w:pPr>
             <w:r>
               <w:rPr>
-                <w:lang w:val="tr-TR"/>
-              </w:rPr>
-              <w:t>0.1835218848</w:t>
+                <w:sz w:val="14"/>
+                <w:szCs w:val="14"/>
+                <w:lang w:val="tr-TR"/>
+              </w:rPr>
+              <w:t>0.87</w:t>
             </w:r>
           </w:p>
         </w:tc>
         <w:tc>
           <w:tcPr>
-            <w:tcW w:w="3012" w:type="dxa"/>
+            <w:tcW w:w="495" w:type="dxa"/>
           </w:tcPr>
           <w:p>
             <w:pPr>
-              <w:jc w:val="center"/>
-              <w:rPr>
+              <w:jc w:val="both"/>
+              <w:rPr>
+                <w:sz w:val="14"/>
+                <w:szCs w:val="14"/>
                 <w:lang w:val="tr-TR"/>
               </w:rPr>
             </w:pPr>
             <w:r>
               <w:rPr>
-                <w:lang w:val="tr-TR"/>
-              </w:rPr>
-              <w:t>0.937476412127</w:t>
+                <w:sz w:val="14"/>
+                <w:szCs w:val="14"/>
+                <w:lang w:val="tr-TR"/>
+              </w:rPr>
+              <w:t>0.65</w:t>
+            </w:r>
+          </w:p>
+        </w:tc>
+        <w:tc>
+          <w:tcPr>
+            <w:tcW w:w="495" w:type="dxa"/>
+          </w:tcPr>
+          <w:p>
+            <w:pPr>
+              <w:jc w:val="both"/>
+              <w:rPr>
+                <w:sz w:val="14"/>
+                <w:szCs w:val="14"/>
+                <w:lang w:val="tr-TR"/>
+              </w:rPr>
+            </w:pPr>
+            <w:r>
+              <w:rPr>
+                <w:sz w:val="14"/>
+                <w:szCs w:val="14"/>
+                <w:lang w:val="tr-TR"/>
+              </w:rPr>
+              <w:t>0.68</w:t>
+            </w:r>
+          </w:p>
+        </w:tc>
+        <w:tc>
+          <w:tcPr>
+            <w:tcW w:w="495" w:type="dxa"/>
+          </w:tcPr>
+          <w:p>
+            <w:pPr>
+              <w:jc w:val="both"/>
+              <w:rPr>
+                <w:sz w:val="14"/>
+                <w:szCs w:val="14"/>
+                <w:lang w:val="tr-TR"/>
+              </w:rPr>
+            </w:pPr>
+            <w:r>
+              <w:rPr>
+                <w:sz w:val="14"/>
+                <w:szCs w:val="14"/>
+                <w:lang w:val="tr-TR"/>
+              </w:rPr>
+              <w:t>0.70</w:t>
+            </w:r>
+          </w:p>
+        </w:tc>
+        <w:tc>
+          <w:tcPr>
+            <w:tcW w:w="494" w:type="dxa"/>
+          </w:tcPr>
+          <w:p>
+            <w:pPr>
+              <w:jc w:val="both"/>
+              <w:rPr>
+                <w:sz w:val="14"/>
+                <w:szCs w:val="14"/>
+                <w:lang w:val="tr-TR"/>
+              </w:rPr>
+            </w:pPr>
+            <w:r>
+              <w:rPr>
+                <w:sz w:val="14"/>
+                <w:szCs w:val="14"/>
+                <w:lang w:val="tr-TR"/>
+              </w:rPr>
+              <w:t>0.72</w:t>
+            </w:r>
+          </w:p>
+        </w:tc>
+        <w:tc>
+          <w:tcPr>
+            <w:tcW w:w="495" w:type="dxa"/>
+          </w:tcPr>
+          <w:p>
+            <w:pPr>
+              <w:jc w:val="both"/>
+              <w:rPr>
+                <w:sz w:val="14"/>
+                <w:szCs w:val="14"/>
+                <w:lang w:val="tr-TR"/>
+              </w:rPr>
+            </w:pPr>
+            <w:r>
+              <w:rPr>
+                <w:sz w:val="14"/>
+                <w:szCs w:val="14"/>
+                <w:lang w:val="tr-TR"/>
+              </w:rPr>
+              <w:t>0.76</w:t>
+            </w:r>
+          </w:p>
+        </w:tc>
+        <w:tc>
+          <w:tcPr>
+            <w:tcW w:w="495" w:type="dxa"/>
+          </w:tcPr>
+          <w:p>
+            <w:pPr>
+              <w:jc w:val="both"/>
+              <w:rPr>
+                <w:sz w:val="14"/>
+                <w:szCs w:val="14"/>
+                <w:lang w:val="tr-TR"/>
+              </w:rPr>
+            </w:pPr>
+            <w:r>
+              <w:rPr>
+                <w:sz w:val="14"/>
+                <w:szCs w:val="14"/>
+                <w:lang w:val="tr-TR"/>
+              </w:rPr>
+              <w:t>0.64</w:t>
+            </w:r>
+          </w:p>
+        </w:tc>
+        <w:tc>
+          <w:tcPr>
+            <w:tcW w:w="495" w:type="dxa"/>
+          </w:tcPr>
+          <w:p>
+            <w:pPr>
+              <w:jc w:val="both"/>
+              <w:rPr>
+                <w:sz w:val="14"/>
+                <w:szCs w:val="14"/>
+                <w:lang w:val="tr-TR"/>
+              </w:rPr>
+            </w:pPr>
+            <w:r>
+              <w:rPr>
+                <w:sz w:val="14"/>
+                <w:szCs w:val="14"/>
+                <w:lang w:val="tr-TR"/>
+              </w:rPr>
+              <w:t>0.81</w:t>
+            </w:r>
+          </w:p>
+        </w:tc>
+        <w:tc>
+          <w:tcPr>
+            <w:tcW w:w="494" w:type="dxa"/>
+          </w:tcPr>
+          <w:p>
+            <w:pPr>
+              <w:jc w:val="both"/>
+              <w:rPr>
+                <w:sz w:val="14"/>
+                <w:szCs w:val="14"/>
+                <w:lang w:val="tr-TR"/>
+              </w:rPr>
+            </w:pPr>
+            <w:r>
+              <w:rPr>
+                <w:sz w:val="14"/>
+                <w:szCs w:val="14"/>
+                <w:lang w:val="tr-TR"/>
+              </w:rPr>
+              <w:t>0.73</w:t>
+            </w:r>
+          </w:p>
+        </w:tc>
+        <w:tc>
+          <w:tcPr>
+            <w:tcW w:w="495" w:type="dxa"/>
+          </w:tcPr>
+          <w:p>
+            <w:pPr>
+              <w:jc w:val="both"/>
+              <w:rPr>
+                <w:sz w:val="14"/>
+                <w:szCs w:val="14"/>
+                <w:lang w:val="tr-TR"/>
+              </w:rPr>
+            </w:pPr>
+            <w:r>
+              <w:rPr>
+                <w:sz w:val="14"/>
+                <w:szCs w:val="14"/>
+                <w:lang w:val="tr-TR"/>
+              </w:rPr>
+              <w:t>0.60</w:t>
+            </w:r>
+          </w:p>
+        </w:tc>
+        <w:tc>
+          <w:tcPr>
+            <w:tcW w:w="495" w:type="dxa"/>
+          </w:tcPr>
+          <w:p>
+            <w:pPr>
+              <w:jc w:val="both"/>
+              <w:rPr>
+                <w:sz w:val="14"/>
+                <w:szCs w:val="14"/>
+                <w:lang w:val="tr-TR"/>
+              </w:rPr>
+            </w:pPr>
+            <w:r>
+              <w:rPr>
+                <w:sz w:val="14"/>
+                <w:szCs w:val="14"/>
+                <w:lang w:val="tr-TR"/>
+              </w:rPr>
+              <w:t>0.76</w:t>
+            </w:r>
+          </w:p>
+        </w:tc>
+        <w:tc>
+          <w:tcPr>
+            <w:tcW w:w="495" w:type="dxa"/>
+          </w:tcPr>
+          <w:p>
+            <w:pPr>
+              <w:jc w:val="both"/>
+              <w:rPr>
+                <w:sz w:val="14"/>
+                <w:szCs w:val="14"/>
+                <w:lang w:val="tr-TR"/>
+              </w:rPr>
+            </w:pPr>
+            <w:r>
+              <w:rPr>
+                <w:sz w:val="14"/>
+                <w:szCs w:val="14"/>
+                <w:lang w:val="tr-TR"/>
+              </w:rPr>
+              <w:t>0.78</w:t>
+            </w:r>
+          </w:p>
+        </w:tc>
+        <w:tc>
+          <w:tcPr>
+            <w:tcW w:w="494" w:type="dxa"/>
+          </w:tcPr>
+          <w:p>
+            <w:pPr>
+              <w:jc w:val="both"/>
+              <w:rPr>
+                <w:sz w:val="14"/>
+                <w:szCs w:val="14"/>
+                <w:lang w:val="tr-TR"/>
+              </w:rPr>
+            </w:pPr>
+            <w:r>
+              <w:rPr>
+                <w:sz w:val="14"/>
+                <w:szCs w:val="14"/>
+                <w:lang w:val="tr-TR"/>
+              </w:rPr>
+              <w:t>0.76</w:t>
+            </w:r>
+          </w:p>
+        </w:tc>
+        <w:tc>
+          <w:tcPr>
+            <w:tcW w:w="495" w:type="dxa"/>
+          </w:tcPr>
+          <w:p>
+            <w:pPr>
+              <w:jc w:val="both"/>
+              <w:rPr>
+                <w:sz w:val="14"/>
+                <w:szCs w:val="14"/>
+                <w:lang w:val="tr-TR"/>
+              </w:rPr>
+            </w:pPr>
+            <w:r>
+              <w:rPr>
+                <w:sz w:val="14"/>
+                <w:szCs w:val="14"/>
+                <w:lang w:val="tr-TR"/>
+              </w:rPr>
+              <w:t>0.85</w:t>
+            </w:r>
+          </w:p>
+        </w:tc>
+        <w:tc>
+          <w:tcPr>
+            <w:tcW w:w="495" w:type="dxa"/>
+          </w:tcPr>
+          <w:p>
+            <w:pPr>
+              <w:jc w:val="both"/>
+              <w:rPr>
+                <w:sz w:val="14"/>
+                <w:szCs w:val="14"/>
+                <w:lang w:val="tr-TR"/>
+              </w:rPr>
+            </w:pPr>
+            <w:r>
+              <w:rPr>
+                <w:sz w:val="14"/>
+                <w:szCs w:val="14"/>
+                <w:lang w:val="tr-TR"/>
+              </w:rPr>
+              <w:t>0.75</w:t>
+            </w:r>
+          </w:p>
+        </w:tc>
+        <w:tc>
+          <w:tcPr>
+            <w:tcW w:w="495" w:type="dxa"/>
+          </w:tcPr>
+          <w:p>
+            <w:pPr>
+              <w:jc w:val="both"/>
+              <w:rPr>
+                <w:sz w:val="14"/>
+                <w:szCs w:val="14"/>
+                <w:lang w:val="tr-TR"/>
+              </w:rPr>
+            </w:pPr>
+            <w:r>
+              <w:rPr>
+                <w:sz w:val="14"/>
+                <w:szCs w:val="14"/>
+                <w:lang w:val="tr-TR"/>
+              </w:rPr>
+              <w:t>0.75</w:t>
+            </w:r>
+          </w:p>
+        </w:tc>
+        <w:tc>
+          <w:tcPr>
+            <w:tcW w:w="495" w:type="dxa"/>
+          </w:tcPr>
+          <w:p>
+            <w:pPr>
+              <w:jc w:val="both"/>
+              <w:rPr>
+                <w:sz w:val="14"/>
+                <w:szCs w:val="14"/>
+                <w:lang w:val="tr-TR"/>
+              </w:rPr>
+            </w:pPr>
+            <w:r>
+              <w:rPr>
+                <w:sz w:val="14"/>
+                <w:szCs w:val="14"/>
+                <w:lang w:val="tr-TR"/>
+              </w:rPr>
+              <w:t>0.82</w:t>
+            </w:r>
+          </w:p>
+        </w:tc>
+      </w:tr>
+    </w:tbl>
+    <w:p>
+      <w:pPr>
+        <w:jc w:val="both"/>
+        <w:rPr>
+          <w:lang w:val="tr-TR"/>
+        </w:rPr>
+      </w:pPr>
+    </w:p>
+    <w:p>
+      <w:pPr>
+        <w:pStyle w:val="Caption"/>
+        <w:keepNext/>
+        <w:jc w:val="center"/>
+        <w:rPr>
+          <w:color w:val="auto"/>
+          <w:lang w:val="tr-TR"/>
+        </w:rPr>
+      </w:pPr>
+      <w:r>
+        <w:rPr>
+          <w:color w:val="auto"/>
+          <w:lang w:val="tr-TR"/>
+        </w:rPr>
+        <w:t xml:space="preserve">Tablo </w:t>
+      </w:r>
+      <w:r>
+        <w:rPr>
+          <w:color w:val="auto"/>
+          <w:lang w:val="tr-TR"/>
+        </w:rPr>
+        <w:fldChar w:fldCharType="begin"/>
+      </w:r>
+      <w:r>
+        <w:rPr>
+          <w:color w:val="auto"/>
+          <w:lang w:val="tr-TR"/>
+        </w:rPr>
+        <w:instrText xml:space="preserve"> SEQ Tablo \* ARABIC </w:instrText>
+      </w:r>
+      <w:r>
+        <w:rPr>
+          <w:color w:val="auto"/>
+          <w:lang w:val="tr-TR"/>
+        </w:rPr>
+        <w:fldChar w:fldCharType="separate"/>
+      </w:r>
+      <w:r>
+        <w:rPr>
+          <w:noProof/>
+          <w:color w:val="auto"/>
+          <w:lang w:val="tr-TR"/>
+        </w:rPr>
+        <w:t>2</w:t>
+      </w:r>
+      <w:r>
+        <w:rPr>
+          <w:color w:val="auto"/>
+          <w:lang w:val="tr-TR"/>
+        </w:rPr>
+        <w:fldChar w:fldCharType="end"/>
+      </w:r>
+      <w:r>
+        <w:rPr>
+          <w:color w:val="auto"/>
+          <w:lang w:val="tr-TR"/>
+        </w:rPr>
+        <w:t>. Yıla bağlı başarım</w:t>
+      </w:r>
+    </w:p>
+    <w:tbl>
+      <w:tblPr>
+        <w:tblStyle w:val="TableGrid"/>
+        <w:tblW w:w="0" w:type="auto"/>
+        <w:jc w:val="center"/>
+        <w:tblLayout w:type="fixed"/>
+        <w:tblLook w:val="04A0" w:firstRow="1" w:lastRow="0" w:firstColumn="1" w:lastColumn="0" w:noHBand="0" w:noVBand="1"/>
+      </w:tblPr>
+      <w:tblGrid>
+        <w:gridCol w:w="1888"/>
+        <w:gridCol w:w="1888"/>
+        <w:gridCol w:w="1889"/>
+      </w:tblGrid>
+      <w:tr>
+        <w:trPr>
+          <w:trHeight w:val="238"/>
+          <w:jc w:val="center"/>
+        </w:trPr>
+        <w:tc>
+          <w:tcPr>
+            <w:tcW w:w="1888" w:type="dxa"/>
+          </w:tcPr>
+          <w:p>
+            <w:pPr>
+              <w:jc w:val="both"/>
+              <w:rPr>
+                <w:b/>
+                <w:sz w:val="14"/>
+                <w:szCs w:val="14"/>
+                <w:lang w:val="tr-TR"/>
+              </w:rPr>
+            </w:pPr>
+            <w:r>
+              <w:rPr>
+                <w:b/>
+                <w:sz w:val="14"/>
+                <w:szCs w:val="14"/>
+                <w:lang w:val="tr-TR"/>
+              </w:rPr>
+              <w:t>Yıl</w:t>
+            </w:r>
+          </w:p>
+        </w:tc>
+        <w:tc>
+          <w:tcPr>
+            <w:tcW w:w="1888" w:type="dxa"/>
+          </w:tcPr>
+          <w:p>
+            <w:pPr>
+              <w:jc w:val="both"/>
+              <w:rPr>
+                <w:sz w:val="14"/>
+                <w:szCs w:val="14"/>
+                <w:lang w:val="tr-TR"/>
+              </w:rPr>
+            </w:pPr>
+            <w:r>
+              <w:rPr>
+                <w:sz w:val="14"/>
+                <w:szCs w:val="14"/>
+                <w:lang w:val="tr-TR"/>
+              </w:rPr>
+              <w:t>2015</w:t>
+            </w:r>
+          </w:p>
+        </w:tc>
+        <w:tc>
+          <w:tcPr>
+            <w:tcW w:w="1889" w:type="dxa"/>
+          </w:tcPr>
+          <w:p>
+            <w:pPr>
+              <w:jc w:val="both"/>
+              <w:rPr>
+                <w:sz w:val="14"/>
+                <w:szCs w:val="14"/>
+                <w:lang w:val="tr-TR"/>
+              </w:rPr>
+            </w:pPr>
+            <w:r>
+              <w:rPr>
+                <w:sz w:val="14"/>
+                <w:szCs w:val="14"/>
+                <w:lang w:val="tr-TR"/>
+              </w:rPr>
+              <w:t>2016</w:t>
             </w:r>
           </w:p>
         </w:tc>
       </w:tr>
       <w:tr>
+        <w:trPr>
+          <w:trHeight w:val="247"/>
+          <w:jc w:val="center"/>
+        </w:trPr>
         <w:tc>
           <w:tcPr>
-            <w:tcW w:w="3012" w:type="dxa"/>
+            <w:tcW w:w="1888" w:type="dxa"/>
           </w:tcPr>
           <w:p>
             <w:pPr>
-              <w:jc w:val="center"/>
+              <w:jc w:val="both"/>
               <w:rPr>
                 <w:b/>
+                <w:sz w:val="14"/>
+                <w:szCs w:val="14"/>
                 <w:lang w:val="tr-TR"/>
               </w:rPr>
             </w:pPr>
             <w:r>
               <w:rPr>
                 <w:b/>
-                <w:lang w:val="tr-TR"/>
-              </w:rPr>
-              <w:t>Fold-</w:t>
-            </w:r>
-            <w:r>
-              <w:rPr>
-                <w:b/>
-                <w:lang w:val="tr-TR"/>
-              </w:rPr>
-              <w:t>2</w:t>
+                <w:sz w:val="14"/>
+                <w:szCs w:val="14"/>
+                <w:lang w:val="tr-TR"/>
+              </w:rPr>
+              <w:t>Başarım</w:t>
             </w:r>
           </w:p>
         </w:tc>
         <w:tc>
           <w:tcPr>
-            <w:tcW w:w="3012" w:type="dxa"/>
+            <w:tcW w:w="1888" w:type="dxa"/>
           </w:tcPr>
           <w:p>
             <w:pPr>
-              <w:jc w:val="center"/>
-              <w:rPr>
+              <w:jc w:val="both"/>
+              <w:rPr>
+                <w:sz w:val="14"/>
+                <w:szCs w:val="14"/>
                 <w:lang w:val="tr-TR"/>
               </w:rPr>
             </w:pPr>
             <w:r>
               <w:rPr>
-                <w:lang w:val="tr-TR"/>
-              </w:rPr>
-              <w:t>0.19587522071</w:t>
+                <w:sz w:val="14"/>
+                <w:szCs w:val="14"/>
+                <w:lang w:val="tr-TR"/>
+              </w:rPr>
+              <w:t>0.73</w:t>
             </w:r>
           </w:p>
         </w:tc>
         <w:tc>
           <w:tcPr>
-            <w:tcW w:w="3012" w:type="dxa"/>
+            <w:tcW w:w="1889" w:type="dxa"/>
           </w:tcPr>
           <w:p>
             <w:pPr>
-              <w:jc w:val="center"/>
-              <w:rPr>
+              <w:jc w:val="both"/>
+              <w:rPr>
+                <w:sz w:val="14"/>
+                <w:szCs w:val="14"/>
                 <w:lang w:val="tr-TR"/>
               </w:rPr>
             </w:pPr>
             <w:r>
               <w:rPr>
-                <w:lang w:val="tr-TR"/>
-              </w:rPr>
-              <w:t>0.92464460949</w:t>
+                <w:sz w:val="14"/>
+                <w:szCs w:val="14"/>
+                <w:lang w:val="tr-TR"/>
+              </w:rPr>
+              <w:t>0.76</w:t>
             </w:r>
           </w:p>
         </w:tc>
       </w:tr>
-      <w:tr>
-        <w:tc>
-          <w:tcPr>
-            <w:tcW w:w="3012" w:type="dxa"/>
-          </w:tcPr>
-          <w:p>
-            <w:pPr>
-              <w:jc w:val="center"/>
-              <w:rPr>
-                <w:b/>
-                <w:lang w:val="tr-TR"/>
-              </w:rPr>
-            </w:pPr>
-            <w:r>
-              <w:rPr>
-                <w:b/>
-                <w:lang w:val="tr-TR"/>
-              </w:rPr>
-              <w:t>Fold-</w:t>
-            </w:r>
-            <w:r>
-              <w:rPr>
-                <w:b/>
-                <w:lang w:val="tr-TR"/>
-              </w:rPr>
-              <w:t>3</w:t>
-            </w:r>
-          </w:p>
-        </w:tc>
-        <w:tc>
-          <w:tcPr>
-            <w:tcW w:w="3012" w:type="dxa"/>
-          </w:tcPr>
-          <w:p>
-            <w:pPr>
-              <w:jc w:val="center"/>
-              <w:rPr>
-                <w:lang w:val="tr-TR"/>
-              </w:rPr>
-            </w:pPr>
-            <w:r>
-              <w:rPr>
-                <w:lang w:val="tr-TR"/>
-              </w:rPr>
-              <w:t>0.186740461377</w:t>
-            </w:r>
-          </w:p>
-        </w:tc>
-        <w:tc>
-          <w:tcPr>
-            <w:tcW w:w="3012" w:type="dxa"/>
-          </w:tcPr>
-          <w:p>
-            <w:pPr>
-              <w:jc w:val="center"/>
-              <w:rPr>
-                <w:lang w:val="tr-TR"/>
-              </w:rPr>
-            </w:pPr>
-            <w:r>
-              <w:rPr>
-                <w:lang w:val="tr-TR"/>
-              </w:rPr>
-              <w:t>0.931941124775</w:t>
-            </w:r>
-          </w:p>
-        </w:tc>
-      </w:tr>
-      <w:tr>
-        <w:tc>
-          <w:tcPr>
-            <w:tcW w:w="3012" w:type="dxa"/>
-          </w:tcPr>
-          <w:p>
-            <w:pPr>
-              <w:jc w:val="center"/>
-              <w:rPr>
-                <w:b/>
-                <w:lang w:val="tr-TR"/>
-              </w:rPr>
-            </w:pPr>
-            <w:r>
-              <w:rPr>
-                <w:b/>
-                <w:lang w:val="tr-TR"/>
-              </w:rPr>
-              <w:t>Fold-</w:t>
-            </w:r>
-            <w:r>
-              <w:rPr>
-                <w:b/>
-                <w:lang w:val="tr-TR"/>
-              </w:rPr>
-              <w:t>4</w:t>
-            </w:r>
-          </w:p>
-        </w:tc>
-        <w:tc>
-          <w:tcPr>
-            <w:tcW w:w="3012" w:type="dxa"/>
-          </w:tcPr>
-          <w:p>
-            <w:pPr>
-              <w:jc w:val="center"/>
-              <w:rPr>
-                <w:lang w:val="tr-TR"/>
-              </w:rPr>
-            </w:pPr>
-            <w:r>
-              <w:rPr>
-                <w:lang w:val="tr-TR"/>
-              </w:rPr>
-              <w:t>0.18322508733</w:t>
-            </w:r>
-          </w:p>
-        </w:tc>
-        <w:tc>
-          <w:tcPr>
-            <w:tcW w:w="3012" w:type="dxa"/>
-          </w:tcPr>
-          <w:p>
-            <w:pPr>
-              <w:jc w:val="center"/>
-              <w:rPr>
-                <w:lang w:val="tr-TR"/>
-              </w:rPr>
-            </w:pPr>
-            <w:r>
-              <w:rPr>
-                <w:lang w:val="tr-TR"/>
-              </w:rPr>
-              <w:t>0.932939104207</w:t>
-            </w:r>
-          </w:p>
-        </w:tc>
-      </w:tr>
-      <w:tr>
-        <w:tc>
-          <w:tcPr>
-            <w:tcW w:w="3012" w:type="dxa"/>
-          </w:tcPr>
-          <w:p>
-            <w:pPr>
-              <w:jc w:val="center"/>
-              <w:rPr>
-                <w:b/>
-                <w:lang w:val="tr-TR"/>
-              </w:rPr>
-            </w:pPr>
-            <w:r>
-              <w:rPr>
-                <w:b/>
-                <w:lang w:val="tr-TR"/>
-              </w:rPr>
-              <w:t>Fold-</w:t>
-            </w:r>
-            <w:r>
-              <w:rPr>
-                <w:b/>
-                <w:lang w:val="tr-TR"/>
-              </w:rPr>
-              <w:t>5</w:t>
-            </w:r>
-          </w:p>
-        </w:tc>
-        <w:tc>
-          <w:tcPr>
-            <w:tcW w:w="3012" w:type="dxa"/>
-          </w:tcPr>
-          <w:p>
-            <w:pPr>
-              <w:jc w:val="center"/>
-              <w:rPr>
-                <w:lang w:val="tr-TR"/>
-              </w:rPr>
-            </w:pPr>
-            <w:r>
-              <w:rPr>
-                <w:lang w:val="tr-TR"/>
-              </w:rPr>
-              <w:t>0.179292620131</w:t>
-            </w:r>
-          </w:p>
-        </w:tc>
-        <w:tc>
-          <w:tcPr>
-            <w:tcW w:w="3012" w:type="dxa"/>
-          </w:tcPr>
-          <w:p>
-            <w:pPr>
-              <w:jc w:val="center"/>
-              <w:rPr>
-                <w:lang w:val="tr-TR"/>
-              </w:rPr>
-            </w:pPr>
-            <w:r>
-              <w:rPr>
-                <w:lang w:val="tr-TR"/>
-              </w:rPr>
-              <w:t>0.93657984145</w:t>
-            </w:r>
-          </w:p>
-        </w:tc>
-      </w:tr>
-      <w:tr>
-        <w:tc>
-          <w:tcPr>
-            <w:tcW w:w="3012" w:type="dxa"/>
-          </w:tcPr>
-          <w:p>
-            <w:pPr>
-              <w:jc w:val="center"/>
-              <w:rPr>
-                <w:b/>
-                <w:lang w:val="tr-TR"/>
-              </w:rPr>
-            </w:pPr>
-            <w:r>
-              <w:rPr>
-                <w:b/>
-                <w:lang w:val="tr-TR"/>
-              </w:rPr>
-              <w:t>Fold-</w:t>
-            </w:r>
-            <w:r>
-              <w:rPr>
-                <w:b/>
-                <w:lang w:val="tr-TR"/>
-              </w:rPr>
-              <w:t>6</w:t>
-            </w:r>
-          </w:p>
-        </w:tc>
-        <w:tc>
-          <w:tcPr>
-            <w:tcW w:w="3012" w:type="dxa"/>
-          </w:tcPr>
-          <w:p>
-            <w:pPr>
-              <w:jc w:val="center"/>
-              <w:rPr>
-                <w:lang w:val="tr-TR"/>
-              </w:rPr>
-            </w:pPr>
-            <w:r>
-              <w:rPr>
-                <w:lang w:val="tr-TR"/>
-              </w:rPr>
-              <w:t>0.176232694048</w:t>
-            </w:r>
-          </w:p>
-        </w:tc>
-        <w:tc>
-          <w:tcPr>
-            <w:tcW w:w="3012" w:type="dxa"/>
-          </w:tcPr>
-          <w:p>
-            <w:pPr>
-              <w:jc w:val="center"/>
-              <w:rPr>
-                <w:lang w:val="tr-TR"/>
-              </w:rPr>
-            </w:pPr>
-            <w:r>
-              <w:rPr>
-                <w:lang w:val="tr-TR"/>
-              </w:rPr>
-              <w:t>0.933685667585</w:t>
-            </w:r>
-          </w:p>
-        </w:tc>
-      </w:tr>
-      <w:tr>
-        <w:tc>
-          <w:tcPr>
-            <w:tcW w:w="3012" w:type="dxa"/>
-          </w:tcPr>
-          <w:p>
-            <w:pPr>
-              <w:jc w:val="center"/>
-              <w:rPr>
-                <w:b/>
-                <w:lang w:val="tr-TR"/>
-              </w:rPr>
-            </w:pPr>
-            <w:r>
-              <w:rPr>
-                <w:b/>
-                <w:lang w:val="tr-TR"/>
-              </w:rPr>
-              <w:t>Fold-</w:t>
-            </w:r>
-            <w:r>
-              <w:rPr>
-                <w:b/>
-                <w:lang w:val="tr-TR"/>
-              </w:rPr>
-              <w:t>7</w:t>
-            </w:r>
-          </w:p>
-        </w:tc>
-        <w:tc>
-          <w:tcPr>
-            <w:tcW w:w="3012" w:type="dxa"/>
-          </w:tcPr>
-          <w:p>
-            <w:pPr>
-              <w:jc w:val="center"/>
-              <w:rPr>
-                <w:lang w:val="tr-TR"/>
-              </w:rPr>
-            </w:pPr>
-            <w:r>
-              <w:rPr>
-                <w:lang w:val="tr-TR"/>
-              </w:rPr>
-              <w:t>0.17433481195</w:t>
-            </w:r>
-          </w:p>
-        </w:tc>
-        <w:tc>
-          <w:tcPr>
-            <w:tcW w:w="3012" w:type="dxa"/>
-          </w:tcPr>
-          <w:p>
-            <w:pPr>
-              <w:jc w:val="center"/>
-              <w:rPr>
-                <w:lang w:val="tr-TR"/>
-              </w:rPr>
-            </w:pPr>
-            <w:r>
-              <w:rPr>
-                <w:lang w:val="tr-TR"/>
-              </w:rPr>
-              <w:t>0.936328174191</w:t>
-            </w:r>
-          </w:p>
-        </w:tc>
-      </w:tr>
-      <w:tr>
-        <w:tc>
-          <w:tcPr>
-            <w:tcW w:w="3012" w:type="dxa"/>
-          </w:tcPr>
-          <w:p>
-            <w:pPr>
-              <w:jc w:val="center"/>
-              <w:rPr>
-                <w:b/>
-                <w:lang w:val="tr-TR"/>
-              </w:rPr>
-            </w:pPr>
-            <w:r>
-              <w:rPr>
-                <w:b/>
-                <w:lang w:val="tr-TR"/>
-              </w:rPr>
-              <w:t>Fold-</w:t>
-            </w:r>
-            <w:r>
-              <w:rPr>
-                <w:b/>
-                <w:lang w:val="tr-TR"/>
-              </w:rPr>
-              <w:t>8</w:t>
-            </w:r>
-          </w:p>
-        </w:tc>
-        <w:tc>
-          <w:tcPr>
-            <w:tcW w:w="3012" w:type="dxa"/>
-          </w:tcPr>
-          <w:p>
-            <w:pPr>
-              <w:jc w:val="center"/>
-              <w:rPr>
-                <w:lang w:val="tr-TR"/>
-              </w:rPr>
-            </w:pPr>
-            <w:r>
-              <w:rPr>
-                <w:lang w:val="tr-TR"/>
-              </w:rPr>
-              <w:t>0.177128731619</w:t>
-            </w:r>
-          </w:p>
-        </w:tc>
-        <w:tc>
-          <w:tcPr>
-            <w:tcW w:w="3012" w:type="dxa"/>
-          </w:tcPr>
-          <w:p>
-            <w:pPr>
-              <w:jc w:val="center"/>
-              <w:rPr>
-                <w:lang w:val="tr-TR"/>
-              </w:rPr>
-            </w:pPr>
-            <w:r>
-              <w:rPr>
-                <w:lang w:val="tr-TR"/>
-              </w:rPr>
-              <w:t>0.933937334843</w:t>
-            </w:r>
-          </w:p>
-        </w:tc>
-      </w:tr>
-      <w:tr>
-        <w:tc>
-          <w:tcPr>
-            <w:tcW w:w="3012" w:type="dxa"/>
-          </w:tcPr>
-          <w:p>
-            <w:pPr>
-              <w:jc w:val="center"/>
-              <w:rPr>
-                <w:b/>
-                <w:lang w:val="tr-TR"/>
-              </w:rPr>
-            </w:pPr>
-            <w:r>
-              <w:rPr>
-                <w:b/>
-                <w:lang w:val="tr-TR"/>
-              </w:rPr>
-              <w:t>Fold-</w:t>
-            </w:r>
-            <w:r>
-              <w:rPr>
-                <w:b/>
-                <w:lang w:val="tr-TR"/>
-              </w:rPr>
-              <w:t>9</w:t>
-            </w:r>
-          </w:p>
-        </w:tc>
-        <w:tc>
-          <w:tcPr>
-            <w:tcW w:w="3012" w:type="dxa"/>
-          </w:tcPr>
-          <w:p>
-            <w:pPr>
-              <w:jc w:val="center"/>
-              <w:rPr>
-                <w:lang w:val="tr-TR"/>
-              </w:rPr>
-            </w:pPr>
-            <w:r>
-              <w:rPr>
-                <w:lang w:val="tr-TR"/>
-              </w:rPr>
-              <w:t>0.184225960479</w:t>
-            </w:r>
-          </w:p>
-        </w:tc>
-        <w:tc>
-          <w:tcPr>
-            <w:tcW w:w="3012" w:type="dxa"/>
-          </w:tcPr>
-          <w:p>
-            <w:pPr>
-              <w:jc w:val="center"/>
-              <w:rPr>
-                <w:lang w:val="tr-TR"/>
-              </w:rPr>
-            </w:pPr>
-            <w:r>
-              <w:rPr>
-                <w:lang w:val="tr-TR"/>
-              </w:rPr>
-              <w:t>0.937964011577</w:t>
-            </w:r>
-          </w:p>
-        </w:tc>
-      </w:tr>
-      <w:tr>
-        <w:tc>
-          <w:tcPr>
-            <w:tcW w:w="3012" w:type="dxa"/>
-          </w:tcPr>
-          <w:p>
-            <w:pPr>
-              <w:jc w:val="center"/>
-              <w:rPr>
-                <w:b/>
-                <w:lang w:val="tr-TR"/>
-              </w:rPr>
-            </w:pPr>
-            <w:r>
-              <w:rPr>
-                <w:b/>
-                <w:lang w:val="tr-TR"/>
-              </w:rPr>
-              <w:t>Fold-1</w:t>
-            </w:r>
-            <w:r>
-              <w:rPr>
-                <w:b/>
-                <w:lang w:val="tr-TR"/>
-              </w:rPr>
-              <w:t>0</w:t>
-            </w:r>
-          </w:p>
-        </w:tc>
-        <w:tc>
-          <w:tcPr>
-            <w:tcW w:w="3012" w:type="dxa"/>
-          </w:tcPr>
-          <w:p>
-            <w:pPr>
-              <w:jc w:val="center"/>
-              <w:rPr>
-                <w:lang w:val="tr-TR"/>
-              </w:rPr>
-            </w:pPr>
-            <w:r>
-              <w:rPr>
-                <w:lang w:val="tr-TR"/>
-              </w:rPr>
-              <w:t>0.164362532559</w:t>
-            </w:r>
-          </w:p>
-        </w:tc>
-        <w:tc>
-          <w:tcPr>
-            <w:tcW w:w="3012" w:type="dxa"/>
-          </w:tcPr>
-          <w:p>
-            <w:pPr>
-              <w:jc w:val="center"/>
-              <w:rPr>
-                <w:lang w:val="tr-TR"/>
-              </w:rPr>
-            </w:pPr>
-            <w:r>
-              <w:rPr>
-                <w:lang w:val="tr-TR"/>
-              </w:rPr>
-              <w:t>0.940480684573</w:t>
-            </w:r>
-          </w:p>
-        </w:tc>
-      </w:tr>
-      <w:tr>
-        <w:tc>
-          <w:tcPr>
-            <w:tcW w:w="3012" w:type="dxa"/>
-          </w:tcPr>
-          <w:p>
-            <w:pPr>
-              <w:jc w:val="center"/>
-              <w:rPr>
-                <w:b/>
-                <w:lang w:val="tr-TR"/>
-              </w:rPr>
-            </w:pPr>
-            <w:r>
-              <w:rPr>
-                <w:b/>
-                <w:lang w:val="tr-TR"/>
-              </w:rPr>
-              <w:t>Fold-ortalama</w:t>
-            </w:r>
-          </w:p>
-        </w:tc>
-        <w:tc>
-          <w:tcPr>
-            <w:tcW w:w="3012" w:type="dxa"/>
-          </w:tcPr>
-          <w:p>
-            <w:pPr>
-              <w:jc w:val="center"/>
-              <w:rPr>
-                <w:lang w:val="tr-TR"/>
-              </w:rPr>
-            </w:pPr>
-            <w:r>
-              <w:rPr>
-                <w:lang w:val="tr-TR"/>
-              </w:rPr>
-              <w:t>0.1804940005</w:t>
-            </w:r>
-          </w:p>
-          <w:p>
-            <w:pPr>
-              <w:jc w:val="center"/>
-              <w:rPr>
-                <w:lang w:val="tr-TR"/>
-              </w:rPr>
-            </w:pPr>
-          </w:p>
-        </w:tc>
-        <w:tc>
-          <w:tcPr>
-            <w:tcW w:w="3012" w:type="dxa"/>
-          </w:tcPr>
-          <w:p>
-            <w:pPr>
-              <w:jc w:val="center"/>
-              <w:rPr>
-                <w:lang w:val="tr-TR"/>
-              </w:rPr>
-            </w:pPr>
-            <w:r>
-              <w:rPr>
-                <w:lang w:val="tr-TR"/>
-              </w:rPr>
-              <w:t>0.934597696482</w:t>
-            </w:r>
-          </w:p>
-          <w:p>
-            <w:pPr>
-              <w:jc w:val="center"/>
-              <w:rPr>
-                <w:lang w:val="tr-TR"/>
-              </w:rPr>
-            </w:pPr>
-          </w:p>
-        </w:tc>
-      </w:tr>
     </w:tbl>
     <w:p>
       <w:pPr>
-        <w:ind w:left="360"/>
-        <w:rPr>
-          <w:lang w:val="tr-TR"/>
-        </w:rPr>
-      </w:pPr>
-    </w:p>
-    <w:p>
-      <w:pPr>
+        <w:keepNext/>
+        <w:tabs>
+          <w:tab w:val="center" w:pos="1966"/>
+        </w:tabs>
+        <w:jc w:val="both"/>
+        <w:rPr>
+          <w:lang w:val="tr-TR"/>
+        </w:rPr>
+      </w:pPr>
+      <w:r>
+        <w:rPr>
+          <w:lang w:val="tr-TR"/>
+        </w:rPr>
+        <w:lastRenderedPageBreak/>
+        <w:t>Şekil 6. da trend tahmini dağılımı görülmektedir. Dağılım aşağıdaki yukarı -1 ile 1 arasındaki tahminleri göstermektedir. Yeşil, turuncu ve mor renkler de sırasıyla verilerin gerçek değerlerinin göstermektedir. Aşağıda olan yeşil değerler, yukarıda olan mor değerler ve ortada olan turuncu değerler doğru tahmin edilen verileri göstermektedir. Yanlış pozitif ve yanlış negatif oranları  sırasıyla  0.022, 0.024 çıkmıştır. Bu gösteriyor ki tut sinyalini aradan çıkardığımızda modelimiz oldukça iyi tahmin etmektedir.</w:t>
+      </w:r>
+    </w:p>
+    <w:p>
+      <w:pPr>
+        <w:keepNext/>
+        <w:tabs>
+          <w:tab w:val="center" w:pos="1966"/>
+        </w:tabs>
+        <w:jc w:val="both"/>
+        <w:rPr>
+          <w:lang w:val="tr-TR"/>
+        </w:rPr>
+      </w:pPr>
+      <w:r>
+        <w:rPr>
+          <w:noProof/>
+          <w:lang w:val="tr-TR"/>
+        </w:rPr>
+        <w:drawing>
+          <wp:anchor distT="0" distB="0" distL="114300" distR="114300" simplePos="0" relativeHeight="251658240" behindDoc="0" locked="0" layoutInCell="1" allowOverlap="1">
+            <wp:simplePos x="0" y="0"/>
+            <wp:positionH relativeFrom="column">
+              <wp:posOffset>748030</wp:posOffset>
+            </wp:positionH>
+            <wp:positionV relativeFrom="paragraph">
+              <wp:posOffset>2540</wp:posOffset>
+            </wp:positionV>
+            <wp:extent cx="5133975" cy="2376805"/>
+            <wp:effectExtent l="0" t="0" r="9525" b="4445"/>
+            <wp:wrapSquare wrapText="bothSides"/>
+            <wp:docPr id="1" name="Picture 1" descr="C:\Users\Ugur Gudelek\AppData\Local\Microsoft\Windows\INetCache\Content.Word\p_3.png"/>
+            <wp:cNvGraphicFramePr>
+              <a:graphicFrameLocks xmlns:a="http://schemas.openxmlformats.org/drawingml/2006/main" noChangeAspect="1"/>
+            </wp:cNvGraphicFramePr>
+            <a:graphic xmlns:a="http://schemas.openxmlformats.org/drawingml/2006/main">
+              <a:graphicData uri="http://schemas.openxmlformats.org/drawingml/2006/picture">
+                <pic:pic xmlns:pic="http://schemas.openxmlformats.org/drawingml/2006/picture">
+                  <pic:nvPicPr>
+                    <pic:cNvPr id="0" name="Picture 1" descr="C:\Users\Ugur Gudelek\AppData\Local\Microsoft\Windows\INetCache\Content.Word\p_3.png"/>
+                    <pic:cNvPicPr>
+                      <a:picLocks noChangeAspect="1" noChangeArrowheads="1"/>
+                    </pic:cNvPicPr>
+                  </pic:nvPicPr>
+                  <pic:blipFill>
+                    <a:blip r:embed="rId12">
+                      <a:extLst>
+                        <a:ext uri="{28A0092B-C50C-407E-A947-70E740481C1C}">
+                          <a14:useLocalDpi xmlns:a14="http://schemas.microsoft.com/office/drawing/2010/main" val="0"/>
+                        </a:ext>
+                      </a:extLst>
+                    </a:blip>
+                    <a:srcRect/>
+                    <a:stretch>
+                      <a:fillRect/>
+                    </a:stretch>
+                  </pic:blipFill>
+                  <pic:spPr bwMode="auto">
+                    <a:xfrm>
+                      <a:off x="0" y="0"/>
+                      <a:ext cx="5133975" cy="2376805"/>
+                    </a:xfrm>
+                    <a:prstGeom prst="rect">
+                      <a:avLst/>
+                    </a:prstGeom>
+                    <a:noFill/>
+                    <a:ln>
+                      <a:noFill/>
+                    </a:ln>
+                  </pic:spPr>
+                </pic:pic>
+              </a:graphicData>
+            </a:graphic>
+            <wp14:sizeRelH relativeFrom="margin">
+              <wp14:pctWidth>0</wp14:pctWidth>
+            </wp14:sizeRelH>
+          </wp:anchor>
+        </w:drawing>
+      </w:r>
+    </w:p>
+    <w:p>
+      <w:pPr>
+        <w:keepNext/>
+        <w:tabs>
+          <w:tab w:val="center" w:pos="1966"/>
+        </w:tabs>
+        <w:jc w:val="both"/>
+        <w:rPr>
+          <w:lang w:val="tr-TR"/>
+        </w:rPr>
+      </w:pPr>
+    </w:p>
+    <w:p>
+      <w:pPr>
+        <w:keepNext/>
+        <w:tabs>
+          <w:tab w:val="center" w:pos="1966"/>
+        </w:tabs>
+        <w:jc w:val="both"/>
+        <w:rPr>
+          <w:lang w:val="tr-TR"/>
+        </w:rPr>
+      </w:pPr>
+    </w:p>
+    <w:p>
+      <w:pPr>
+        <w:keepNext/>
+        <w:tabs>
+          <w:tab w:val="center" w:pos="1966"/>
+        </w:tabs>
+        <w:jc w:val="both"/>
+        <w:rPr>
+          <w:lang w:val="tr-TR"/>
+        </w:rPr>
+      </w:pPr>
+      <w:r>
+        <w:rPr>
+          <w:lang w:val="tr-TR"/>
+        </w:rPr>
+        <w:br w:type="textWrapping" w:clear="all"/>
+      </w:r>
+    </w:p>
+    <w:p>
+      <w:pPr>
+        <w:pStyle w:val="Caption"/>
         <w:jc w:val="center"/>
+        <w:rPr>
+          <w:color w:val="auto"/>
+          <w:lang w:val="tr-TR"/>
+        </w:rPr>
+      </w:pPr>
+      <w:r>
+        <w:rPr>
+          <w:color w:val="auto"/>
+          <w:lang w:val="tr-TR"/>
+        </w:rPr>
+        <w:t xml:space="preserve">Şekil </w:t>
+      </w:r>
+      <w:r>
+        <w:rPr>
+          <w:color w:val="auto"/>
+          <w:lang w:val="tr-TR"/>
+        </w:rPr>
+        <w:fldChar w:fldCharType="begin"/>
+      </w:r>
+      <w:r>
+        <w:rPr>
+          <w:color w:val="auto"/>
+          <w:lang w:val="tr-TR"/>
+        </w:rPr>
+        <w:instrText xml:space="preserve"> SEQ Şekil \* ARABIC </w:instrText>
+      </w:r>
+      <w:r>
+        <w:rPr>
+          <w:color w:val="auto"/>
+          <w:lang w:val="tr-TR"/>
+        </w:rPr>
+        <w:fldChar w:fldCharType="separate"/>
+      </w:r>
+      <w:r>
+        <w:rPr>
+          <w:noProof/>
+          <w:color w:val="auto"/>
+          <w:lang w:val="tr-TR"/>
+        </w:rPr>
+        <w:t>6</w:t>
+      </w:r>
+      <w:r>
+        <w:rPr>
+          <w:color w:val="auto"/>
+          <w:lang w:val="tr-TR"/>
+        </w:rPr>
+        <w:fldChar w:fldCharType="end"/>
+      </w:r>
+      <w:r>
+        <w:rPr>
+          <w:color w:val="auto"/>
+          <w:lang w:val="tr-TR"/>
+        </w:rPr>
+        <w:t>. Trend tahmini dağılımı</w:t>
+      </w:r>
+    </w:p>
+    <w:p>
+      <w:pPr>
+        <w:jc w:val="both"/>
+        <w:rPr>
+          <w:lang w:val="tr-TR"/>
+        </w:rPr>
+      </w:pPr>
+    </w:p>
+    <w:p>
+      <w:pPr>
+        <w:pStyle w:val="Heading2"/>
+        <w:numPr>
+          <w:ilvl w:val="0"/>
+          <w:numId w:val="3"/>
+        </w:numPr>
+        <w:jc w:val="both"/>
+        <w:rPr>
+          <w:color w:val="auto"/>
+          <w:lang w:val="tr-TR"/>
+        </w:rPr>
+      </w:pPr>
+      <w:r>
+        <w:rPr>
+          <w:color w:val="auto"/>
+          <w:lang w:val="tr-TR"/>
+        </w:rPr>
+        <w:t>Değerlendirme</w:t>
+      </w:r>
+    </w:p>
+    <w:p>
+      <w:pPr>
+        <w:jc w:val="both"/>
+        <w:rPr>
+          <w:lang w:val="tr-TR"/>
+        </w:rPr>
+      </w:pPr>
+      <w:r>
+        <w:rPr>
+          <w:lang w:val="tr-TR"/>
+        </w:rPr>
+        <w:t xml:space="preserve">Değerlendirme yapılırken </w:t>
+      </w:r>
+      <w:r>
+        <w:rPr>
+          <w:lang w:val="tr-TR"/>
+        </w:rPr>
+        <w:t>tahmin edilen trend değerlerine göre</w:t>
+      </w:r>
+      <w:r>
+        <w:rPr>
+          <w:lang w:val="tr-TR"/>
+        </w:rPr>
+        <w:t xml:space="preserve">  al ve sat sinyalleri oluşturuldu. Anapara 10000$ olarak seçildi. Tahmin </w:t>
+      </w:r>
+      <w:r>
+        <w:rPr>
+          <w:lang w:val="tr-TR"/>
+        </w:rPr>
+        <w:t>edilen</w:t>
+      </w:r>
+      <w:r>
+        <w:rPr>
+          <w:lang w:val="tr-TR"/>
+        </w:rPr>
+        <w:t xml:space="preserve"> trendlere göre al sat </w:t>
+      </w:r>
+      <w:r>
+        <w:rPr>
+          <w:lang w:val="tr-TR"/>
+        </w:rPr>
+        <w:t>yapıldığında</w:t>
+      </w:r>
+      <w:r>
+        <w:rPr>
+          <w:lang w:val="tr-TR"/>
+        </w:rPr>
+        <w:t xml:space="preserve">  1.5 sene sonunda 657$ kar elde </w:t>
+      </w:r>
+      <w:r>
+        <w:rPr>
+          <w:lang w:val="tr-TR"/>
+        </w:rPr>
+        <w:t>edilirken</w:t>
+      </w:r>
+      <w:r>
+        <w:rPr>
+          <w:lang w:val="tr-TR"/>
+        </w:rPr>
+        <w:t xml:space="preserve"> al ve tut yöntemi 720$ kar elde </w:t>
+      </w:r>
+      <w:r>
+        <w:rPr>
+          <w:lang w:val="tr-TR"/>
+        </w:rPr>
+        <w:t>edilmektedir. Fakat al-</w:t>
+      </w:r>
+      <w:r>
+        <w:rPr>
+          <w:lang w:val="tr-TR"/>
+        </w:rPr>
+        <w:t xml:space="preserve">sat yaparken </w:t>
+      </w:r>
+      <w:r>
+        <w:rPr>
+          <w:lang w:val="tr-TR"/>
+        </w:rPr>
+        <w:t>kullanılan</w:t>
+      </w:r>
+      <w:r>
+        <w:rPr>
+          <w:lang w:val="tr-TR"/>
+        </w:rPr>
+        <w:t xml:space="preserve"> strateji bunda oldukça etkili rol oynamaktadır.</w:t>
+      </w:r>
+      <w:r>
+        <w:rPr>
+          <w:lang w:val="tr-TR"/>
+        </w:rPr>
+        <w:t xml:space="preserve"> Tut sinyallerini duruma göre al ya da sata çevirerek gereksiz zararlar elde edilmesi engellenecek ve kar arttırılacaktır. </w:t>
+      </w:r>
+    </w:p>
+    <w:p>
+      <w:pPr>
+        <w:jc w:val="both"/>
+        <w:rPr>
+          <w:lang w:val="tr-TR"/>
+        </w:rPr>
+      </w:pPr>
+    </w:p>
+    <w:p>
+      <w:pPr>
+        <w:jc w:val="both"/>
+        <w:rPr>
+          <w:lang w:val="tr-TR"/>
+        </w:rPr>
+      </w:pPr>
+    </w:p>
+    <w:p>
+      <w:pPr>
+        <w:jc w:val="both"/>
         <w:rPr>
           <w:lang w:val="tr-TR"/>
         </w:rPr>
@@ -3162,9 +3565,290 @@
 </w:document>
 </file>
 
+<file path=word/endnotes.xml><?xml version="1.0" encoding="utf-8"?>
+<w:endnotes xmlns:wpc="http://schemas.microsoft.com/office/word/2010/wordprocessingCanvas" xmlns:cx="http://schemas.microsoft.com/office/drawing/2014/chartex" xmlns:cx1="http://schemas.microsoft.com/office/drawing/2015/9/8/chartex" xmlns:cx2="http://schemas.microsoft.com/office/drawing/2015/10/21/chartex" xmlns:cx3="http://schemas.microsoft.com/office/drawing/2016/5/9/chartex" xmlns:cx4="http://schemas.microsoft.com/office/drawing/2016/5/10/chartex" xmlns:cx5="http://schemas.microsoft.com/office/drawing/2016/5/11/chartex" xmlns:cx6="http://schemas.microsoft.com/office/drawing/2016/5/12/chartex" xmlns:cx7="http://schemas.microsoft.com/office/drawing/2016/5/13/chartex" xmlns:cx8="http://schemas.microsoft.com/office/drawing/2016/5/14/chartex" xmlns:mc="http://schemas.openxmlformats.org/markup-compatibility/2006" xmlns:aink="http://schemas.microsoft.com/office/drawing/2016/ink" xmlns:am3d="http://schemas.microsoft.com/office/drawing/2017/model3d" xmlns:o="urn:schemas-microsoft-com:office:office" xmlns:r="http://schemas.openxmlformats.org/officeDocument/2006/relationships" xmlns:m="http://schemas.openxmlformats.org/officeDocument/2006/math" xmlns:v="urn:schemas-microsoft-com:vml" xmlns:wp14="http://schemas.microsoft.com/office/word/2010/wordprocessingDrawing" xmlns:wp="http://schemas.openxmlformats.org/drawingml/2006/wordprocessingDrawing" xmlns:w10="urn:schemas-microsoft-com:office:word" xmlns:w="http://schemas.openxmlformats.org/wordprocessingml/2006/main" xmlns:w14="http://schemas.microsoft.com/office/word/2010/wordml" xmlns:w15="http://schemas.microsoft.com/office/word/2012/wordml" xmlns:w16se="http://schemas.microsoft.com/office/word/2015/wordml/symex" xmlns:wpg="http://schemas.microsoft.com/office/word/2010/wordprocessingGroup" xmlns:wpi="http://schemas.microsoft.com/office/word/2010/wordprocessingInk" xmlns:wne="http://schemas.microsoft.com/office/word/2006/wordml" xmlns:wps="http://schemas.microsoft.com/office/word/2010/wordprocessingShape" mc:Ignorable="w14 w15 w16se wp14">
+  <w:endnote w:type="separator" w:id="-1">
+    <w:p>
+      <w:pPr>
+        <w:spacing w:after="0" w:line="240" w:lineRule="auto"/>
+      </w:pPr>
+      <w:r>
+        <w:separator/>
+      </w:r>
+    </w:p>
+  </w:endnote>
+  <w:endnote w:type="continuationSeparator" w:id="0">
+    <w:p>
+      <w:pPr>
+        <w:spacing w:after="0" w:line="240" w:lineRule="auto"/>
+      </w:pPr>
+      <w:r>
+        <w:continuationSeparator/>
+      </w:r>
+    </w:p>
+  </w:endnote>
+</w:endnotes>
+</file>
+
+<file path=word/footnotes.xml><?xml version="1.0" encoding="utf-8"?>
+<w:footnotes xmlns:wpc="http://schemas.microsoft.com/office/word/2010/wordprocessingCanvas" xmlns:cx="http://schemas.microsoft.com/office/drawing/2014/chartex" xmlns:cx1="http://schemas.microsoft.com/office/drawing/2015/9/8/chartex" xmlns:cx2="http://schemas.microsoft.com/office/drawing/2015/10/21/chartex" xmlns:cx3="http://schemas.microsoft.com/office/drawing/2016/5/9/chartex" xmlns:cx4="http://schemas.microsoft.com/office/drawing/2016/5/10/chartex" xmlns:cx5="http://schemas.microsoft.com/office/drawing/2016/5/11/chartex" xmlns:cx6="http://schemas.microsoft.com/office/drawing/2016/5/12/chartex" xmlns:cx7="http://schemas.microsoft.com/office/drawing/2016/5/13/chartex" xmlns:cx8="http://schemas.microsoft.com/office/drawing/2016/5/14/chartex" xmlns:mc="http://schemas.openxmlformats.org/markup-compatibility/2006" xmlns:aink="http://schemas.microsoft.com/office/drawing/2016/ink" xmlns:am3d="http://schemas.microsoft.com/office/drawing/2017/model3d" xmlns:o="urn:schemas-microsoft-com:office:office" xmlns:r="http://schemas.openxmlformats.org/officeDocument/2006/relationships" xmlns:m="http://schemas.openxmlformats.org/officeDocument/2006/math" xmlns:v="urn:schemas-microsoft-com:vml" xmlns:wp14="http://schemas.microsoft.com/office/word/2010/wordprocessingDrawing" xmlns:wp="http://schemas.openxmlformats.org/drawingml/2006/wordprocessingDrawing" xmlns:w10="urn:schemas-microsoft-com:office:word" xmlns:w="http://schemas.openxmlformats.org/wordprocessingml/2006/main" xmlns:w14="http://schemas.microsoft.com/office/word/2010/wordml" xmlns:w15="http://schemas.microsoft.com/office/word/2012/wordml" xmlns:w16se="http://schemas.microsoft.com/office/word/2015/wordml/symex" xmlns:wpg="http://schemas.microsoft.com/office/word/2010/wordprocessingGroup" xmlns:wpi="http://schemas.microsoft.com/office/word/2010/wordprocessingInk" xmlns:wne="http://schemas.microsoft.com/office/word/2006/wordml" xmlns:wps="http://schemas.microsoft.com/office/word/2010/wordprocessingShape" mc:Ignorable="w14 w15 w16se wp14">
+  <w:footnote w:type="separator" w:id="-1">
+    <w:p>
+      <w:pPr>
+        <w:spacing w:after="0" w:line="240" w:lineRule="auto"/>
+      </w:pPr>
+      <w:r>
+        <w:separator/>
+      </w:r>
+    </w:p>
+  </w:footnote>
+  <w:footnote w:type="continuationSeparator" w:id="0">
+    <w:p>
+      <w:pPr>
+        <w:spacing w:after="0" w:line="240" w:lineRule="auto"/>
+      </w:pPr>
+      <w:r>
+        <w:continuationSeparator/>
+      </w:r>
+    </w:p>
+  </w:footnote>
+</w:footnotes>
+</file>
+
 <file path=word/numbering.xml><?xml version="1.0" encoding="utf-8"?>
 <w:numbering xmlns:wpc="http://schemas.microsoft.com/office/word/2010/wordprocessingCanvas" xmlns:cx="http://schemas.microsoft.com/office/drawing/2014/chartex" xmlns:cx1="http://schemas.microsoft.com/office/drawing/2015/9/8/chartex" xmlns:cx2="http://schemas.microsoft.com/office/drawing/2015/10/21/chartex" xmlns:cx3="http://schemas.microsoft.com/office/drawing/2016/5/9/chartex" xmlns:cx4="http://schemas.microsoft.com/office/drawing/2016/5/10/chartex" xmlns:cx5="http://schemas.microsoft.com/office/drawing/2016/5/11/chartex" xmlns:cx6="http://schemas.microsoft.com/office/drawing/2016/5/12/chartex" xmlns:cx7="http://schemas.microsoft.com/office/drawing/2016/5/13/chartex" xmlns:cx8="http://schemas.microsoft.com/office/drawing/2016/5/14/chartex" xmlns:mc="http://schemas.openxmlformats.org/markup-compatibility/2006" xmlns:aink="http://schemas.microsoft.com/office/drawing/2016/ink" xmlns:am3d="http://schemas.microsoft.com/office/drawing/2017/model3d" xmlns:o="urn:schemas-microsoft-com:office:office" xmlns:r="http://schemas.openxmlformats.org/officeDocument/2006/relationships" xmlns:m="http://schemas.openxmlformats.org/officeDocument/2006/math" xmlns:v="urn:schemas-microsoft-com:vml" xmlns:wp14="http://schemas.microsoft.com/office/word/2010/wordprocessingDrawing" xmlns:wp="http://schemas.openxmlformats.org/drawingml/2006/wordprocessingDrawing" xmlns:w10="urn:schemas-microsoft-com:office:word" xmlns:w="http://schemas.openxmlformats.org/wordprocessingml/2006/main" xmlns:w14="http://schemas.microsoft.com/office/word/2010/wordml" xmlns:w15="http://schemas.microsoft.com/office/word/2012/wordml" xmlns:w16se="http://schemas.microsoft.com/office/word/2015/wordml/symex" xmlns:wpg="http://schemas.microsoft.com/office/word/2010/wordprocessingGroup" xmlns:wpi="http://schemas.microsoft.com/office/word/2010/wordprocessingInk" xmlns:wne="http://schemas.microsoft.com/office/word/2006/wordml" xmlns:wps="http://schemas.microsoft.com/office/word/2010/wordprocessingShape" mc:Ignorable="w14 w15 w16se wp14">
   <w:abstractNum w:abstractNumId="0" w15:restartNumberingAfterBreak="0">
+    <w:nsid w:val="29F42770"/>
+    <w:multiLevelType w:val="multilevel"/>
+    <w:tmpl w:val="45DEC404"/>
+    <w:lvl w:ilvl="0">
+      <w:start w:val="4"/>
+      <w:numFmt w:val="decimal"/>
+      <w:lvlText w:val="%1"/>
+      <w:lvlJc w:val="left"/>
+      <w:pPr>
+        <w:ind w:left="360" w:hanging="360"/>
+      </w:pPr>
+      <w:rPr>
+        <w:rFonts w:hint="default"/>
+      </w:rPr>
+    </w:lvl>
+    <w:lvl w:ilvl="1">
+      <w:start w:val="1"/>
+      <w:numFmt w:val="decimal"/>
+      <w:lvlText w:val="%1.%2"/>
+      <w:lvlJc w:val="left"/>
+      <w:pPr>
+        <w:ind w:left="360" w:hanging="360"/>
+      </w:pPr>
+      <w:rPr>
+        <w:rFonts w:hint="default"/>
+      </w:rPr>
+    </w:lvl>
+    <w:lvl w:ilvl="2">
+      <w:start w:val="1"/>
+      <w:numFmt w:val="decimal"/>
+      <w:lvlText w:val="%1.%2.%3"/>
+      <w:lvlJc w:val="left"/>
+      <w:pPr>
+        <w:ind w:left="720" w:hanging="720"/>
+      </w:pPr>
+      <w:rPr>
+        <w:rFonts w:hint="default"/>
+      </w:rPr>
+    </w:lvl>
+    <w:lvl w:ilvl="3">
+      <w:start w:val="1"/>
+      <w:numFmt w:val="decimal"/>
+      <w:lvlText w:val="%1.%2.%3.%4"/>
+      <w:lvlJc w:val="left"/>
+      <w:pPr>
+        <w:ind w:left="720" w:hanging="720"/>
+      </w:pPr>
+      <w:rPr>
+        <w:rFonts w:hint="default"/>
+      </w:rPr>
+    </w:lvl>
+    <w:lvl w:ilvl="4">
+      <w:start w:val="1"/>
+      <w:numFmt w:val="decimal"/>
+      <w:lvlText w:val="%1.%2.%3.%4.%5"/>
+      <w:lvlJc w:val="left"/>
+      <w:pPr>
+        <w:ind w:left="1080" w:hanging="1080"/>
+      </w:pPr>
+      <w:rPr>
+        <w:rFonts w:hint="default"/>
+      </w:rPr>
+    </w:lvl>
+    <w:lvl w:ilvl="5">
+      <w:start w:val="1"/>
+      <w:numFmt w:val="decimal"/>
+      <w:lvlText w:val="%1.%2.%3.%4.%5.%6"/>
+      <w:lvlJc w:val="left"/>
+      <w:pPr>
+        <w:ind w:left="1080" w:hanging="1080"/>
+      </w:pPr>
+      <w:rPr>
+        <w:rFonts w:hint="default"/>
+      </w:rPr>
+    </w:lvl>
+    <w:lvl w:ilvl="6">
+      <w:start w:val="1"/>
+      <w:numFmt w:val="decimal"/>
+      <w:lvlText w:val="%1.%2.%3.%4.%5.%6.%7"/>
+      <w:lvlJc w:val="left"/>
+      <w:pPr>
+        <w:ind w:left="1440" w:hanging="1440"/>
+      </w:pPr>
+      <w:rPr>
+        <w:rFonts w:hint="default"/>
+      </w:rPr>
+    </w:lvl>
+    <w:lvl w:ilvl="7">
+      <w:start w:val="1"/>
+      <w:numFmt w:val="decimal"/>
+      <w:lvlText w:val="%1.%2.%3.%4.%5.%6.%7.%8"/>
+      <w:lvlJc w:val="left"/>
+      <w:pPr>
+        <w:ind w:left="1440" w:hanging="1440"/>
+      </w:pPr>
+      <w:rPr>
+        <w:rFonts w:hint="default"/>
+      </w:rPr>
+    </w:lvl>
+    <w:lvl w:ilvl="8">
+      <w:start w:val="1"/>
+      <w:numFmt w:val="decimal"/>
+      <w:lvlText w:val="%1.%2.%3.%4.%5.%6.%7.%8.%9"/>
+      <w:lvlJc w:val="left"/>
+      <w:pPr>
+        <w:ind w:left="1800" w:hanging="1800"/>
+      </w:pPr>
+      <w:rPr>
+        <w:rFonts w:hint="default"/>
+      </w:rPr>
+    </w:lvl>
+  </w:abstractNum>
+  <w:abstractNum w:abstractNumId="1" w15:restartNumberingAfterBreak="0">
+    <w:nsid w:val="3AD67143"/>
+    <w:multiLevelType w:val="multilevel"/>
+    <w:tmpl w:val="4CEC6774"/>
+    <w:lvl w:ilvl="0">
+      <w:start w:val="1"/>
+      <w:numFmt w:val="decimal"/>
+      <w:lvlText w:val="%1."/>
+      <w:lvlJc w:val="left"/>
+      <w:pPr>
+        <w:ind w:left="360" w:hanging="360"/>
+      </w:pPr>
+    </w:lvl>
+    <w:lvl w:ilvl="1">
+      <w:start w:val="1"/>
+      <w:numFmt w:val="decimal"/>
+      <w:isLgl/>
+      <w:lvlText w:val="%1.%2."/>
+      <w:lvlJc w:val="left"/>
+      <w:pPr>
+        <w:ind w:left="360" w:hanging="360"/>
+      </w:pPr>
+      <w:rPr>
+        <w:rFonts w:hint="default"/>
+      </w:rPr>
+    </w:lvl>
+    <w:lvl w:ilvl="2">
+      <w:start w:val="1"/>
+      <w:numFmt w:val="decimal"/>
+      <w:isLgl/>
+      <w:lvlText w:val="%1.%2.%3."/>
+      <w:lvlJc w:val="left"/>
+      <w:pPr>
+        <w:ind w:left="720" w:hanging="720"/>
+      </w:pPr>
+      <w:rPr>
+        <w:rFonts w:hint="default"/>
+      </w:rPr>
+    </w:lvl>
+    <w:lvl w:ilvl="3">
+      <w:start w:val="1"/>
+      <w:numFmt w:val="decimal"/>
+      <w:isLgl/>
+      <w:lvlText w:val="%1.%2.%3.%4."/>
+      <w:lvlJc w:val="left"/>
+      <w:pPr>
+        <w:ind w:left="720" w:hanging="720"/>
+      </w:pPr>
+      <w:rPr>
+        <w:rFonts w:hint="default"/>
+      </w:rPr>
+    </w:lvl>
+    <w:lvl w:ilvl="4">
+      <w:start w:val="1"/>
+      <w:numFmt w:val="decimal"/>
+      <w:isLgl/>
+      <w:lvlText w:val="%1.%2.%3.%4.%5."/>
+      <w:lvlJc w:val="left"/>
+      <w:pPr>
+        <w:ind w:left="1080" w:hanging="1080"/>
+      </w:pPr>
+      <w:rPr>
+        <w:rFonts w:hint="default"/>
+      </w:rPr>
+    </w:lvl>
+    <w:lvl w:ilvl="5">
+      <w:start w:val="1"/>
+      <w:numFmt w:val="decimal"/>
+      <w:isLgl/>
+      <w:lvlText w:val="%1.%2.%3.%4.%5.%6."/>
+      <w:lvlJc w:val="left"/>
+      <w:pPr>
+        <w:ind w:left="1080" w:hanging="1080"/>
+      </w:pPr>
+      <w:rPr>
+        <w:rFonts w:hint="default"/>
+      </w:rPr>
+    </w:lvl>
+    <w:lvl w:ilvl="6">
+      <w:start w:val="1"/>
+      <w:numFmt w:val="decimal"/>
+      <w:isLgl/>
+      <w:lvlText w:val="%1.%2.%3.%4.%5.%6.%7."/>
+      <w:lvlJc w:val="left"/>
+      <w:pPr>
+        <w:ind w:left="1440" w:hanging="1440"/>
+      </w:pPr>
+      <w:rPr>
+        <w:rFonts w:hint="default"/>
+      </w:rPr>
+    </w:lvl>
+    <w:lvl w:ilvl="7">
+      <w:start w:val="1"/>
+      <w:numFmt w:val="decimal"/>
+      <w:isLgl/>
+      <w:lvlText w:val="%1.%2.%3.%4.%5.%6.%7.%8."/>
+      <w:lvlJc w:val="left"/>
+      <w:pPr>
+        <w:ind w:left="1440" w:hanging="1440"/>
+      </w:pPr>
+      <w:rPr>
+        <w:rFonts w:hint="default"/>
+      </w:rPr>
+    </w:lvl>
+    <w:lvl w:ilvl="8">
+      <w:start w:val="1"/>
+      <w:numFmt w:val="decimal"/>
+      <w:isLgl/>
+      <w:lvlText w:val="%1.%2.%3.%4.%5.%6.%7.%8.%9."/>
+      <w:lvlJc w:val="left"/>
+      <w:pPr>
+        <w:ind w:left="1800" w:hanging="1800"/>
+      </w:pPr>
+      <w:rPr>
+        <w:rFonts w:hint="default"/>
+      </w:rPr>
+    </w:lvl>
+  </w:abstractNum>
+  <w:abstractNum w:abstractNumId="2" w15:restartNumberingAfterBreak="0">
     <w:nsid w:val="5DFE34E5"/>
     <w:multiLevelType w:val="hybridMultilevel"/>
     <w:tmpl w:val="66F43F3A"/>
@@ -3253,7 +3937,93 @@
       </w:pPr>
     </w:lvl>
   </w:abstractNum>
-  <w:abstractNum w:abstractNumId="1" w15:restartNumberingAfterBreak="0">
+  <w:abstractNum w:abstractNumId="3" w15:restartNumberingAfterBreak="0">
+    <w:nsid w:val="68F96244"/>
+    <w:multiLevelType w:val="multilevel"/>
+    <w:tmpl w:val="0409001F"/>
+    <w:lvl w:ilvl="0">
+      <w:start w:val="1"/>
+      <w:numFmt w:val="decimal"/>
+      <w:lvlText w:val="%1."/>
+      <w:lvlJc w:val="left"/>
+      <w:pPr>
+        <w:ind w:left="360" w:hanging="360"/>
+      </w:pPr>
+    </w:lvl>
+    <w:lvl w:ilvl="1">
+      <w:start w:val="1"/>
+      <w:numFmt w:val="decimal"/>
+      <w:lvlText w:val="%1.%2."/>
+      <w:lvlJc w:val="left"/>
+      <w:pPr>
+        <w:ind w:left="792" w:hanging="432"/>
+      </w:pPr>
+    </w:lvl>
+    <w:lvl w:ilvl="2">
+      <w:start w:val="1"/>
+      <w:numFmt w:val="decimal"/>
+      <w:lvlText w:val="%1.%2.%3."/>
+      <w:lvlJc w:val="left"/>
+      <w:pPr>
+        <w:ind w:left="1224" w:hanging="504"/>
+      </w:pPr>
+    </w:lvl>
+    <w:lvl w:ilvl="3">
+      <w:start w:val="1"/>
+      <w:numFmt w:val="decimal"/>
+      <w:lvlText w:val="%1.%2.%3.%4."/>
+      <w:lvlJc w:val="left"/>
+      <w:pPr>
+        <w:ind w:left="1728" w:hanging="648"/>
+      </w:pPr>
+    </w:lvl>
+    <w:lvl w:ilvl="4">
+      <w:start w:val="1"/>
+      <w:numFmt w:val="decimal"/>
+      <w:lvlText w:val="%1.%2.%3.%4.%5."/>
+      <w:lvlJc w:val="left"/>
+      <w:pPr>
+        <w:ind w:left="2232" w:hanging="792"/>
+      </w:pPr>
+    </w:lvl>
+    <w:lvl w:ilvl="5">
+      <w:start w:val="1"/>
+      <w:numFmt w:val="decimal"/>
+      <w:lvlText w:val="%1.%2.%3.%4.%5.%6."/>
+      <w:lvlJc w:val="left"/>
+      <w:pPr>
+        <w:ind w:left="2736" w:hanging="936"/>
+      </w:pPr>
+    </w:lvl>
+    <w:lvl w:ilvl="6">
+      <w:start w:val="1"/>
+      <w:numFmt w:val="decimal"/>
+      <w:lvlText w:val="%1.%2.%3.%4.%5.%6.%7."/>
+      <w:lvlJc w:val="left"/>
+      <w:pPr>
+        <w:ind w:left="3240" w:hanging="1080"/>
+      </w:pPr>
+    </w:lvl>
+    <w:lvl w:ilvl="7">
+      <w:start w:val="1"/>
+      <w:numFmt w:val="decimal"/>
+      <w:lvlText w:val="%1.%2.%3.%4.%5.%6.%7.%8."/>
+      <w:lvlJc w:val="left"/>
+      <w:pPr>
+        <w:ind w:left="3744" w:hanging="1224"/>
+      </w:pPr>
+    </w:lvl>
+    <w:lvl w:ilvl="8">
+      <w:start w:val="1"/>
+      <w:numFmt w:val="decimal"/>
+      <w:lvlText w:val="%1.%2.%3.%4.%5.%6.%7.%8.%9."/>
+      <w:lvlJc w:val="left"/>
+      <w:pPr>
+        <w:ind w:left="4320" w:hanging="1440"/>
+      </w:pPr>
+    </w:lvl>
+  </w:abstractNum>
+  <w:abstractNum w:abstractNumId="4" w15:restartNumberingAfterBreak="0">
     <w:nsid w:val="72B55B11"/>
     <w:multiLevelType w:val="hybridMultilevel"/>
     <w:tmpl w:val="CA0CDDC6"/>
@@ -3340,10 +4110,19 @@
     </w:lvl>
   </w:abstractNum>
   <w:num w:numId="1">
-    <w:abstractNumId w:val="0"/>
+    <w:abstractNumId w:val="2"/>
   </w:num>
   <w:num w:numId="2">
+    <w:abstractNumId w:val="4"/>
+  </w:num>
+  <w:num w:numId="3">
     <w:abstractNumId w:val="1"/>
+  </w:num>
+  <w:num w:numId="4">
+    <w:abstractNumId w:val="3"/>
+  </w:num>
+  <w:num w:numId="5">
+    <w:abstractNumId w:val="0"/>
   </w:num>
 </w:numbering>
 </file>
@@ -3471,6 +4250,7 @@
     <w:lsdException w:name="HTML Sample" w:semiHidden="1" w:unhideWhenUsed="1"/>
     <w:lsdException w:name="HTML Typewriter" w:semiHidden="1" w:unhideWhenUsed="1"/>
     <w:lsdException w:name="HTML Variable" w:semiHidden="1" w:unhideWhenUsed="1"/>
+    <w:lsdException w:name="Normal Table" w:semiHidden="1" w:unhideWhenUsed="1"/>
     <w:lsdException w:name="annotation subject" w:semiHidden="1" w:unhideWhenUsed="1"/>
     <w:lsdException w:name="No List" w:semiHidden="1" w:unhideWhenUsed="1"/>
     <w:lsdException w:name="Outline List 1" w:semiHidden="1" w:unhideWhenUsed="1"/>
@@ -3514,8 +4294,10 @@
     <w:lsdException w:name="Table Elegant" w:semiHidden="1" w:unhideWhenUsed="1"/>
     <w:lsdException w:name="Table Professional" w:semiHidden="1" w:unhideWhenUsed="1"/>
     <w:lsdException w:name="Table Subtle 1" w:semiHidden="1" w:unhideWhenUsed="1"/>
+    <w:lsdException w:name="Table Subtle 2" w:semiHidden="1" w:unhideWhenUsed="1"/>
     <w:lsdException w:name="Table Web 1" w:semiHidden="1" w:unhideWhenUsed="1"/>
     <w:lsdException w:name="Table Web 2" w:semiHidden="1" w:unhideWhenUsed="1"/>
+    <w:lsdException w:name="Table Web 3" w:semiHidden="1" w:unhideWhenUsed="1"/>
     <w:lsdException w:name="Balloon Text" w:semiHidden="1" w:unhideWhenUsed="1"/>
     <w:lsdException w:name="Table Grid" w:uiPriority="39"/>
     <w:lsdException w:name="Table Theme" w:semiHidden="1" w:unhideWhenUsed="1"/>
@@ -3748,6 +4530,7 @@
     <w:basedOn w:val="Normal"/>
     <w:next w:val="Normal"/>
     <w:link w:val="Heading1Char"/>
+    <w:autoRedefine/>
     <w:uiPriority w:val="9"/>
     <w:qFormat/>
     <w:rsid w:val="00665D1B"/>
@@ -4016,6 +4799,323 @@
       <w:shd w:val="clear" w:color="auto" w:fill="E6E6E6"/>
     </w:rPr>
   </w:style>
+  <w:style w:type="table" w:styleId="MediumList2-Accent1">
+    <w:name w:val="Medium List 2 Accent 1"/>
+    <w:basedOn w:val="TableNormal"/>
+    <w:uiPriority w:val="66"/>
+    <w:rsid w:val="001172B3"/>
+    <w:pPr>
+      <w:spacing w:after="0" w:line="240" w:lineRule="auto"/>
+    </w:pPr>
+    <w:rPr>
+      <w:rFonts w:asciiTheme="majorHAnsi" w:eastAsiaTheme="majorEastAsia" w:hAnsiTheme="majorHAnsi" w:cstheme="majorBidi"/>
+      <w:color w:val="000000" w:themeColor="text1"/>
+    </w:rPr>
+    <w:tblPr>
+      <w:tblStyleRowBandSize w:val="1"/>
+      <w:tblStyleColBandSize w:val="1"/>
+      <w:tblBorders>
+        <w:top w:val="single" w:sz="8" w:space="0" w:color="5B9BD5" w:themeColor="accent1"/>
+        <w:left w:val="single" w:sz="8" w:space="0" w:color="5B9BD5" w:themeColor="accent1"/>
+        <w:bottom w:val="single" w:sz="8" w:space="0" w:color="5B9BD5" w:themeColor="accent1"/>
+        <w:right w:val="single" w:sz="8" w:space="0" w:color="5B9BD5" w:themeColor="accent1"/>
+      </w:tblBorders>
+    </w:tblPr>
+    <w:tblStylePr w:type="firstRow">
+      <w:rPr>
+        <w:sz w:val="24"/>
+        <w:szCs w:val="24"/>
+      </w:rPr>
+      <w:tblPr/>
+      <w:tcPr>
+        <w:tcBorders>
+          <w:top w:val="nil"/>
+          <w:left w:val="nil"/>
+          <w:bottom w:val="single" w:sz="24" w:space="0" w:color="5B9BD5" w:themeColor="accent1"/>
+          <w:right w:val="nil"/>
+          <w:insideH w:val="nil"/>
+          <w:insideV w:val="nil"/>
+        </w:tcBorders>
+        <w:shd w:val="clear" w:color="auto" w:fill="FFFFFF" w:themeFill="background1"/>
+      </w:tcPr>
+    </w:tblStylePr>
+    <w:tblStylePr w:type="lastRow">
+      <w:tblPr/>
+      <w:tcPr>
+        <w:tcBorders>
+          <w:top w:val="single" w:sz="8" w:space="0" w:color="5B9BD5" w:themeColor="accent1"/>
+          <w:left w:val="nil"/>
+          <w:bottom w:val="nil"/>
+          <w:right w:val="nil"/>
+          <w:insideH w:val="nil"/>
+          <w:insideV w:val="nil"/>
+        </w:tcBorders>
+        <w:shd w:val="clear" w:color="auto" w:fill="FFFFFF" w:themeFill="background1"/>
+      </w:tcPr>
+    </w:tblStylePr>
+    <w:tblStylePr w:type="firstCol">
+      <w:tblPr/>
+      <w:tcPr>
+        <w:tcBorders>
+          <w:top w:val="nil"/>
+          <w:left w:val="nil"/>
+          <w:bottom w:val="nil"/>
+          <w:right w:val="single" w:sz="8" w:space="0" w:color="5B9BD5" w:themeColor="accent1"/>
+          <w:insideH w:val="nil"/>
+          <w:insideV w:val="nil"/>
+        </w:tcBorders>
+        <w:shd w:val="clear" w:color="auto" w:fill="FFFFFF" w:themeFill="background1"/>
+      </w:tcPr>
+    </w:tblStylePr>
+    <w:tblStylePr w:type="lastCol">
+      <w:tblPr/>
+      <w:tcPr>
+        <w:tcBorders>
+          <w:top w:val="nil"/>
+          <w:left w:val="single" w:sz="8" w:space="0" w:color="5B9BD5" w:themeColor="accent1"/>
+          <w:bottom w:val="nil"/>
+          <w:right w:val="nil"/>
+          <w:insideH w:val="nil"/>
+          <w:insideV w:val="nil"/>
+        </w:tcBorders>
+        <w:shd w:val="clear" w:color="auto" w:fill="FFFFFF" w:themeFill="background1"/>
+      </w:tcPr>
+    </w:tblStylePr>
+    <w:tblStylePr w:type="band1Vert">
+      <w:tblPr/>
+      <w:tcPr>
+        <w:tcBorders>
+          <w:left w:val="nil"/>
+          <w:right w:val="nil"/>
+          <w:insideH w:val="nil"/>
+          <w:insideV w:val="nil"/>
+        </w:tcBorders>
+        <w:shd w:val="clear" w:color="auto" w:fill="D6E6F4" w:themeFill="accent1" w:themeFillTint="3F"/>
+      </w:tcPr>
+    </w:tblStylePr>
+    <w:tblStylePr w:type="band1Horz">
+      <w:tblPr/>
+      <w:tcPr>
+        <w:tcBorders>
+          <w:top w:val="nil"/>
+          <w:bottom w:val="nil"/>
+          <w:insideH w:val="nil"/>
+          <w:insideV w:val="nil"/>
+        </w:tcBorders>
+        <w:shd w:val="clear" w:color="auto" w:fill="D6E6F4" w:themeFill="accent1" w:themeFillTint="3F"/>
+      </w:tcPr>
+    </w:tblStylePr>
+    <w:tblStylePr w:type="nwCell">
+      <w:tblPr/>
+      <w:tcPr>
+        <w:shd w:val="clear" w:color="auto" w:fill="FFFFFF" w:themeFill="background1"/>
+      </w:tcPr>
+    </w:tblStylePr>
+    <w:tblStylePr w:type="swCell">
+      <w:tblPr/>
+      <w:tcPr>
+        <w:tcBorders>
+          <w:top w:val="nil"/>
+        </w:tcBorders>
+      </w:tcPr>
+    </w:tblStylePr>
+  </w:style>
+  <w:style w:type="paragraph" w:customStyle="1" w:styleId="DecimalAligned">
+    <w:name w:val="Decimal Aligned"/>
+    <w:basedOn w:val="Normal"/>
+    <w:uiPriority w:val="40"/>
+    <w:qFormat/>
+    <w:rsid w:val="001172B3"/>
+    <w:pPr>
+      <w:tabs>
+        <w:tab w:val="decimal" w:pos="360"/>
+      </w:tabs>
+      <w:spacing w:after="200" w:line="276" w:lineRule="auto"/>
+    </w:pPr>
+    <w:rPr>
+      <w:rFonts w:eastAsiaTheme="minorEastAsia" w:cs="Times New Roman"/>
+    </w:rPr>
+  </w:style>
+  <w:style w:type="paragraph" w:styleId="FootnoteText">
+    <w:name w:val="footnote text"/>
+    <w:basedOn w:val="Normal"/>
+    <w:link w:val="FootnoteTextChar"/>
+    <w:uiPriority w:val="99"/>
+    <w:unhideWhenUsed/>
+    <w:rsid w:val="001172B3"/>
+    <w:pPr>
+      <w:spacing w:after="0" w:line="240" w:lineRule="auto"/>
+    </w:pPr>
+    <w:rPr>
+      <w:rFonts w:eastAsiaTheme="minorEastAsia" w:cs="Times New Roman"/>
+      <w:sz w:val="20"/>
+      <w:szCs w:val="20"/>
+    </w:rPr>
+  </w:style>
+  <w:style w:type="character" w:customStyle="1" w:styleId="FootnoteTextChar">
+    <w:name w:val="Footnote Text Char"/>
+    <w:basedOn w:val="DefaultParagraphFont"/>
+    <w:link w:val="FootnoteText"/>
+    <w:uiPriority w:val="99"/>
+    <w:rsid w:val="001172B3"/>
+    <w:rPr>
+      <w:rFonts w:eastAsiaTheme="minorEastAsia" w:cs="Times New Roman"/>
+      <w:sz w:val="20"/>
+      <w:szCs w:val="20"/>
+    </w:rPr>
+  </w:style>
+  <w:style w:type="character" w:styleId="SubtleEmphasis">
+    <w:name w:val="Subtle Emphasis"/>
+    <w:basedOn w:val="DefaultParagraphFont"/>
+    <w:uiPriority w:val="19"/>
+    <w:qFormat/>
+    <w:rsid w:val="001172B3"/>
+    <w:rPr>
+      <w:i/>
+      <w:iCs/>
+    </w:rPr>
+  </w:style>
+  <w:style w:type="table" w:styleId="LightShading-Accent1">
+    <w:name w:val="Light Shading Accent 1"/>
+    <w:basedOn w:val="TableNormal"/>
+    <w:uiPriority w:val="60"/>
+    <w:rsid w:val="001172B3"/>
+    <w:pPr>
+      <w:spacing w:after="0" w:line="240" w:lineRule="auto"/>
+    </w:pPr>
+    <w:rPr>
+      <w:rFonts w:eastAsiaTheme="minorEastAsia"/>
+      <w:color w:val="2E74B5" w:themeColor="accent1" w:themeShade="BF"/>
+    </w:rPr>
+    <w:tblPr>
+      <w:tblStyleRowBandSize w:val="1"/>
+      <w:tblStyleColBandSize w:val="1"/>
+      <w:tblBorders>
+        <w:top w:val="single" w:sz="8" w:space="0" w:color="5B9BD5" w:themeColor="accent1"/>
+        <w:bottom w:val="single" w:sz="8" w:space="0" w:color="5B9BD5" w:themeColor="accent1"/>
+      </w:tblBorders>
+    </w:tblPr>
+    <w:tblStylePr w:type="firstRow">
+      <w:pPr>
+        <w:spacing w:before="0" w:after="0" w:line="240" w:lineRule="auto"/>
+      </w:pPr>
+      <w:rPr>
+        <w:b/>
+        <w:bCs/>
+      </w:rPr>
+      <w:tblPr/>
+      <w:tcPr>
+        <w:tcBorders>
+          <w:top w:val="single" w:sz="8" w:space="0" w:color="5B9BD5" w:themeColor="accent1"/>
+          <w:left w:val="nil"/>
+          <w:bottom w:val="single" w:sz="8" w:space="0" w:color="5B9BD5" w:themeColor="accent1"/>
+          <w:right w:val="nil"/>
+          <w:insideH w:val="nil"/>
+          <w:insideV w:val="nil"/>
+        </w:tcBorders>
+      </w:tcPr>
+    </w:tblStylePr>
+    <w:tblStylePr w:type="lastRow">
+      <w:pPr>
+        <w:spacing w:before="0" w:after="0" w:line="240" w:lineRule="auto"/>
+      </w:pPr>
+      <w:rPr>
+        <w:b/>
+        <w:bCs/>
+      </w:rPr>
+      <w:tblPr/>
+      <w:tcPr>
+        <w:tcBorders>
+          <w:top w:val="single" w:sz="8" w:space="0" w:color="5B9BD5" w:themeColor="accent1"/>
+          <w:left w:val="nil"/>
+          <w:bottom w:val="single" w:sz="8" w:space="0" w:color="5B9BD5" w:themeColor="accent1"/>
+          <w:right w:val="nil"/>
+          <w:insideH w:val="nil"/>
+          <w:insideV w:val="nil"/>
+        </w:tcBorders>
+      </w:tcPr>
+    </w:tblStylePr>
+    <w:tblStylePr w:type="firstCol">
+      <w:rPr>
+        <w:b/>
+        <w:bCs/>
+      </w:rPr>
+    </w:tblStylePr>
+    <w:tblStylePr w:type="lastCol">
+      <w:rPr>
+        <w:b/>
+        <w:bCs/>
+      </w:rPr>
+    </w:tblStylePr>
+    <w:tblStylePr w:type="band1Vert">
+      <w:tblPr/>
+      <w:tcPr>
+        <w:tcBorders>
+          <w:left w:val="nil"/>
+          <w:right w:val="nil"/>
+          <w:insideH w:val="nil"/>
+          <w:insideV w:val="nil"/>
+        </w:tcBorders>
+        <w:shd w:val="clear" w:color="auto" w:fill="D6E6F4" w:themeFill="accent1" w:themeFillTint="3F"/>
+      </w:tcPr>
+    </w:tblStylePr>
+    <w:tblStylePr w:type="band1Horz">
+      <w:tblPr/>
+      <w:tcPr>
+        <w:tcBorders>
+          <w:left w:val="nil"/>
+          <w:right w:val="nil"/>
+          <w:insideH w:val="nil"/>
+          <w:insideV w:val="nil"/>
+        </w:tcBorders>
+        <w:shd w:val="clear" w:color="auto" w:fill="D6E6F4" w:themeFill="accent1" w:themeFillTint="3F"/>
+      </w:tcPr>
+    </w:tblStylePr>
+  </w:style>
+  <w:style w:type="paragraph" w:styleId="Header">
+    <w:name w:val="header"/>
+    <w:basedOn w:val="Normal"/>
+    <w:link w:val="HeaderChar"/>
+    <w:uiPriority w:val="99"/>
+    <w:unhideWhenUsed/>
+    <w:rsid w:val="00827C99"/>
+    <w:pPr>
+      <w:tabs>
+        <w:tab w:val="center" w:pos="4680"/>
+        <w:tab w:val="right" w:pos="9360"/>
+      </w:tabs>
+      <w:spacing w:after="0" w:line="240" w:lineRule="auto"/>
+    </w:pPr>
+  </w:style>
+  <w:style w:type="character" w:customStyle="1" w:styleId="HeaderChar">
+    <w:name w:val="Header Char"/>
+    <w:basedOn w:val="DefaultParagraphFont"/>
+    <w:link w:val="Header"/>
+    <w:uiPriority w:val="99"/>
+    <w:rsid w:val="00827C99"/>
+  </w:style>
+  <w:style w:type="paragraph" w:styleId="Footer">
+    <w:name w:val="footer"/>
+    <w:basedOn w:val="Normal"/>
+    <w:link w:val="FooterChar"/>
+    <w:uiPriority w:val="99"/>
+    <w:unhideWhenUsed/>
+    <w:rsid w:val="00827C99"/>
+    <w:pPr>
+      <w:tabs>
+        <w:tab w:val="center" w:pos="4680"/>
+        <w:tab w:val="right" w:pos="9360"/>
+      </w:tabs>
+      <w:spacing w:after="0" w:line="240" w:lineRule="auto"/>
+    </w:pPr>
+  </w:style>
+  <w:style w:type="character" w:customStyle="1" w:styleId="FooterChar">
+    <w:name w:val="Footer Char"/>
+    <w:basedOn w:val="DefaultParagraphFont"/>
+    <w:link w:val="Footer"/>
+    <w:uiPriority w:val="99"/>
+    <w:rsid w:val="00827C99"/>
+  </w:style>
 </w:styles>
 </file>
 

--- a/result/cnn_finance_rapor.docx
+++ b/result/cnn_finance_rapor.docx
@@ -209,7 +209,21 @@
         <w:rPr>
           <w:lang w:val="tr-TR"/>
         </w:rPr>
-        <w:t>akat makine öğrenmesi teknikleriyle trend tahmini bir ilk değil. Örneğin, Choudhry [1] genetik algoritma ile teknik anal</w:t>
+        <w:t xml:space="preserve">akat makine öğrenmesi teknikleriyle trend tahmini bir ilk değil. Örneğin, Choudhry </w:t>
+      </w:r>
+      <w:bookmarkStart w:id="0" w:name="_GoBack"/>
+      <w:r>
+        <w:rPr>
+          <w:lang w:val="tr-TR"/>
+        </w:rPr>
+        <w:t xml:space="preserve">[1] </w:t>
+      </w:r>
+      <w:bookmarkEnd w:id="0"/>
+      <w:r>
+        <w:rPr>
+          <w:lang w:val="tr-TR"/>
+        </w:rPr>
+        <w:t>genetik algoritma ile teknik anal</w:t>
       </w:r>
       <w:r>
         <w:rPr>
@@ -239,25 +253,7 @@
         <w:rPr>
           <w:lang w:val="tr-TR"/>
         </w:rPr>
-        <w:t>Choudhry</w:t>
-      </w:r>
-      <w:r>
-        <w:rPr>
-          <w:lang w:val="tr-TR"/>
-        </w:rPr>
-        <w:t xml:space="preserve"> iki sınıflı modeli yani artış ve azalış test etmiştir. Fakat, bu çalışmada 3 sınıf model araştırılmış olup öbekleme ile teknik analiz verileri seçilmiştir. </w:t>
-      </w:r>
-      <w:r>
-        <w:rPr>
-          <w:lang w:val="tr-TR"/>
-        </w:rPr>
-        <w:t>Tsai</w:t>
-      </w:r>
-      <w:r>
-        <w:rPr>
-          <w:lang w:val="tr-TR"/>
-        </w:rPr>
-        <w:t xml:space="preserve"> [2] yapay sinir ağı ile karar ağaçlarını birleştirerek ikisinin ayrı ayrı verdiği başarımı arttırmak istemiştir. Tsai de Choudhry gibi 2 sınıflı yapı kullanmıştır. Fakat, teknik analiz verilerinin ve verinin kendisinin harmanlanıp resim gibi bir araya getirilip evrişimsel sinir ağı ile modellenmesi oldukça farklı ve yenilikçi bir yaklaşımdır.</w:t>
+        <w:t>Choudhry iki sınıflı modeli yani artış ve azalış test etmiştir. Fakat, bu çalışmada 3 sınıf model araştırılmış olup öbekleme ile teknik analiz verileri seçilmiştir. Tsai [2] yapay sinir ağı ile karar ağaçlarını birleştirerek ikisinin ayrı ayrı verdiği başarımı arttırmak istemiştir. Tsai de Choudhry gibi 2 sınıflı yapı kullanmıştır. Fakat, teknik analiz verilerinin ve verinin kendisinin harmanlanıp resim gibi bir araya getirilip evrişimsel sinir ağı ile modellenmesi oldukça farklı ve yenilikçi bir yaklaşımdır.</w:t>
       </w:r>
     </w:p>
     <w:p>
@@ -873,6 +869,7 @@
       </w:r>
       <w:r>
         <w:rPr>
+          <w:noProof/>
           <w:lang w:val="tr-TR"/>
         </w:rPr>
         <w:drawing>
@@ -939,16 +936,7 @@
           <w:color w:val="auto"/>
           <w:lang w:val="tr-TR"/>
         </w:rPr>
-        <w:t>Şekil</w:t>
-      </w:r>
-      <w:bookmarkStart w:id="0" w:name="_GoBack"/>
-      <w:bookmarkEnd w:id="0"/>
-      <w:r>
-        <w:rPr>
-          <w:color w:val="auto"/>
-          <w:lang w:val="tr-TR"/>
-        </w:rPr>
-        <w:t xml:space="preserve"> </w:t>
+        <w:t xml:space="preserve">Şekil </w:t>
       </w:r>
       <w:r>
         <w:rPr>
@@ -1043,6 +1031,7 @@
       </w:r>
       <w:r>
         <w:rPr>
+          <w:noProof/>
           <w:lang w:val="tr-TR"/>
         </w:rPr>
         <w:drawing>
@@ -1507,6 +1496,7 @@
       <w:r>
         <w:rPr>
           <w:rFonts w:eastAsiaTheme="minorEastAsia"/>
+          <w:noProof/>
           <w:lang w:val="tr-TR"/>
         </w:rPr>
         <w:drawing>
@@ -1673,13 +1663,7 @@
         <w:rPr>
           <w:lang w:val="tr-TR"/>
         </w:rPr>
-        <w:t xml:space="preserve">Model çeşitli katmanlardan oluşmaktadır. Ağ yapısı sırasıyla 2 adet aktivasyon fonksiyonu ‘relu’ olan evrişimsel katman, 1 adet maksimum değeri alan katman(maxpooling), 1 adet sinir ağının 4te birinin yoksayan katman(dropout), 1 adet tümüyle bağlı katman(fully-connected) ve 1 adet tümüyle bağlı ‘softmax’ katmanından oluşmaktadır. </w:t>
-      </w:r>
-      <w:r>
-        <w:rPr>
-          <w:lang w:val="tr-TR"/>
-        </w:rPr>
-        <w:t>Model girdi olarak oluşturduğumuz resimleri alıp çıktı olarak -1 ile 1 arasın</w:t>
+        <w:t>Model çeşitli katmanlardan oluşmaktadır. Ağ yapısı sırasıyla 2 adet aktivasyon fonksiyonu ‘relu’ olan evrişimsel katman, 1 adet maksimum değeri alan katman(maxpooling), 1 adet sinir ağının 4te birinin yoksayan katman(dropout), 1 adet tümüyle bağlı katman(fully-connected) ve 1 adet tümüyle bağlı ‘softmax’ katmanından oluşmaktadır. Model girdi olarak oluşturduğumuz resimleri alıp çıktı olarak -1 ile 1 arasın</w:t>
       </w:r>
       <w:r>
         <w:rPr>
@@ -1756,6 +1740,7 @@
       </w:pPr>
       <w:r>
         <w:rPr>
+          <w:noProof/>
           <w:lang w:val="tr-TR"/>
         </w:rPr>
         <w:drawing>
@@ -1887,6 +1872,7 @@
       </w:pPr>
       <w:r>
         <w:rPr>
+          <w:noProof/>
           <w:lang w:val="tr-TR"/>
         </w:rPr>
         <w:drawing>
@@ -3450,19 +3436,7 @@
         <w:rPr>
           <w:lang w:val="tr-TR"/>
         </w:rPr>
-        <w:t xml:space="preserve">Değerlendirme yapılırken </w:t>
-      </w:r>
-      <w:r>
-        <w:rPr>
-          <w:lang w:val="tr-TR"/>
-        </w:rPr>
-        <w:t>tahmin edilen trend değerlerine göre</w:t>
-      </w:r>
-      <w:r>
-        <w:rPr>
-          <w:lang w:val="tr-TR"/>
-        </w:rPr>
-        <w:t xml:space="preserve">  al ve sat sinyalleri oluşturuldu. Anapara 10000$ olarak seçildi. Tahmin </w:t>
+        <w:t xml:space="preserve">Değerlendirme yapılırken tahmin edilen trend değerlerine göre  al ve sat sinyalleri oluşturuldu. Anapara 10000$ olarak seçildi. Tahmin </w:t>
       </w:r>
       <w:r>
         <w:rPr>
@@ -3530,6 +3504,177 @@
         </w:rPr>
         <w:t xml:space="preserve"> Tut sinyallerini duruma göre al ya da sata çevirerek gereksiz zararlar elde edilmesi engellenecek ve kar arttırılacaktır. </w:t>
       </w:r>
+    </w:p>
+    <w:p>
+      <w:pPr>
+        <w:pStyle w:val="Heading2"/>
+        <w:numPr>
+          <w:ilvl w:val="0"/>
+          <w:numId w:val="3"/>
+        </w:numPr>
+        <w:rPr>
+          <w:color w:val="auto"/>
+          <w:lang w:val="tr-TR"/>
+        </w:rPr>
+      </w:pPr>
+      <w:r>
+        <w:rPr>
+          <w:color w:val="auto"/>
+          <w:lang w:val="tr-TR"/>
+        </w:rPr>
+        <w:t>Referans</w:t>
+      </w:r>
+    </w:p>
+    <w:p>
+      <w:pPr>
+        <w:pStyle w:val="NormalWeb"/>
+        <w:ind w:left="480" w:hanging="480"/>
+        <w:rPr>
+          <w:sz w:val="20"/>
+          <w:szCs w:val="20"/>
+        </w:rPr>
+      </w:pPr>
+      <w:r>
+        <w:rPr>
+          <w:sz w:val="20"/>
+          <w:szCs w:val="20"/>
+          <w:lang w:val="tr-TR"/>
+        </w:rPr>
+        <w:t>[1]</w:t>
+      </w:r>
+      <w:r>
+        <w:rPr>
+          <w:sz w:val="20"/>
+          <w:szCs w:val="20"/>
+        </w:rPr>
+        <w:t xml:space="preserve"> </w:t>
+      </w:r>
+      <w:r>
+        <w:rPr>
+          <w:sz w:val="20"/>
+          <w:szCs w:val="20"/>
+        </w:rPr>
+        <w:t xml:space="preserve">Choudhry, R., &amp; Garg, K. (2008). A Hybrid Machine Learning System for Stock Market Forecasting. </w:t>
+      </w:r>
+      <w:r>
+        <w:rPr>
+          <w:i/>
+          <w:iCs/>
+          <w:sz w:val="20"/>
+          <w:szCs w:val="20"/>
+        </w:rPr>
+        <w:t>World Academy of Science, Engineering and Technology</w:t>
+      </w:r>
+      <w:r>
+        <w:rPr>
+          <w:sz w:val="20"/>
+          <w:szCs w:val="20"/>
+        </w:rPr>
+        <w:t xml:space="preserve">, </w:t>
+      </w:r>
+      <w:r>
+        <w:rPr>
+          <w:i/>
+          <w:iCs/>
+          <w:sz w:val="20"/>
+          <w:szCs w:val="20"/>
+        </w:rPr>
+        <w:t>2</w:t>
+      </w:r>
+      <w:r>
+        <w:rPr>
+          <w:sz w:val="20"/>
+          <w:szCs w:val="20"/>
+        </w:rPr>
+        <w:t>(15), 315–318.</w:t>
+      </w:r>
+    </w:p>
+    <w:p>
+      <w:pPr>
+        <w:rPr>
+          <w:sz w:val="20"/>
+          <w:szCs w:val="20"/>
+          <w:lang w:val="tr-TR"/>
+        </w:rPr>
+      </w:pPr>
+    </w:p>
+    <w:p>
+      <w:pPr>
+        <w:pStyle w:val="NormalWeb"/>
+        <w:ind w:left="480" w:hanging="480"/>
+        <w:rPr>
+          <w:sz w:val="20"/>
+          <w:szCs w:val="20"/>
+        </w:rPr>
+      </w:pPr>
+      <w:r>
+        <w:rPr>
+          <w:sz w:val="20"/>
+          <w:szCs w:val="20"/>
+          <w:lang w:val="tr-TR"/>
+        </w:rPr>
+        <w:t>[2]</w:t>
+      </w:r>
+      <w:r>
+        <w:rPr>
+          <w:sz w:val="20"/>
+          <w:szCs w:val="20"/>
+        </w:rPr>
+        <w:t xml:space="preserve"> </w:t>
+      </w:r>
+      <w:r>
+        <w:rPr>
+          <w:sz w:val="20"/>
+          <w:szCs w:val="20"/>
+        </w:rPr>
+        <w:t xml:space="preserve">Tsai, C.-F. and Wang, S.-P. (2009). Stock Price Forecasting by Hybrid Machine Learning Techniques. </w:t>
+      </w:r>
+      <w:r>
+        <w:rPr>
+          <w:i/>
+          <w:iCs/>
+          <w:sz w:val="20"/>
+          <w:szCs w:val="20"/>
+        </w:rPr>
+        <w:t>Proceedings of the International MultiConference of Engineers and Computer Scientists</w:t>
+      </w:r>
+      <w:r>
+        <w:rPr>
+          <w:sz w:val="20"/>
+          <w:szCs w:val="20"/>
+        </w:rPr>
+        <w:t xml:space="preserve">, </w:t>
+      </w:r>
+      <w:r>
+        <w:rPr>
+          <w:i/>
+          <w:iCs/>
+          <w:sz w:val="20"/>
+          <w:szCs w:val="20"/>
+        </w:rPr>
+        <w:t>1</w:t>
+      </w:r>
+      <w:r>
+        <w:rPr>
+          <w:sz w:val="20"/>
+          <w:szCs w:val="20"/>
+        </w:rPr>
+        <w:t>. Retrieved from http://www.iaeng.org/publication/IMECS2009/IMECS2009_pp755-760.pdf</w:t>
+      </w:r>
+    </w:p>
+    <w:p>
+      <w:pPr>
+        <w:rPr>
+          <w:lang w:val="tr-TR"/>
+        </w:rPr>
+      </w:pPr>
+    </w:p>
+    <w:p>
+      <w:pPr>
+        <w:rPr>
+          <w:lang w:val="tr-TR"/>
+        </w:rPr>
+      </w:pPr>
     </w:p>
     <w:p>
       <w:pPr>
@@ -5116,6 +5261,22 @@
     <w:uiPriority w:val="99"/>
     <w:rsid w:val="00827C99"/>
   </w:style>
+  <w:style w:type="paragraph" w:styleId="NormalWeb">
+    <w:name w:val="Normal (Web)"/>
+    <w:basedOn w:val="Normal"/>
+    <w:uiPriority w:val="99"/>
+    <w:semiHidden/>
+    <w:unhideWhenUsed/>
+    <w:rsid w:val="00C669DE"/>
+    <w:pPr>
+      <w:spacing w:before="100" w:beforeAutospacing="1" w:after="100" w:afterAutospacing="1" w:line="240" w:lineRule="auto"/>
+    </w:pPr>
+    <w:rPr>
+      <w:rFonts w:ascii="Times New Roman" w:eastAsia="Times New Roman" w:hAnsi="Times New Roman" w:cs="Times New Roman"/>
+      <w:sz w:val="24"/>
+      <w:szCs w:val="24"/>
+    </w:rPr>
+  </w:style>
 </w:styles>
 </file>
 
